--- a/travail/pea.docx
+++ b/travail/pea.docx
@@ -40,6 +40,7 @@
               <w:tab w:val="left" w:pos="440" w:leader="none"/>
               <w:tab w:val="right" w:pos="8639" w:leader="dot"/>
             </w:tabs>
+            <w:ind w:hanging="0" w:start="0"/>
             <w:rPr/>
           </w:pPr>
           <w:r>
@@ -48,30 +49,33 @@
           <w:r>
             <w:rPr>
               <w:rStyle w:val="Sautdindex"/>
-              <w:webHidden/>
+              <w:vanish w:val="false"/>
             </w:rPr>
             <w:instrText xml:space="preserve"> TOC \z \o "1-3" \u \h</w:instrText>
           </w:r>
           <w:r>
             <w:rPr>
               <w:rStyle w:val="Sautdindex"/>
-              <w:webHidden/>
+              <w:vanish w:val="false"/>
             </w:rPr>
             <w:fldChar w:fldCharType="separate"/>
           </w:r>
-          <w:hyperlink w:anchor="__RefHeading___Toc2239_317610567" w:tooltip="CONVENTIONS DE CE RAPPORT">
-            <w:r>
-              <w:rPr>
-                <w:rStyle w:val="Sautdindex"/>
-                <w:webHidden/>
-              </w:rPr>
-              <w:t>1.</w:t>
-              <w:tab/>
-              <w:t>CONVENTIONS DE CE RAPPORT</w:t>
-              <w:tab/>
-              <w:t>3</w:t>
-            </w:r>
-          </w:hyperlink>
+          <w:r>
+            <w:rPr>
+              <w:rStyle w:val="Sautdindex"/>
+              <w:vanish w:val="false"/>
+            </w:rPr>
+            <w:t>1.</w:t>
+          </w:r>
+          <w:r>
+            <w:rPr>
+              <w:vanish w:val="false"/>
+            </w:rPr>
+            <w:tab/>
+            <w:t>CONVENTIONS DE CE RAPPORT</w:t>
+            <w:tab/>
+            <w:t>2</w:t>
+          </w:r>
         </w:p>
         <w:p>
           <w:pPr>
@@ -81,21 +85,19 @@
               <w:tab w:val="left" w:pos="440" w:leader="none"/>
               <w:tab w:val="right" w:pos="8639" w:leader="dot"/>
             </w:tabs>
+            <w:ind w:hanging="0" w:start="0"/>
             <w:rPr/>
           </w:pPr>
-          <w:hyperlink w:anchor="__RefHeading___Toc119_3859463407" w:tooltip="CADRE DE L'ENTRETIEN">
-            <w:r>
-              <w:rPr>
-                <w:rStyle w:val="Sautdindex"/>
-                <w:webHidden/>
-              </w:rPr>
-              <w:t>2.</w:t>
-              <w:tab/>
-              <w:t>CADRE DE L'ENTRETIEN</w:t>
-              <w:tab/>
-              <w:t>3</w:t>
-            </w:r>
-          </w:hyperlink>
+          <w:r>
+            <w:rPr>
+              <w:vanish w:val="false"/>
+            </w:rPr>
+            <w:t>2.</w:t>
+            <w:tab/>
+            <w:t>CADRE DE L'ENTRETIEN</w:t>
+            <w:tab/>
+            <w:t>2</w:t>
+          </w:r>
         </w:p>
         <w:p>
           <w:pPr>
@@ -105,21 +107,19 @@
               <w:tab w:val="left" w:pos="440" w:leader="none"/>
               <w:tab w:val="right" w:pos="8639" w:leader="dot"/>
             </w:tabs>
+            <w:ind w:hanging="0" w:start="0"/>
             <w:rPr/>
           </w:pPr>
-          <w:hyperlink w:anchor="__RefHeading___Toc121_3859463407" w:tooltip="BIOGRAPHIE">
-            <w:r>
-              <w:rPr>
-                <w:rStyle w:val="Sautdindex"/>
-                <w:webHidden/>
-              </w:rPr>
-              <w:t>3.</w:t>
-              <w:tab/>
-              <w:t>BIOGRAPHIE</w:t>
-              <w:tab/>
-              <w:t>4</w:t>
-            </w:r>
-          </w:hyperlink>
+          <w:r>
+            <w:rPr>
+              <w:vanish w:val="false"/>
+            </w:rPr>
+            <w:t>3.</w:t>
+            <w:tab/>
+            <w:t>BIOGRAPHIE</w:t>
+            <w:tab/>
+            <w:t>3</w:t>
+          </w:r>
         </w:p>
         <w:p>
           <w:pPr>
@@ -129,21 +129,19 @@
               <w:tab w:val="left" w:pos="880" w:leader="none"/>
               <w:tab w:val="right" w:pos="8639" w:leader="dot"/>
             </w:tabs>
+            <w:ind w:hanging="0" w:start="0"/>
             <w:rPr/>
           </w:pPr>
-          <w:hyperlink w:anchor="__RefHeading___Toc123_3859463407" w:tooltip="Relations familiales">
-            <w:r>
-              <w:rPr>
-                <w:rStyle w:val="Sautdindex"/>
-                <w:webHidden/>
-              </w:rPr>
-              <w:t>3.1.</w:t>
-              <w:tab/>
-              <w:t>Relations familiales</w:t>
-              <w:tab/>
-              <w:t>4</w:t>
-            </w:r>
-          </w:hyperlink>
+          <w:r>
+            <w:rPr>
+              <w:vanish w:val="false"/>
+            </w:rPr>
+            <w:t>3.1.</w:t>
+            <w:tab/>
+            <w:t>Relations familiales</w:t>
+            <w:tab/>
+            <w:t>3</w:t>
+          </w:r>
         </w:p>
         <w:p>
           <w:pPr>
@@ -153,21 +151,19 @@
               <w:tab w:val="left" w:pos="1320" w:leader="none"/>
               <w:tab w:val="right" w:pos="8639" w:leader="dot"/>
             </w:tabs>
+            <w:ind w:hanging="0" w:start="0"/>
             <w:rPr/>
           </w:pPr>
-          <w:hyperlink w:anchor="__RefHeading___Toc125_3859463407" w:tooltip="Relations à ses parents">
-            <w:r>
-              <w:rPr>
-                <w:rStyle w:val="Sautdindex"/>
-                <w:webHidden/>
-              </w:rPr>
-              <w:t>3.1.1.</w:t>
-              <w:tab/>
-              <w:t>Relations à ses parents</w:t>
-              <w:tab/>
-              <w:t>4</w:t>
-            </w:r>
-          </w:hyperlink>
+          <w:r>
+            <w:rPr>
+              <w:vanish w:val="false"/>
+            </w:rPr>
+            <w:t>3.1.1.</w:t>
+            <w:tab/>
+            <w:t>Relations à ses parents</w:t>
+            <w:tab/>
+            <w:t>3</w:t>
+          </w:r>
         </w:p>
         <w:p>
           <w:pPr>
@@ -177,21 +173,19 @@
               <w:tab w:val="left" w:pos="1320" w:leader="none"/>
               <w:tab w:val="right" w:pos="8639" w:leader="dot"/>
             </w:tabs>
+            <w:ind w:hanging="0" w:start="0"/>
             <w:rPr/>
           </w:pPr>
-          <w:hyperlink w:anchor="__RefHeading___Toc127_3859463407" w:tooltip="Relations à sa fratrie">
-            <w:r>
-              <w:rPr>
-                <w:rStyle w:val="Sautdindex"/>
-                <w:webHidden/>
-              </w:rPr>
-              <w:t>3.1.2.</w:t>
-              <w:tab/>
-              <w:t>Relations à sa fratrie</w:t>
-              <w:tab/>
-              <w:t>4</w:t>
-            </w:r>
-          </w:hyperlink>
+          <w:r>
+            <w:rPr>
+              <w:vanish w:val="false"/>
+            </w:rPr>
+            <w:t>3.1.2.</w:t>
+            <w:tab/>
+            <w:t>Relations à sa fratrie</w:t>
+            <w:tab/>
+            <w:t>4</w:t>
+          </w:r>
         </w:p>
         <w:p>
           <w:pPr>
@@ -201,21 +195,19 @@
               <w:tab w:val="left" w:pos="880" w:leader="none"/>
               <w:tab w:val="right" w:pos="8639" w:leader="dot"/>
             </w:tabs>
+            <w:ind w:hanging="0" w:start="0"/>
             <w:rPr/>
           </w:pPr>
-          <w:hyperlink w:anchor="__RefHeading___Toc129_3859463407" w:tooltip="Centres d'intérêt et loisirs">
-            <w:r>
-              <w:rPr>
-                <w:rStyle w:val="Sautdindex"/>
-                <w:webHidden/>
-              </w:rPr>
-              <w:t>3.2.</w:t>
-              <w:tab/>
-              <w:t>Centres d'intérêt et loisirs</w:t>
-              <w:tab/>
-              <w:t>4</w:t>
-            </w:r>
-          </w:hyperlink>
+          <w:r>
+            <w:rPr>
+              <w:vanish w:val="false"/>
+            </w:rPr>
+            <w:t>3.2.</w:t>
+            <w:tab/>
+            <w:t>Centres d'intérêt et loisirs</w:t>
+            <w:tab/>
+            <w:t>4</w:t>
+          </w:r>
         </w:p>
         <w:p>
           <w:pPr>
@@ -225,21 +217,19 @@
               <w:tab w:val="left" w:pos="880" w:leader="none"/>
               <w:tab w:val="right" w:pos="8639" w:leader="dot"/>
             </w:tabs>
+            <w:ind w:hanging="0" w:start="0"/>
             <w:rPr/>
           </w:pPr>
-          <w:hyperlink w:anchor="__RefHeading___Toc131_3859463407_Copie_2" w:tooltip="Vie sociale et amicale">
-            <w:r>
-              <w:rPr>
-                <w:rStyle w:val="Sautdindex"/>
-                <w:webHidden/>
-              </w:rPr>
-              <w:t>3.3.</w:t>
-              <w:tab/>
-              <w:t>Vie sociale et amicale</w:t>
-              <w:tab/>
-              <w:t>5</w:t>
-            </w:r>
-          </w:hyperlink>
+          <w:r>
+            <w:rPr>
+              <w:vanish w:val="false"/>
+            </w:rPr>
+            <w:t>3.3.</w:t>
+            <w:tab/>
+            <w:t>Vie sociale et amicale</w:t>
+            <w:tab/>
+            <w:t>4</w:t>
+          </w:r>
         </w:p>
         <w:p>
           <w:pPr>
@@ -249,21 +239,19 @@
               <w:tab w:val="left" w:pos="880" w:leader="none"/>
               <w:tab w:val="right" w:pos="8639" w:leader="dot"/>
             </w:tabs>
+            <w:ind w:hanging="0" w:start="0"/>
             <w:rPr/>
           </w:pPr>
-          <w:hyperlink w:anchor="__RefHeading___Toc133_3859463407" w:tooltip="Vie amoureuse et affective">
-            <w:r>
-              <w:rPr>
-                <w:rStyle w:val="Sautdindex"/>
-                <w:webHidden/>
-              </w:rPr>
-              <w:t>3.4.</w:t>
-              <w:tab/>
-              <w:t>Vie amoureuse et affective</w:t>
-              <w:tab/>
-              <w:t>5</w:t>
-            </w:r>
-          </w:hyperlink>
+          <w:r>
+            <w:rPr>
+              <w:vanish w:val="false"/>
+            </w:rPr>
+            <w:t>3.4.</w:t>
+            <w:tab/>
+            <w:t>Vie amoureuse et affective</w:t>
+            <w:tab/>
+            <w:t>5</w:t>
+          </w:r>
         </w:p>
         <w:p>
           <w:pPr>
@@ -273,21 +261,19 @@
               <w:tab w:val="left" w:pos="880" w:leader="none"/>
               <w:tab w:val="right" w:pos="8639" w:leader="dot"/>
             </w:tabs>
+            <w:ind w:hanging="0" w:start="0"/>
             <w:rPr/>
           </w:pPr>
-          <w:hyperlink w:anchor="__RefHeading___Toc135_3859463407" w:tooltip="Scolarité">
-            <w:r>
-              <w:rPr>
-                <w:rStyle w:val="Sautdindex"/>
-                <w:webHidden/>
-              </w:rPr>
-              <w:t>3.5.</w:t>
-              <w:tab/>
-              <w:t>Scolarité</w:t>
-              <w:tab/>
-              <w:t>5</w:t>
-            </w:r>
-          </w:hyperlink>
+          <w:r>
+            <w:rPr>
+              <w:vanish w:val="false"/>
+            </w:rPr>
+            <w:t>3.5.</w:t>
+            <w:tab/>
+            <w:t>Scolarité</w:t>
+            <w:tab/>
+            <w:t>5</w:t>
+          </w:r>
         </w:p>
         <w:p>
           <w:pPr>
@@ -297,21 +283,19 @@
               <w:tab w:val="left" w:pos="880" w:leader="none"/>
               <w:tab w:val="right" w:pos="8639" w:leader="dot"/>
             </w:tabs>
+            <w:ind w:hanging="0" w:start="0"/>
             <w:rPr/>
           </w:pPr>
-          <w:hyperlink w:anchor="__RefHeading___Toc137_3859463407" w:tooltip="Vie professionnelle">
-            <w:r>
-              <w:rPr>
-                <w:rStyle w:val="Sautdindex"/>
-                <w:webHidden/>
-              </w:rPr>
-              <w:t>3.6.</w:t>
-              <w:tab/>
-              <w:t>Vie professionnelle</w:t>
-              <w:tab/>
-              <w:t>5</w:t>
-            </w:r>
-          </w:hyperlink>
+          <w:r>
+            <w:rPr>
+              <w:vanish w:val="false"/>
+            </w:rPr>
+            <w:t>3.6.</w:t>
+            <w:tab/>
+            <w:t>Vie professionnelle</w:t>
+            <w:tab/>
+            <w:t>6</w:t>
+          </w:r>
         </w:p>
         <w:p>
           <w:pPr>
@@ -321,21 +305,19 @@
               <w:tab w:val="left" w:pos="440" w:leader="none"/>
               <w:tab w:val="right" w:pos="8639" w:leader="dot"/>
             </w:tabs>
+            <w:ind w:hanging="0" w:start="0"/>
             <w:rPr/>
           </w:pPr>
-          <w:hyperlink w:anchor="__RefHeading___Toc139_3859463407" w:tooltip="AU SUJET DES FAITS">
-            <w:r>
-              <w:rPr>
-                <w:rStyle w:val="Sautdindex"/>
-                <w:webHidden/>
-              </w:rPr>
-              <w:t>4.</w:t>
-              <w:tab/>
-              <w:t>AU SUJET DES FAITS</w:t>
-              <w:tab/>
-              <w:t>5</w:t>
-            </w:r>
-          </w:hyperlink>
+          <w:r>
+            <w:rPr>
+              <w:vanish w:val="false"/>
+            </w:rPr>
+            <w:t>4.</w:t>
+            <w:tab/>
+            <w:t>AU SUJET DES FAITS</w:t>
+            <w:tab/>
+            <w:t>7</w:t>
+          </w:r>
         </w:p>
         <w:p>
           <w:pPr>
@@ -345,21 +327,19 @@
               <w:tab w:val="left" w:pos="880" w:leader="none"/>
               <w:tab w:val="right" w:pos="8639" w:leader="dot"/>
             </w:tabs>
+            <w:ind w:hanging="0" w:start="0"/>
             <w:rPr/>
           </w:pPr>
-          <w:hyperlink w:anchor="__RefHeading___Toc141_3859463407" w:tooltip="Avant les faits">
-            <w:r>
-              <w:rPr>
-                <w:rStyle w:val="Sautdindex"/>
-                <w:webHidden/>
-              </w:rPr>
-              <w:t>4.1.</w:t>
-              <w:tab/>
-              <w:t>Avant les faits</w:t>
-              <w:tab/>
-              <w:t>5</w:t>
-            </w:r>
-          </w:hyperlink>
+          <w:r>
+            <w:rPr>
+              <w:vanish w:val="false"/>
+            </w:rPr>
+            <w:t>4.1.</w:t>
+            <w:tab/>
+            <w:t>Avant les faits</w:t>
+            <w:tab/>
+            <w:t>7</w:t>
+          </w:r>
         </w:p>
         <w:p>
           <w:pPr>
@@ -369,21 +349,19 @@
               <w:tab w:val="left" w:pos="880" w:leader="none"/>
               <w:tab w:val="right" w:pos="8639" w:leader="dot"/>
             </w:tabs>
+            <w:ind w:hanging="0" w:start="0"/>
             <w:rPr/>
           </w:pPr>
-          <w:hyperlink w:anchor="__RefHeading___Toc143_3859463407" w:tooltip="Pendant les faits">
-            <w:r>
-              <w:rPr>
-                <w:rStyle w:val="Sautdindex"/>
-                <w:webHidden/>
-              </w:rPr>
-              <w:t>4.2.</w:t>
-              <w:tab/>
-              <w:t>Pendant les faits</w:t>
-              <w:tab/>
-              <w:t>5</w:t>
-            </w:r>
-          </w:hyperlink>
+          <w:r>
+            <w:rPr>
+              <w:vanish w:val="false"/>
+            </w:rPr>
+            <w:t>4.2.</w:t>
+            <w:tab/>
+            <w:t>Pendant les faits</w:t>
+            <w:tab/>
+            <w:t>7</w:t>
+          </w:r>
         </w:p>
         <w:p>
           <w:pPr>
@@ -393,21 +371,19 @@
               <w:tab w:val="left" w:pos="880" w:leader="none"/>
               <w:tab w:val="right" w:pos="8639" w:leader="dot"/>
             </w:tabs>
+            <w:ind w:hanging="0" w:start="0"/>
             <w:rPr/>
           </w:pPr>
-          <w:hyperlink w:anchor="__RefHeading___Toc145_3859463407" w:tooltip="Contexte de la révélation des faits">
-            <w:r>
-              <w:rPr>
-                <w:rStyle w:val="Sautdindex"/>
-                <w:webHidden/>
-              </w:rPr>
-              <w:t>4.3.</w:t>
-              <w:tab/>
-              <w:t>Contexte de la révélation des faits</w:t>
-              <w:tab/>
-              <w:t>5</w:t>
-            </w:r>
-          </w:hyperlink>
+          <w:r>
+            <w:rPr>
+              <w:vanish w:val="false"/>
+            </w:rPr>
+            <w:t>4.3.</w:t>
+            <w:tab/>
+            <w:t>Contexte de la révélation des faits</w:t>
+            <w:tab/>
+            <w:t>8</w:t>
+          </w:r>
         </w:p>
         <w:p>
           <w:pPr>
@@ -417,21 +393,19 @@
               <w:tab w:val="left" w:pos="880" w:leader="none"/>
               <w:tab w:val="right" w:pos="8639" w:leader="dot"/>
             </w:tabs>
+            <w:ind w:hanging="0" w:start="0"/>
             <w:rPr/>
           </w:pPr>
-          <w:hyperlink w:anchor="__RefHeading___Toc147_3859463407" w:tooltip="Après le dépôt de plainte">
-            <w:r>
-              <w:rPr>
-                <w:rStyle w:val="Sautdindex"/>
-                <w:webHidden/>
-              </w:rPr>
-              <w:t>4.4.</w:t>
-              <w:tab/>
-              <w:t>Après le dépôt de plainte</w:t>
-              <w:tab/>
-              <w:t>5</w:t>
-            </w:r>
-          </w:hyperlink>
+          <w:r>
+            <w:rPr>
+              <w:vanish w:val="false"/>
+            </w:rPr>
+            <w:t>4.4.</w:t>
+            <w:tab/>
+            <w:t>Après le dépôt de plainte</w:t>
+            <w:tab/>
+            <w:t>8</w:t>
+          </w:r>
         </w:p>
         <w:p>
           <w:pPr>
@@ -441,21 +415,19 @@
               <w:tab w:val="left" w:pos="440" w:leader="none"/>
               <w:tab w:val="right" w:pos="8639" w:leader="dot"/>
             </w:tabs>
+            <w:ind w:hanging="0" w:start="0"/>
             <w:rPr/>
           </w:pPr>
-          <w:hyperlink w:anchor="__RefHeading___Toc149_3859463407" w:tooltip="ÉTUDE DES PIÈCES">
-            <w:r>
-              <w:rPr>
-                <w:rStyle w:val="Sautdindex"/>
-                <w:webHidden/>
-              </w:rPr>
-              <w:t>5.</w:t>
-              <w:tab/>
-              <w:t>ÉTUDE DES PIÈCES</w:t>
-              <w:tab/>
-              <w:t>5</w:t>
-            </w:r>
-          </w:hyperlink>
+          <w:r>
+            <w:rPr>
+              <w:vanish w:val="false"/>
+            </w:rPr>
+            <w:t>5.</w:t>
+            <w:tab/>
+            <w:t>ÉTUDE DES PIÈCES</w:t>
+            <w:tab/>
+            <w:t>8</w:t>
+          </w:r>
         </w:p>
         <w:p>
           <w:pPr>
@@ -465,21 +437,19 @@
               <w:tab w:val="left" w:pos="440" w:leader="none"/>
               <w:tab w:val="right" w:pos="8639" w:leader="dot"/>
             </w:tabs>
+            <w:ind w:hanging="0" w:start="0"/>
             <w:rPr/>
           </w:pPr>
-          <w:hyperlink w:anchor="__RefHeading___Toc151_3859463407" w:tooltip="EXAMEN PSYCHOLOGIQUE">
-            <w:r>
-              <w:rPr>
-                <w:rStyle w:val="Sautdindex"/>
-                <w:webHidden/>
-              </w:rPr>
-              <w:t>6.</w:t>
-              <w:tab/>
-              <w:t>EXAMEN PSYCHOLOGIQUE</w:t>
-              <w:tab/>
-              <w:t>6</w:t>
-            </w:r>
-          </w:hyperlink>
+          <w:r>
+            <w:rPr>
+              <w:vanish w:val="false"/>
+            </w:rPr>
+            <w:t>6.</w:t>
+            <w:tab/>
+            <w:t>EXAMEN PSYCHOLOGIQUE</w:t>
+            <w:tab/>
+            <w:t>8</w:t>
+          </w:r>
         </w:p>
         <w:p>
           <w:pPr>
@@ -489,21 +459,19 @@
               <w:tab w:val="left" w:pos="880" w:leader="none"/>
               <w:tab w:val="right" w:pos="8639" w:leader="dot"/>
             </w:tabs>
+            <w:ind w:hanging="0" w:start="0"/>
             <w:rPr/>
           </w:pPr>
-          <w:hyperlink w:anchor="__RefHeading___Toc153_3859463407" w:tooltip="Relation au corps et à la santé">
-            <w:r>
-              <w:rPr>
-                <w:rStyle w:val="Sautdindex"/>
-                <w:webHidden/>
-              </w:rPr>
-              <w:t>6.1.</w:t>
-              <w:tab/>
-              <w:t>Relation au corps et à la santé</w:t>
-              <w:tab/>
-              <w:t>6</w:t>
-            </w:r>
-          </w:hyperlink>
+          <w:r>
+            <w:rPr>
+              <w:vanish w:val="false"/>
+            </w:rPr>
+            <w:t>6.1.</w:t>
+            <w:tab/>
+            <w:t>Relation au corps et à la santé</w:t>
+            <w:tab/>
+            <w:t>8</w:t>
+          </w:r>
         </w:p>
         <w:p>
           <w:pPr>
@@ -513,21 +481,19 @@
               <w:tab w:val="left" w:pos="880" w:leader="none"/>
               <w:tab w:val="right" w:pos="8639" w:leader="dot"/>
             </w:tabs>
+            <w:ind w:hanging="0" w:start="0"/>
             <w:rPr/>
           </w:pPr>
-          <w:hyperlink w:anchor="__RefHeading___Toc155_3859463407" w:tooltip="Éléments cognitifs">
-            <w:r>
-              <w:rPr>
-                <w:rStyle w:val="Sautdindex"/>
-                <w:webHidden/>
-              </w:rPr>
-              <w:t>6.2.</w:t>
-              <w:tab/>
-              <w:t>Éléments cognitifs</w:t>
-              <w:tab/>
-              <w:t>6</w:t>
-            </w:r>
-          </w:hyperlink>
+          <w:r>
+            <w:rPr>
+              <w:vanish w:val="false"/>
+            </w:rPr>
+            <w:t>6.2.</w:t>
+            <w:tab/>
+            <w:t>Éléments cognitifs</w:t>
+            <w:tab/>
+            <w:t>9</w:t>
+          </w:r>
         </w:p>
         <w:p>
           <w:pPr>
@@ -537,21 +503,19 @@
               <w:tab w:val="left" w:pos="880" w:leader="none"/>
               <w:tab w:val="right" w:pos="8639" w:leader="dot"/>
             </w:tabs>
+            <w:ind w:hanging="0" w:start="0"/>
             <w:rPr/>
           </w:pPr>
-          <w:hyperlink w:anchor="__RefHeading___Toc157_3859463407" w:tooltip="Éléments de personnalité">
-            <w:r>
-              <w:rPr>
-                <w:rStyle w:val="Sautdindex"/>
-                <w:webHidden/>
-              </w:rPr>
-              <w:t>6.3.</w:t>
-              <w:tab/>
-              <w:t>Éléments de personnalité</w:t>
-              <w:tab/>
-              <w:t>6</w:t>
-            </w:r>
-          </w:hyperlink>
+          <w:r>
+            <w:rPr>
+              <w:vanish w:val="false"/>
+            </w:rPr>
+            <w:t>6.3.</w:t>
+            <w:tab/>
+            <w:t>Éléments de personnalité</w:t>
+            <w:tab/>
+            <w:t>9</w:t>
+          </w:r>
         </w:p>
         <w:p>
           <w:pPr>
@@ -561,21 +525,19 @@
               <w:tab w:val="left" w:pos="880" w:leader="none"/>
               <w:tab w:val="right" w:pos="8639" w:leader="dot"/>
             </w:tabs>
+            <w:ind w:hanging="0" w:start="0"/>
             <w:rPr/>
           </w:pPr>
-          <w:hyperlink w:anchor="__RefHeading___Toc159_3859463407" w:tooltip="Analyse de la personne pendant l'entretien">
-            <w:r>
-              <w:rPr>
-                <w:rStyle w:val="Sautdindex"/>
-                <w:webHidden/>
-              </w:rPr>
-              <w:t>6.4.</w:t>
-              <w:tab/>
-              <w:t>Analyse de la personne pendant l'entretien</w:t>
-              <w:tab/>
-              <w:t>6</w:t>
-            </w:r>
-          </w:hyperlink>
+          <w:r>
+            <w:rPr>
+              <w:vanish w:val="false"/>
+            </w:rPr>
+            <w:t>6.4.</w:t>
+            <w:tab/>
+            <w:t>Analyse de la personne pendant l'entretien</w:t>
+            <w:tab/>
+            <w:t>10</w:t>
+          </w:r>
         </w:p>
         <w:p>
           <w:pPr>
@@ -585,21 +547,19 @@
               <w:tab w:val="left" w:pos="440" w:leader="none"/>
               <w:tab w:val="right" w:pos="8639" w:leader="dot"/>
             </w:tabs>
+            <w:ind w:hanging="0" w:start="0"/>
             <w:rPr/>
           </w:pPr>
-          <w:hyperlink w:anchor="__RefHeading___Toc161_3859463407" w:tooltip="ÉVALUATION DU RETENTISSEMENT PSYCHOLOGIQUE DES FAITS ALLÉGUÉS">
-            <w:r>
-              <w:rPr>
-                <w:rStyle w:val="Sautdindex"/>
-                <w:webHidden/>
-              </w:rPr>
-              <w:t>7.</w:t>
-              <w:tab/>
-              <w:t>ÉVALUATION DU RETENTISSEMENT PSYCHOLOGIQUE DES FAITS ALLÉGUÉS</w:t>
-              <w:tab/>
-              <w:t>6</w:t>
-            </w:r>
-          </w:hyperlink>
+          <w:r>
+            <w:rPr>
+              <w:vanish w:val="false"/>
+            </w:rPr>
+            <w:t>7.</w:t>
+            <w:tab/>
+            <w:t>ÉVALUATION DU RETENTISSEMENT PSYCHOLOGIQUE DES FAITS ALLÉGUÉS</w:t>
+            <w:tab/>
+            <w:t>10</w:t>
+          </w:r>
         </w:p>
         <w:p>
           <w:pPr>
@@ -609,21 +569,19 @@
               <w:tab w:val="left" w:pos="880" w:leader="none"/>
               <w:tab w:val="right" w:pos="8639" w:leader="dot"/>
             </w:tabs>
+            <w:ind w:hanging="0" w:start="0"/>
             <w:rPr/>
           </w:pPr>
-          <w:hyperlink w:anchor="__RefHeading___Toc163_3859463407" w:tooltip="Rapport à la sexualité">
-            <w:r>
-              <w:rPr>
-                <w:rStyle w:val="Sautdindex"/>
-                <w:webHidden/>
-              </w:rPr>
-              <w:t>7.1.</w:t>
-              <w:tab/>
-              <w:t>Rapport à la sexualité</w:t>
-              <w:tab/>
-              <w:t>6</w:t>
-            </w:r>
-          </w:hyperlink>
+          <w:r>
+            <w:rPr>
+              <w:vanish w:val="false"/>
+            </w:rPr>
+            <w:t>7.1.</w:t>
+            <w:tab/>
+            <w:t>Rapport à la sexualité</w:t>
+            <w:tab/>
+            <w:t>10</w:t>
+          </w:r>
         </w:p>
         <w:p>
           <w:pPr>
@@ -633,21 +591,19 @@
               <w:tab w:val="left" w:pos="880" w:leader="none"/>
               <w:tab w:val="right" w:pos="8639" w:leader="dot"/>
             </w:tabs>
+            <w:ind w:hanging="0" w:start="0"/>
             <w:rPr/>
           </w:pPr>
-          <w:hyperlink w:anchor="__RefHeading___Toc165_3859463407" w:tooltip="Évaluation des symptômes psychotraumatiques">
-            <w:r>
-              <w:rPr>
-                <w:rStyle w:val="Sautdindex"/>
-                <w:webHidden/>
-              </w:rPr>
-              <w:t>7.2.</w:t>
-              <w:tab/>
-              <w:t>Évaluation des symptômes psychotraumatiques</w:t>
-              <w:tab/>
-              <w:t>6</w:t>
-            </w:r>
-          </w:hyperlink>
+          <w:r>
+            <w:rPr>
+              <w:vanish w:val="false"/>
+            </w:rPr>
+            <w:t>7.2.</w:t>
+            <w:tab/>
+            <w:t>Évaluation des symptômes psychotraumatiques</w:t>
+            <w:tab/>
+            <w:t>10</w:t>
+          </w:r>
         </w:p>
         <w:p>
           <w:pPr>
@@ -657,21 +613,19 @@
               <w:tab w:val="left" w:pos="1320" w:leader="none"/>
               <w:tab w:val="right" w:pos="8639" w:leader="dot"/>
             </w:tabs>
+            <w:ind w:hanging="0" w:start="0"/>
             <w:rPr/>
           </w:pPr>
-          <w:hyperlink w:anchor="__RefHeading___Toc167_3859463407" w:tooltip="Symptômes d'intrusion">
-            <w:r>
-              <w:rPr>
-                <w:rStyle w:val="Sautdindex"/>
-                <w:webHidden/>
-              </w:rPr>
-              <w:t>7.2.1.</w:t>
-              <w:tab/>
-              <w:t>Symptômes d'intrusion</w:t>
-              <w:tab/>
-              <w:t>6</w:t>
-            </w:r>
-          </w:hyperlink>
+          <w:r>
+            <w:rPr>
+              <w:vanish w:val="false"/>
+            </w:rPr>
+            <w:t>7.2.1.</w:t>
+            <w:tab/>
+            <w:t>Symptômes d'intrusion</w:t>
+            <w:tab/>
+            <w:t>11</w:t>
+          </w:r>
         </w:p>
         <w:p>
           <w:pPr>
@@ -681,21 +635,19 @@
               <w:tab w:val="left" w:pos="1320" w:leader="none"/>
               <w:tab w:val="right" w:pos="8639" w:leader="dot"/>
             </w:tabs>
+            <w:ind w:hanging="0" w:start="0"/>
             <w:rPr/>
           </w:pPr>
-          <w:hyperlink w:anchor="__RefHeading___Toc169_3859463407" w:tooltip="Symptômes d'évitement">
-            <w:r>
-              <w:rPr>
-                <w:rStyle w:val="Sautdindex"/>
-                <w:webHidden/>
-              </w:rPr>
-              <w:t>7.2.2.</w:t>
-              <w:tab/>
-              <w:t>Symptômes d'évitement</w:t>
-              <w:tab/>
-              <w:t>6</w:t>
-            </w:r>
-          </w:hyperlink>
+          <w:r>
+            <w:rPr>
+              <w:vanish w:val="false"/>
+            </w:rPr>
+            <w:t>7.2.2.</w:t>
+            <w:tab/>
+            <w:t>Symptômes d'évitement</w:t>
+            <w:tab/>
+            <w:t>11</w:t>
+          </w:r>
         </w:p>
         <w:p>
           <w:pPr>
@@ -705,21 +657,19 @@
               <w:tab w:val="left" w:pos="1320" w:leader="none"/>
               <w:tab w:val="right" w:pos="8639" w:leader="dot"/>
             </w:tabs>
+            <w:ind w:hanging="0" w:start="0"/>
             <w:rPr/>
           </w:pPr>
-          <w:hyperlink w:anchor="__RefHeading___Toc171_3859463407" w:tooltip="Symptômes d'altération des cognitions et de l'humeur">
-            <w:r>
-              <w:rPr>
-                <w:rStyle w:val="Sautdindex"/>
-                <w:webHidden/>
-              </w:rPr>
-              <w:t>7.2.3.</w:t>
-              <w:tab/>
-              <w:t>Symptômes d'altération des cognitions et de l'humeur</w:t>
-              <w:tab/>
-              <w:t>6</w:t>
-            </w:r>
-          </w:hyperlink>
+          <w:r>
+            <w:rPr>
+              <w:vanish w:val="false"/>
+            </w:rPr>
+            <w:t>7.2.3.</w:t>
+            <w:tab/>
+            <w:t>Symptômes d'altération des cognitions et de l'humeur</w:t>
+            <w:tab/>
+            <w:t>11</w:t>
+          </w:r>
         </w:p>
         <w:p>
           <w:pPr>
@@ -729,21 +679,19 @@
               <w:tab w:val="left" w:pos="1320" w:leader="none"/>
               <w:tab w:val="right" w:pos="8639" w:leader="dot"/>
             </w:tabs>
+            <w:ind w:hanging="0" w:start="0"/>
             <w:rPr/>
           </w:pPr>
-          <w:hyperlink w:anchor="__RefHeading___Toc173_3859463407" w:tooltip="Symptômes d'éveil et de réactivité">
-            <w:r>
-              <w:rPr>
-                <w:rStyle w:val="Sautdindex"/>
-                <w:webHidden/>
-              </w:rPr>
-              <w:t>7.2.4.</w:t>
-              <w:tab/>
-              <w:t>Symptômes d'éveil et de réactivité</w:t>
-              <w:tab/>
-              <w:t>7</w:t>
-            </w:r>
-          </w:hyperlink>
+          <w:r>
+            <w:rPr>
+              <w:vanish w:val="false"/>
+            </w:rPr>
+            <w:t>7.2.4.</w:t>
+            <w:tab/>
+            <w:t>Symptômes d'éveil et de réactivité</w:t>
+            <w:tab/>
+            <w:t>11</w:t>
+          </w:r>
         </w:p>
         <w:p>
           <w:pPr>
@@ -753,21 +701,19 @@
               <w:tab w:val="left" w:pos="1320" w:leader="none"/>
               <w:tab w:val="right" w:pos="8639" w:leader="dot"/>
             </w:tabs>
+            <w:ind w:hanging="0" w:start="0"/>
             <w:rPr/>
           </w:pPr>
-          <w:hyperlink w:anchor="__RefHeading___Toc175_3859463407" w:tooltip="Symptômes dissociatifs">
-            <w:r>
-              <w:rPr>
-                <w:rStyle w:val="Sautdindex"/>
-                <w:webHidden/>
-              </w:rPr>
-              <w:t>7.2.5.</w:t>
-              <w:tab/>
-              <w:t>Symptômes dissociatifs</w:t>
-              <w:tab/>
-              <w:t>7</w:t>
-            </w:r>
-          </w:hyperlink>
+          <w:r>
+            <w:rPr>
+              <w:vanish w:val="false"/>
+            </w:rPr>
+            <w:t>7.2.5.</w:t>
+            <w:tab/>
+            <w:t>Symptômes dissociatifs</w:t>
+            <w:tab/>
+            <w:t>11</w:t>
+          </w:r>
         </w:p>
         <w:p>
           <w:pPr>
@@ -777,24 +723,154 @@
               <w:tab w:val="left" w:pos="440" w:leader="none"/>
               <w:tab w:val="right" w:pos="8639" w:leader="dot"/>
             </w:tabs>
+            <w:ind w:hanging="0" w:start="0"/>
             <w:rPr/>
           </w:pPr>
-          <w:hyperlink w:anchor="__RefHeading___Toc177_3859463407" w:tooltip="CONCLUSION">
-            <w:r>
-              <w:rPr>
-                <w:rStyle w:val="Sautdindex"/>
-                <w:webHidden/>
-              </w:rPr>
-              <w:t>8.</w:t>
-              <w:tab/>
-              <w:t>CONCLUSION</w:t>
-              <w:tab/>
-              <w:t>7</w:t>
-            </w:r>
-          </w:hyperlink>
           <w:r>
             <w:rPr>
-              <w:rStyle w:val="Sautdindex"/>
+              <w:vanish w:val="false"/>
+            </w:rPr>
+            <w:t>8.</w:t>
+            <w:tab/>
+            <w:t>CONCLUSION</w:t>
+            <w:tab/>
+            <w:t>12</w:t>
+          </w:r>
+        </w:p>
+        <w:p>
+          <w:pPr>
+            <w:pStyle w:val="TOC2"/>
+            <w:tabs>
+              <w:tab w:val="clear" w:pos="720"/>
+              <w:tab w:val="left" w:pos="880" w:leader="none"/>
+              <w:tab w:val="right" w:pos="8639" w:leader="dot"/>
+            </w:tabs>
+            <w:ind w:hanging="0" w:start="0"/>
+            <w:rPr/>
+          </w:pPr>
+          <w:r>
+            <w:rPr>
+              <w:vanish w:val="false"/>
+            </w:rPr>
+            <w:t>1.1.</w:t>
+            <w:tab/>
+            <w:t>@question_1@</w:t>
+            <w:tab/>
+            <w:t>12</w:t>
+          </w:r>
+        </w:p>
+        <w:p>
+          <w:pPr>
+            <w:pStyle w:val="TOC2"/>
+            <w:tabs>
+              <w:tab w:val="clear" w:pos="720"/>
+              <w:tab w:val="left" w:pos="880" w:leader="none"/>
+              <w:tab w:val="right" w:pos="8639" w:leader="dot"/>
+            </w:tabs>
+            <w:ind w:hanging="0" w:start="0"/>
+            <w:rPr/>
+          </w:pPr>
+          <w:r>
+            <w:rPr>
+              <w:vanish w:val="false"/>
+            </w:rPr>
+            <w:t>1.2.</w:t>
+            <w:tab/>
+            <w:t>@question_2@</w:t>
+            <w:tab/>
+            <w:t>12</w:t>
+          </w:r>
+        </w:p>
+        <w:p>
+          <w:pPr>
+            <w:pStyle w:val="TOC2"/>
+            <w:tabs>
+              <w:tab w:val="clear" w:pos="720"/>
+              <w:tab w:val="left" w:pos="880" w:leader="none"/>
+              <w:tab w:val="right" w:pos="8639" w:leader="dot"/>
+            </w:tabs>
+            <w:ind w:hanging="0" w:start="0"/>
+            <w:rPr/>
+          </w:pPr>
+          <w:r>
+            <w:rPr>
+              <w:vanish w:val="false"/>
+            </w:rPr>
+            <w:t>1.3.</w:t>
+            <w:tab/>
+            <w:t>@question_3@</w:t>
+            <w:tab/>
+            <w:t>12</w:t>
+          </w:r>
+        </w:p>
+        <w:p>
+          <w:pPr>
+            <w:pStyle w:val="TOC2"/>
+            <w:tabs>
+              <w:tab w:val="clear" w:pos="720"/>
+              <w:tab w:val="left" w:pos="880" w:leader="none"/>
+              <w:tab w:val="right" w:pos="8639" w:leader="dot"/>
+            </w:tabs>
+            <w:ind w:hanging="0" w:start="0"/>
+            <w:rPr/>
+          </w:pPr>
+          <w:r>
+            <w:rPr>
+              <w:vanish w:val="false"/>
+            </w:rPr>
+            <w:t>1.4.</w:t>
+            <w:tab/>
+            <w:t>@question_4@</w:t>
+            <w:tab/>
+            <w:t>12</w:t>
+          </w:r>
+        </w:p>
+        <w:p>
+          <w:pPr>
+            <w:pStyle w:val="TOC2"/>
+            <w:tabs>
+              <w:tab w:val="clear" w:pos="720"/>
+              <w:tab w:val="left" w:pos="880" w:leader="none"/>
+              <w:tab w:val="right" w:pos="8639" w:leader="dot"/>
+            </w:tabs>
+            <w:ind w:hanging="0" w:start="0"/>
+            <w:rPr/>
+          </w:pPr>
+          <w:r>
+            <w:rPr>
+              <w:vanish w:val="false"/>
+            </w:rPr>
+            <w:t>1.5.</w:t>
+            <w:tab/>
+            <w:t>@question_5@</w:t>
+            <w:tab/>
+            <w:t>12</w:t>
+          </w:r>
+        </w:p>
+        <w:p>
+          <w:pPr>
+            <w:pStyle w:val="TOC2"/>
+            <w:tabs>
+              <w:tab w:val="clear" w:pos="720"/>
+              <w:tab w:val="left" w:pos="880" w:leader="none"/>
+              <w:tab w:val="right" w:pos="8639" w:leader="dot"/>
+            </w:tabs>
+            <w:ind w:hanging="0" w:start="0"/>
+            <w:rPr/>
+          </w:pPr>
+          <w:r>
+            <w:rPr>
+              <w:vanish w:val="false"/>
+            </w:rPr>
+            <w:t>1.6.</w:t>
+            <w:tab/>
+            <w:t>@question_6@</w:t>
+            <w:tab/>
+            <w:t>12</w:t>
+          </w:r>
+          <w:r>
+            <w:rPr>
+              <w:vanish w:val="false"/>
             </w:rPr>
             <w:fldChar w:fldCharType="end"/>
           </w:r>
@@ -944,39 +1020,45 @@
         <w:rPr>
           <w:lang w:val="fr-FR" w:eastAsia="en-US" w:bidi="ar-SA"/>
         </w:rPr>
-        <w:t>&lt;&lt;genre_mec&gt;&gt; &lt;&lt;prenom_mec&gt;&gt; &lt;&lt;nom_mec&gt;&gt; est venu/</w:t>
-      </w:r>
-      <w:r>
-        <w:rPr>
-          <w:lang w:val="fr-FR" w:eastAsia="en-US" w:bidi="ar-SA"/>
-        </w:rPr>
-        <w:t>venue</w:t>
-      </w:r>
-      <w:r>
-        <w:rPr>
-          <w:lang w:val="fr-FR" w:eastAsia="en-US" w:bidi="ar-SA"/>
-        </w:rPr>
-        <w:t xml:space="preserve"> en vue d’un entretien pour  l’expertise &lt;&lt;expertise_nom&gt;&gt;,</w:t>
+        <w:t>&lt;&lt;genre_mec&gt;&gt; &lt;&lt;prenom_mec&gt;&gt; &lt;&lt;nom_mec&gt;&gt; est venu/venue en vue d’un entretien pour  l’expertise &lt;&lt;expertise_nom&gt;&gt;,</w:t>
         <w:br/>
         <w:t xml:space="preserve">dans le cadre d'une procédure ouverte pour des faits de &lt;&lt;objet_mission&gt;&gt;, </w:t>
         <w:br/>
-        <w:t xml:space="preserve">le @remplir date_entretien JJ/MM/AAA : ………...@  </w:t>
+        <w:t xml:space="preserve">le @remplir date_entretien JJ/MM/AAA : </w:t>
+      </w:r>
+      <w:r>
+        <w:rPr>
+          <w:rFonts w:eastAsia="Times New Roman" w:cs="Times New Roman"/>
+          <w:sz w:val="24"/>
+          <w:szCs w:val="24"/>
+          <w:lang w:val="fr-FR" w:eastAsia="en-US" w:bidi="ar-SA"/>
+        </w:rPr>
+        <w:t>17/04/2026</w:t>
+      </w:r>
+      <w:r>
+        <w:rPr>
+          <w:lang w:val="fr-FR" w:eastAsia="en-US" w:bidi="ar-SA"/>
+        </w:rPr>
+        <w:t xml:space="preserve">@  </w:t>
         <w:br/>
-        <w:t xml:space="preserve">à @remplir heure_debut_entretien HH:mm : ………...@&gt; </w:t>
+        <w:t xml:space="preserve">à @remplir heure_debut_entretien HH:mm : 17h00@&gt; </w:t>
         <w:br/>
-        <w:t>au sein de @remplir l</w:t>
-      </w:r>
-      <w:r>
-        <w:rPr>
-          <w:lang w:val="fr-FR" w:eastAsia="en-US" w:bidi="ar-SA"/>
-        </w:rPr>
-        <w:t>ieu</w:t>
-      </w:r>
-      <w:r>
-        <w:rPr>
-          <w:lang w:val="fr-FR" w:eastAsia="en-US" w:bidi="ar-SA"/>
-        </w:rPr>
-        <w:t xml:space="preserve">_entretien : ………...@. </w:t>
+        <w:t xml:space="preserve">au sein de @remplir lieu_entretien : </w:t>
+      </w:r>
+      <w:r>
+        <w:rPr>
+          <w:rFonts w:eastAsia="Times New Roman" w:cs="Times New Roman"/>
+          <w:sz w:val="24"/>
+          <w:szCs w:val="24"/>
+          <w:lang w:val="fr-FR" w:eastAsia="en-US" w:bidi="ar-SA"/>
+        </w:rPr>
+        <w:t>hôpital Simone Veil à Angers</w:t>
+      </w:r>
+      <w:r>
+        <w:rPr>
+          <w:lang w:val="fr-FR" w:eastAsia="en-US" w:bidi="ar-SA"/>
+        </w:rPr>
+        <w:t xml:space="preserve">@. </w:t>
         <w:br/>
       </w:r>
       <w:r>
@@ -1000,19 +1082,14 @@
           <w:bCs w:val="false"/>
           <w:lang w:val="fr-FR" w:eastAsia="en-US" w:bidi="ar-SA"/>
         </w:rPr>
-        <w:t>@remplir hh:mm :  ……………. @.</w:t>
+        <w:t>@remplir xxhyy : 2h12@.</w:t>
       </w:r>
       <w:r>
         <w:rPr>
           <w:lang w:val="fr-FR" w:eastAsia="en-US" w:bidi="ar-SA"/>
         </w:rPr>
         <w:br/>
-      </w:r>
-      <w:r>
-        <w:rPr>
-          <w:lang w:val="fr-FR" w:eastAsia="en-US" w:bidi="ar-SA"/>
-        </w:rPr>
-        <w:t>Elle est alors agée de @remplir …@ ans.</w:t>
+        <w:t>Elle est alors agée de @remplir 31@ ans.</w:t>
         <w:br/>
         <w:br/>
       </w:r>
@@ -1029,7 +1106,7 @@
           <w:bCs w:val="false"/>
           <w:lang w:val="fr-FR" w:eastAsia="en-US" w:bidi="ar-SA"/>
         </w:rPr>
-        <w:t>@remplir Oui/Non :   ……...@</w:t>
+        <w:t>@remplir Oui/Non :   Non……...@</w:t>
       </w:r>
     </w:p>
     <w:p>
@@ -1053,7 +1130,23 @@
           <w:bCs w:val="false"/>
           <w:lang w:val="fr-FR" w:eastAsia="en-US" w:bidi="ar-SA"/>
         </w:rPr>
-        <w:t xml:space="preserve">@remplir libre :   </w:t>
+        <w:t>@remplir libre :   N/A@</w:t>
+      </w:r>
+    </w:p>
+    <w:p>
+      <w:pPr>
+        <w:pStyle w:val="Normal"/>
+        <w:ind w:hanging="0" w:start="0"/>
+        <w:rPr>
+          <w:lang w:val="fr-FR" w:eastAsia="en-US" w:bidi="ar-SA"/>
+        </w:rPr>
+      </w:pPr>
+      <w:r>
+        <w:rPr>
+          <w:b/>
+          <w:lang w:val="fr-FR" w:eastAsia="en-US" w:bidi="ar-SA"/>
+        </w:rPr>
+        <w:t xml:space="preserve">Qualité accompagnant : </w:t>
       </w:r>
       <w:r>
         <w:rPr>
@@ -1061,71 +1154,7 @@
           <w:bCs w:val="false"/>
           <w:lang w:val="fr-FR" w:eastAsia="en-US" w:bidi="ar-SA"/>
         </w:rPr>
-        <w:t>N/A</w:t>
-      </w:r>
-      <w:r>
-        <w:rPr>
-          <w:b w:val="false"/>
-          <w:bCs w:val="false"/>
-          <w:lang w:val="fr-FR" w:eastAsia="en-US" w:bidi="ar-SA"/>
-        </w:rPr>
-        <w:t>@</w:t>
-      </w:r>
-    </w:p>
-    <w:p>
-      <w:pPr>
-        <w:pStyle w:val="Normal"/>
-        <w:ind w:hanging="0" w:start="0"/>
-        <w:rPr>
-          <w:lang w:val="fr-FR" w:eastAsia="en-US" w:bidi="ar-SA"/>
-        </w:rPr>
-      </w:pPr>
-      <w:r>
-        <w:rPr>
-          <w:b/>
-          <w:lang w:val="fr-FR" w:eastAsia="en-US" w:bidi="ar-SA"/>
-        </w:rPr>
-        <w:t xml:space="preserve">Qualité accompagnant : </w:t>
-      </w:r>
-      <w:r>
-        <w:rPr>
-          <w:b w:val="false"/>
-          <w:bCs w:val="false"/>
-          <w:lang w:val="fr-FR" w:eastAsia="en-US" w:bidi="ar-SA"/>
-        </w:rPr>
-        <w:t xml:space="preserve">@remplir libre :   </w:t>
-      </w:r>
-      <w:r>
-        <w:rPr>
-          <w:b w:val="false"/>
-          <w:bCs w:val="false"/>
-          <w:lang w:val="fr-FR" w:eastAsia="en-US" w:bidi="ar-SA"/>
-        </w:rPr>
-        <w:t>N</w:t>
-      </w:r>
-      <w:r>
-        <w:rPr>
-          <w:b w:val="false"/>
-          <w:bCs w:val="false"/>
-          <w:lang w:val="fr-FR" w:eastAsia="en-US" w:bidi="ar-SA"/>
-        </w:rPr>
-        <w:t xml:space="preserve"> /</w:t>
-      </w:r>
-      <w:r>
-        <w:rPr>
-          <w:b w:val="false"/>
-          <w:bCs w:val="false"/>
-          <w:lang w:val="fr-FR" w:eastAsia="en-US" w:bidi="ar-SA"/>
-        </w:rPr>
-        <w:t>A</w:t>
-      </w:r>
-      <w:r>
-        <w:rPr>
-          <w:b w:val="false"/>
-          <w:bCs w:val="false"/>
-          <w:lang w:val="fr-FR" w:eastAsia="en-US" w:bidi="ar-SA"/>
-        </w:rPr>
-        <w:t>@</w:t>
+        <w:t>@remplir libre :   N /A@</w:t>
       </w:r>
       <w:r>
         <w:rPr>
@@ -1152,6 +1181,2075 @@
         </w:rPr>
         <w:t xml:space="preserve">&lt;&lt;genre_mec&gt;&gt; &lt;&lt;prenom_mec&gt;&gt; &lt;&lt;nom_mec&gt;&gt; </w:t>
         <w:br/>
+        <w:t xml:space="preserve">@adapter </w:t>
+        <w:br/>
+        <w:t xml:space="preserve">a été attentive à l’énoncé du cadre de l’expertise et des missions qui m’ont été confiées. Son niveau de compréhension semblait permettre la réalisation de l’expertise. </w:t>
+        <w:br/>
+        <w:br/>
+        <w:t>Elle s’est montré coopérative et en lien avec l’expert.@</w:t>
+        <w:br/>
+        <w:br/>
+        <w:t xml:space="preserve">&lt;&lt;genre_mec&gt;&gt; &lt;&lt;prenom_mec&gt;&gt; &lt;&lt;nom_mec&gt;&gt; a présenté une pièce d’identité, avant de commencer l’expertise. </w:t>
+      </w:r>
+    </w:p>
+    <w:p>
+      <w:pPr>
+        <w:pStyle w:val="Heading1"/>
+        <w:numPr>
+          <w:ilvl w:val="0"/>
+          <w:numId w:val="9"/>
+        </w:numPr>
+        <w:rPr>
+          <w:lang w:val="fr-FR" w:eastAsia="en-US" w:bidi="ar-SA"/>
+        </w:rPr>
+      </w:pPr>
+      <w:bookmarkStart w:id="4" w:name="__RefHeading___Toc121_3859463407"/>
+      <w:bookmarkEnd w:id="4"/>
+      <w:r>
+        <w:rPr>
+          <w:lang w:val="fr-FR" w:eastAsia="en-US" w:bidi="ar-SA"/>
+        </w:rPr>
+        <w:t>BIOGRAPHIE</w:t>
+      </w:r>
+    </w:p>
+    <w:p>
+      <w:pPr>
+        <w:pStyle w:val="Normal"/>
+        <w:ind w:hanging="0" w:start="0"/>
+        <w:rPr>
+          <w:lang w:val="fr-FR" w:eastAsia="en-US" w:bidi="ar-SA"/>
+        </w:rPr>
+      </w:pPr>
+      <w:r>
+        <w:rPr>
+          <w:i w:val="false"/>
+          <w:iCs w:val="false"/>
+          <w:lang w:val="fr-FR" w:eastAsia="en-US" w:bidi="ar-SA"/>
+        </w:rPr>
+        <w:t>D'après les dires recueilles auprès de &lt;&lt;genre_mec&gt;&gt; &lt;&lt;prenom_mec&gt;&gt; &lt;&lt;nom_mec&gt;&gt;,</w:t>
+      </w:r>
+    </w:p>
+    <w:p>
+      <w:pPr>
+        <w:pStyle w:val="Heading2"/>
+        <w:numPr>
+          <w:ilvl w:val="1"/>
+          <w:numId w:val="9"/>
+        </w:numPr>
+        <w:rPr>
+          <w:lang w:val="fr-FR" w:eastAsia="en-US" w:bidi="ar-SA"/>
+        </w:rPr>
+      </w:pPr>
+      <w:bookmarkStart w:id="5" w:name="__RefHeading___Toc123_3859463407"/>
+      <w:bookmarkEnd w:id="5"/>
+      <w:r>
+        <w:rPr>
+          <w:lang w:val="fr-FR" w:eastAsia="en-US" w:bidi="ar-SA"/>
+        </w:rPr>
+        <w:t>Relations familiales</w:t>
+      </w:r>
+    </w:p>
+    <w:p>
+      <w:pPr>
+        <w:pStyle w:val="Heading3"/>
+        <w:numPr>
+          <w:ilvl w:val="2"/>
+          <w:numId w:val="9"/>
+        </w:numPr>
+        <w:rPr>
+          <w:lang w:val="fr-FR" w:eastAsia="en-US" w:bidi="ar-SA"/>
+        </w:rPr>
+      </w:pPr>
+      <w:bookmarkStart w:id="6" w:name="__RefHeading___Toc125_3859463407"/>
+      <w:bookmarkEnd w:id="6"/>
+      <w:r>
+        <w:rPr>
+          <w:lang w:val="fr-FR" w:eastAsia="en-US" w:bidi="ar-SA"/>
+        </w:rPr>
+        <w:t>Relations à ses parents</w:t>
+      </w:r>
+    </w:p>
+    <w:p>
+      <w:pPr>
+        <w:pStyle w:val="Normal"/>
+        <w:numPr>
+          <w:ilvl w:val="0"/>
+          <w:numId w:val="11"/>
+        </w:numPr>
+        <w:rPr>
+          <w:lang w:val="fr-FR" w:eastAsia="en-US" w:bidi="ar-SA"/>
+        </w:rPr>
+      </w:pPr>
+      <w:r>
+        <w:rPr>
+          <w:lang w:val="fr-FR" w:eastAsia="en-US" w:bidi="ar-SA"/>
+        </w:rPr>
+        <w:t>Mère</w:t>
+      </w:r>
+    </w:p>
+    <w:p>
+      <w:pPr>
+        <w:pStyle w:val="Normal"/>
+        <w:ind w:hanging="0" w:start="0"/>
+        <w:rPr>
+          <w:lang w:val="fr-FR" w:eastAsia="en-US" w:bidi="ar-SA"/>
+        </w:rPr>
+      </w:pPr>
+      <w:r>
+        <w:rPr>
+          <w:i/>
+          <w:iCs/>
+          <w:lang w:val="fr-FR" w:eastAsia="en-US" w:bidi="ar-SA"/>
+        </w:rPr>
+        <w:t xml:space="preserve">@dires_3.1.1_mere  </w:t>
+        <w:br/>
+        <w:t>J</w:t>
+      </w:r>
+      <w:r>
+        <w:rPr>
+          <w:rFonts w:eastAsia="Times New Roman" w:cs="Times New Roman"/>
+          <w:i/>
+          <w:iCs/>
+          <w:sz w:val="24"/>
+          <w:szCs w:val="24"/>
+          <w:lang w:val="fr-FR" w:eastAsia="en-US" w:bidi="ar-SA"/>
+        </w:rPr>
+        <w:t>’ai été élevé par ma mère principalement. comère : complicité, je peux lui dire les choses, je peux parler de tout, pas de tabou. il a quand même des choses compliquées à dire. notamment ce que je pouvais lui reprocher. des fois il y avait une présence pas tjr là et une pression sur le fait de réussir. Ma mère à quelqu’un depuis 8 ans qui a 2 filles et que je considère comme mes soeurs. sa se passe bien avec lui. Entre ma mère et lui ça se passe très bien. ma mère est coiffeuse</w:t>
+      </w:r>
+      <w:r>
+        <w:rPr>
+          <w:i/>
+          <w:iCs/>
+          <w:lang w:val="fr-FR" w:eastAsia="en-US" w:bidi="ar-SA"/>
+        </w:rPr>
+        <w:t xml:space="preserve"> @</w:t>
+      </w:r>
+      <w:r>
+        <w:rPr>
+          <w:lang w:val="fr-FR" w:eastAsia="en-US" w:bidi="ar-SA"/>
+        </w:rPr>
+        <w:br/>
+        <w:br/>
+        <w:t xml:space="preserve">@analyse_3.1.1_mere  </w:t>
+        <w:br/>
+        <w:t>R</w:t>
+      </w:r>
+      <w:r>
+        <w:rPr>
+          <w:rFonts w:eastAsia="Times New Roman" w:cs="Times New Roman"/>
+          <w:sz w:val="24"/>
+          <w:szCs w:val="24"/>
+          <w:lang w:val="fr-FR" w:eastAsia="en-US" w:bidi="ar-SA"/>
+        </w:rPr>
+        <w:t>elation familiale décrites comme saines, ressources et soutenante. Mère semble être figure d’attachement sécure. Bonne entente avec le beau-père, qui semble également être une figure d’attachement sécure.</w:t>
+      </w:r>
+      <w:r>
+        <w:rPr>
+          <w:lang w:val="fr-FR" w:eastAsia="en-US" w:bidi="ar-SA"/>
+        </w:rPr>
+        <w:t>@</w:t>
+      </w:r>
+    </w:p>
+    <w:p>
+      <w:pPr>
+        <w:pStyle w:val="Normal"/>
+        <w:numPr>
+          <w:ilvl w:val="0"/>
+          <w:numId w:val="12"/>
+        </w:numPr>
+        <w:rPr>
+          <w:lang w:val="fr-FR" w:eastAsia="en-US" w:bidi="ar-SA"/>
+        </w:rPr>
+      </w:pPr>
+      <w:r>
+        <w:rPr>
+          <w:lang w:val="fr-FR" w:eastAsia="en-US" w:bidi="ar-SA"/>
+        </w:rPr>
+        <w:t>Père</w:t>
+      </w:r>
+    </w:p>
+    <w:p>
+      <w:pPr>
+        <w:pStyle w:val="Normal"/>
+        <w:ind w:hanging="0" w:start="0"/>
+        <w:rPr>
+          <w:lang w:val="fr-FR" w:eastAsia="en-US" w:bidi="ar-SA"/>
+        </w:rPr>
+      </w:pPr>
+      <w:r>
+        <w:rPr>
+          <w:i/>
+          <w:iCs/>
+          <w:lang w:val="fr-FR" w:eastAsia="en-US" w:bidi="ar-SA"/>
+        </w:rPr>
+        <w:t xml:space="preserve">@dires_3.1.1_pere  </w:t>
+        <w:br/>
+      </w:r>
+      <w:r>
+        <w:rPr>
+          <w:rFonts w:eastAsia="Times New Roman" w:cs="Times New Roman"/>
+          <w:i/>
+          <w:iCs/>
+          <w:sz w:val="24"/>
+          <w:szCs w:val="24"/>
+          <w:lang w:val="fr-FR" w:eastAsia="en-US" w:bidi="ar-SA"/>
+        </w:rPr>
+        <w:t>ntact avec mon père pendant les vacances scolaires et quasiment tous les jours par téléphone ou visio avec son père. avant relation de confiance ou je pouvais tout lui dire. en grandissant je me suis dit que ce n’était pas autant confiant que je pensais. je pense que c’est quelqu'un qui peut être dans la manipulation et qui décide bcp pour les autres. parents séparés depuis 2001. j’avais 2.5 ans. ils se sont séparés, ma mère est partis suite à des comportement violent de mon père. violences psychologiques et harcèlement. Mon père n’a pas refait sa vie. Mon père est retraité mais il était commercial. jusqu’à mes 8 ans du mardi soir et mercredi journée chez mon père et du vendredi soir au dimanche soir 3 week-end par mois, de mes 4 ans à ems 8 ans.</w:t>
+      </w:r>
+      <w:r>
+        <w:rPr>
+          <w:i/>
+          <w:iCs/>
+          <w:lang w:val="fr-FR" w:eastAsia="en-US" w:bidi="ar-SA"/>
+        </w:rPr>
+        <w:t>@</w:t>
+        <w:br/>
+      </w:r>
+      <w:r>
+        <w:rPr>
+          <w:lang w:val="fr-FR" w:eastAsia="en-US" w:bidi="ar-SA"/>
+        </w:rPr>
+        <w:br/>
+        <w:t xml:space="preserve">@analyse_3.1.1_pere  </w:t>
+        <w:br/>
+        <w:t>Père décrit comme auteur de violences. Perte de confiance en l’image paternelle en grandissant → manipulation et emprise (prends des décision à la place des autres).@</w:t>
+      </w:r>
+    </w:p>
+    <w:p>
+      <w:pPr>
+        <w:pStyle w:val="Heading3"/>
+        <w:numPr>
+          <w:ilvl w:val="2"/>
+          <w:numId w:val="9"/>
+        </w:numPr>
+        <w:rPr>
+          <w:lang w:val="fr-FR" w:eastAsia="en-US" w:bidi="ar-SA"/>
+        </w:rPr>
+      </w:pPr>
+      <w:bookmarkStart w:id="7" w:name="__RefHeading___Toc127_3859463407"/>
+      <w:bookmarkEnd w:id="7"/>
+      <w:r>
+        <w:rPr>
+          <w:lang w:val="fr-FR" w:eastAsia="en-US" w:bidi="ar-SA"/>
+        </w:rPr>
+        <w:t>Relations à sa fratrie</w:t>
+      </w:r>
+    </w:p>
+    <w:p>
+      <w:pPr>
+        <w:pStyle w:val="Normal"/>
+        <w:ind w:hanging="0" w:start="0"/>
+        <w:rPr>
+          <w:lang w:val="fr-FR" w:eastAsia="en-US" w:bidi="ar-SA"/>
+        </w:rPr>
+      </w:pPr>
+      <w:r>
+        <w:rPr>
+          <w:i/>
+          <w:iCs/>
+          <w:lang w:val="fr-FR" w:eastAsia="en-US" w:bidi="ar-SA"/>
+        </w:rPr>
+        <w:t xml:space="preserve">@dires_3.1.2_fratrie </w:t>
+        <w:br/>
+      </w:r>
+      <w:r>
+        <w:rPr>
+          <w:i/>
+          <w:iCs/>
+        </w:rPr>
+        <w:t xml:space="preserve">J’ai une demi-soeur par mon père, plus âgée, qui a 28 ans de plus que moi. ça va, on a des bons rapports, on s'appelle de temps en temps. Elle a une fille, qui à 30 ans. </w:t>
+      </w:r>
+    </w:p>
+    <w:p>
+      <w:pPr>
+        <w:pStyle w:val="Normal"/>
+        <w:ind w:hanging="0" w:start="0"/>
+        <w:rPr/>
+      </w:pPr>
+      <w:r>
+        <w:rPr>
+          <w:rFonts w:eastAsia="Times New Roman" w:cs="Times New Roman"/>
+          <w:i/>
+          <w:iCs/>
+          <w:sz w:val="24"/>
+          <w:szCs w:val="24"/>
+        </w:rPr>
+        <w:t xml:space="preserve">J’ai pas de contact avec ma nièce. </w:t>
+        <w:br/>
+        <w:t>J</w:t>
+      </w:r>
+      <w:r>
+        <w:rPr>
+          <w:rFonts w:eastAsia="Times New Roman" w:cs="Times New Roman"/>
+          <w:i/>
+          <w:iCs/>
+          <w:sz w:val="24"/>
+          <w:szCs w:val="24"/>
+          <w:lang w:val="fr-FR" w:eastAsia="en-US" w:bidi="ar-SA"/>
+        </w:rPr>
+        <w:t xml:space="preserve">’ai deux demi-sœurs par alliance du côté de ma mère. Avec la plus jeune, qui a 22 ans, très bien, on envoie des messages tout le temps. et plus à distance avec celle qui a 25 ans. On se voit une fois par an et c’est des msg. </w:t>
+      </w:r>
+      <w:r>
+        <w:rPr>
+          <w:i/>
+          <w:iCs/>
+          <w:lang w:val="fr-FR" w:eastAsia="en-US" w:bidi="ar-SA"/>
+        </w:rPr>
+        <w:t>@</w:t>
+      </w:r>
+    </w:p>
+    <w:p>
+      <w:pPr>
+        <w:pStyle w:val="Normal"/>
+        <w:ind w:hanging="0" w:start="0"/>
+        <w:rPr>
+          <w:lang w:val="fr-FR" w:eastAsia="en-US" w:bidi="ar-SA"/>
+        </w:rPr>
+      </w:pPr>
+      <w:r>
+        <w:rPr>
+          <w:lang w:val="fr-FR" w:eastAsia="en-US" w:bidi="ar-SA"/>
+        </w:rPr>
+        <w:t>@analyse_3.1.2  R.A.S. @</w:t>
+      </w:r>
+    </w:p>
+    <w:p>
+      <w:pPr>
+        <w:pStyle w:val="Heading2"/>
+        <w:numPr>
+          <w:ilvl w:val="1"/>
+          <w:numId w:val="9"/>
+        </w:numPr>
+        <w:rPr>
+          <w:lang w:val="fr-FR" w:eastAsia="en-US" w:bidi="ar-SA"/>
+        </w:rPr>
+      </w:pPr>
+      <w:bookmarkStart w:id="8" w:name="__RefHeading___Toc129_3859463407"/>
+      <w:bookmarkEnd w:id="8"/>
+      <w:r>
+        <w:rPr>
+          <w:lang w:val="fr-FR" w:eastAsia="en-US" w:bidi="ar-SA"/>
+        </w:rPr>
+        <w:t>Centres d'intérêt et loisirs</w:t>
+      </w:r>
+    </w:p>
+    <w:p>
+      <w:pPr>
+        <w:pStyle w:val="Normal"/>
+        <w:ind w:hanging="0" w:start="0"/>
+        <w:rPr>
+          <w:i/>
+          <w:iCs/>
+          <w:lang w:val="fr-FR" w:eastAsia="en-US" w:bidi="ar-SA"/>
+        </w:rPr>
+      </w:pPr>
+      <w:r>
+        <w:rPr>
+          <w:i/>
+          <w:iCs/>
+          <w:lang w:val="fr-FR" w:eastAsia="en-US" w:bidi="ar-SA"/>
+        </w:rPr>
+        <w:t xml:space="preserve">@dires_3.2  </w:t>
+      </w:r>
+      <w:r>
+        <w:rPr>
+          <w:rFonts w:eastAsia="Times New Roman" w:cs="Times New Roman"/>
+          <w:i/>
+          <w:iCs/>
+          <w:sz w:val="24"/>
+          <w:szCs w:val="24"/>
+          <w:lang w:val="fr-FR" w:eastAsia="en-US" w:bidi="ar-SA"/>
+        </w:rPr>
+        <w:t>Je me suis mise récemment à l’escalade. j’aime bien lire, tout type de roman. j’aime voir mes avis, voyager et les musées.</w:t>
+      </w:r>
+      <w:r>
+        <w:rPr>
+          <w:i/>
+          <w:iCs/>
+          <w:lang w:val="fr-FR" w:eastAsia="en-US" w:bidi="ar-SA"/>
+        </w:rPr>
+        <w:t>@</w:t>
+      </w:r>
+    </w:p>
+    <w:p>
+      <w:pPr>
+        <w:pStyle w:val="Normal"/>
+        <w:ind w:hanging="0" w:start="0"/>
+        <w:rPr>
+          <w:lang w:val="fr-FR" w:eastAsia="en-US" w:bidi="ar-SA"/>
+        </w:rPr>
+      </w:pPr>
+      <w:r>
+        <w:rPr>
+          <w:lang w:val="fr-FR" w:eastAsia="en-US" w:bidi="ar-SA"/>
+        </w:rPr>
+        <w:t xml:space="preserve">@analyse_3.2 </w:t>
+      </w:r>
+      <w:r>
+        <w:rPr>
+          <w:rFonts w:eastAsia="Times New Roman" w:cs="Times New Roman"/>
+          <w:sz w:val="24"/>
+          <w:szCs w:val="24"/>
+          <w:lang w:val="fr-FR" w:eastAsia="en-US" w:bidi="ar-SA"/>
+        </w:rPr>
+        <w:t xml:space="preserve"> centre d’intérêts et loisirs adaptés à son âge et son stade de développement</w:t>
+      </w:r>
+      <w:r>
+        <w:rPr>
+          <w:lang w:val="fr-FR" w:eastAsia="en-US" w:bidi="ar-SA"/>
+        </w:rPr>
+        <w:t>@</w:t>
+      </w:r>
+    </w:p>
+    <w:p>
+      <w:pPr>
+        <w:pStyle w:val="Heading2"/>
+        <w:numPr>
+          <w:ilvl w:val="1"/>
+          <w:numId w:val="9"/>
+        </w:numPr>
+        <w:rPr>
+          <w:lang w:val="fr-FR" w:eastAsia="en-US" w:bidi="ar-SA"/>
+        </w:rPr>
+      </w:pPr>
+      <w:bookmarkStart w:id="9" w:name="__RefHeading___Toc131_3859463407_Copie_2"/>
+      <w:bookmarkEnd w:id="9"/>
+      <w:r>
+        <w:rPr>
+          <w:lang w:val="fr-FR" w:eastAsia="en-US" w:bidi="ar-SA"/>
+        </w:rPr>
+        <w:t>Vie sociale et amicale</w:t>
+      </w:r>
+    </w:p>
+    <w:p>
+      <w:pPr>
+        <w:pStyle w:val="Normal"/>
+        <w:ind w:hanging="0" w:start="0"/>
+        <w:rPr>
+          <w:lang w:val="fr-FR" w:eastAsia="en-US" w:bidi="ar-SA"/>
+        </w:rPr>
+      </w:pPr>
+      <w:r>
+        <w:rPr>
+          <w:i/>
+          <w:iCs/>
+          <w:lang w:val="fr-FR" w:eastAsia="en-US" w:bidi="ar-SA"/>
+        </w:rPr>
+        <w:t xml:space="preserve">@dires_3.3 </w:t>
+        <w:br/>
+      </w:r>
+      <w:r>
+        <w:rPr/>
+        <w:t xml:space="preserve">J’ai un groupe d’amis que je connais depuis mes 12 ans avec qui on est proche mais on se voit pas tout le temps car aux 4 coins de la france. </w:t>
+      </w:r>
+    </w:p>
+    <w:p>
+      <w:pPr>
+        <w:pStyle w:val="Normal"/>
+        <w:ind w:hanging="0" w:start="0"/>
+        <w:rPr/>
+      </w:pPr>
+      <w:r>
+        <w:rPr/>
+        <w:t xml:space="preserve">après j’ai des amis que j’ai rencontré à la fac en licence et master. </w:t>
+      </w:r>
+    </w:p>
+    <w:p>
+      <w:pPr>
+        <w:pStyle w:val="Normal"/>
+        <w:ind w:hanging="0" w:start="0"/>
+        <w:rPr/>
+      </w:pPr>
+      <w:r>
+        <w:rPr/>
+        <w:t>Ma meilleure amie, Savannah. Fac de psycho. On se parle tous les jours et elle est d’un grand soutien. Elle est ouverte d’esprit, à l’écoute et assez active. Peut se confier et lui parler.</w:t>
+      </w:r>
+      <w:r>
+        <w:rPr>
+          <w:i/>
+          <w:iCs/>
+          <w:lang w:val="fr-FR" w:eastAsia="en-US" w:bidi="ar-SA"/>
+        </w:rPr>
+        <w:t>@</w:t>
+      </w:r>
+      <w:r>
+        <w:rPr>
+          <w:lang w:val="fr-FR" w:eastAsia="en-US" w:bidi="ar-SA"/>
+        </w:rPr>
+        <w:br/>
+        <w:br/>
+        <w:t xml:space="preserve">@analyse_3.3 </w:t>
+        <w:br/>
+      </w:r>
+      <w:r>
+        <w:rPr>
+          <w:rFonts w:eastAsia="Times New Roman" w:cs="Times New Roman"/>
+          <w:sz w:val="24"/>
+          <w:szCs w:val="24"/>
+          <w:lang w:val="fr-FR" w:eastAsia="en-US" w:bidi="ar-SA"/>
+        </w:rPr>
+        <w:t>capacité à se faire des amis à différents moment de sa vie et créer des liens de qualité mais aussi qui perdure dans le temps. Amitiés stable, personnes ressources et soutenantes</w:t>
+      </w:r>
+      <w:r>
+        <w:rPr>
+          <w:lang w:val="fr-FR" w:eastAsia="en-US" w:bidi="ar-SA"/>
+        </w:rPr>
+        <w:t>@</w:t>
+      </w:r>
+    </w:p>
+    <w:p>
+      <w:pPr>
+        <w:pStyle w:val="Heading2"/>
+        <w:numPr>
+          <w:ilvl w:val="1"/>
+          <w:numId w:val="9"/>
+        </w:numPr>
+        <w:rPr>
+          <w:lang w:val="fr-FR" w:eastAsia="en-US" w:bidi="ar-SA"/>
+        </w:rPr>
+      </w:pPr>
+      <w:bookmarkStart w:id="10" w:name="__RefHeading___Toc133_3859463407"/>
+      <w:bookmarkEnd w:id="10"/>
+      <w:r>
+        <w:rPr>
+          <w:lang w:val="fr-FR" w:eastAsia="en-US" w:bidi="ar-SA"/>
+        </w:rPr>
+        <w:t>Vie amoureuse et affective</w:t>
+      </w:r>
+    </w:p>
+    <w:p>
+      <w:pPr>
+        <w:pStyle w:val="Normal"/>
+        <w:ind w:hanging="0" w:start="0"/>
+        <w:rPr>
+          <w:lang w:val="fr-FR" w:eastAsia="en-US" w:bidi="ar-SA"/>
+        </w:rPr>
+      </w:pPr>
+      <w:r>
+        <w:rPr>
+          <w:i/>
+          <w:iCs/>
+          <w:lang w:val="fr-FR" w:eastAsia="en-US" w:bidi="ar-SA"/>
+        </w:rPr>
+        <w:t xml:space="preserve">@dires_3.4  </w:t>
+      </w:r>
+      <w:r>
+        <w:rPr>
+          <w:rFonts w:eastAsia="Times New Roman" w:cs="Times New Roman"/>
+          <w:i/>
+          <w:iCs/>
+          <w:sz w:val="24"/>
+          <w:szCs w:val="24"/>
+          <w:lang w:val="fr-FR" w:eastAsia="en-US" w:bidi="ar-SA"/>
+        </w:rPr>
+        <w:t xml:space="preserve">J’ai quelqu'un que j’ai rencontré sur une application de rencontre avec qui ça a bien marché tout de suite et ça fait un mois qu’on se côtoie. C’est un homme. j’accorde bcp d’importance à l’autre et ce qu’il pense, surtout en couple. La notion de limite ça peut-être un peu compliqué pour moi. </w:t>
+      </w:r>
+      <w:r>
+        <w:rPr>
+          <w:i/>
+          <w:iCs/>
+          <w:lang w:val="fr-FR" w:eastAsia="en-US" w:bidi="ar-SA"/>
+        </w:rPr>
+        <w:t>@</w:t>
+      </w:r>
+      <w:r>
+        <w:rPr>
+          <w:lang w:val="fr-FR" w:eastAsia="en-US" w:bidi="ar-SA"/>
+        </w:rPr>
+        <w:br/>
+        <w:br/>
+        <w:t xml:space="preserve">@analyse_3.4 </w:t>
+      </w:r>
+      <w:r>
+        <w:rPr>
+          <w:rFonts w:eastAsia="Times New Roman" w:cs="Times New Roman"/>
+          <w:sz w:val="24"/>
+          <w:szCs w:val="24"/>
+          <w:lang w:val="fr-FR" w:eastAsia="en-US" w:bidi="ar-SA"/>
+        </w:rPr>
+        <w:t>semble avoir des difficultés à poser des limites dans ses relations amoureuses et affirmer ses besoins propres. Peur du rejet et de l’abandon ?</w:t>
+      </w:r>
+      <w:r>
+        <w:rPr>
+          <w:lang w:val="fr-FR" w:eastAsia="en-US" w:bidi="ar-SA"/>
+        </w:rPr>
+        <w:t>@</w:t>
+      </w:r>
+    </w:p>
+    <w:p>
+      <w:pPr>
+        <w:pStyle w:val="Heading2"/>
+        <w:numPr>
+          <w:ilvl w:val="1"/>
+          <w:numId w:val="9"/>
+        </w:numPr>
+        <w:rPr>
+          <w:lang w:val="fr-FR" w:eastAsia="en-US" w:bidi="ar-SA"/>
+        </w:rPr>
+      </w:pPr>
+      <w:bookmarkStart w:id="11" w:name="__RefHeading___Toc135_3859463407"/>
+      <w:bookmarkEnd w:id="11"/>
+      <w:r>
+        <w:rPr>
+          <w:lang w:val="fr-FR" w:eastAsia="en-US" w:bidi="ar-SA"/>
+        </w:rPr>
+        <w:t>Scolarité</w:t>
+      </w:r>
+    </w:p>
+    <w:p>
+      <w:pPr>
+        <w:pStyle w:val="Normal"/>
+        <w:ind w:hanging="0" w:start="0"/>
+        <w:rPr/>
+      </w:pPr>
+      <w:r>
+        <w:rPr/>
+        <w:t>@dires_3.5</w:t>
+        <w:br/>
+      </w:r>
+      <w:r>
+        <w:rPr>
+          <w:i/>
+          <w:iCs/>
+        </w:rPr>
+        <w:t>Maternelle et primaire : j’étais au lavandou (83). j’ai peu de souvenirs. j’ai plus de souvenirs de mon CP et CE1. école maternelle marc legouy. Je me souviens de la cour de récréation et des mais en CP et CE1, mais avant pas trop. Ça allait, j’étais très bonne éléves. Pas de troubles d’apprentissage.</w:t>
+      </w:r>
+    </w:p>
+    <w:p>
+      <w:pPr>
+        <w:pStyle w:val="Normal"/>
+        <w:ind w:hanging="0" w:start="0"/>
+        <w:rPr/>
+      </w:pPr>
+      <w:r>
+        <w:rPr>
+          <w:i/>
+          <w:iCs/>
+        </w:rPr>
+        <w:t xml:space="preserve">En CE2 jai déménagé pour un autre département. la Drôme à Valence. Primaire en école privée, St thérèse. Ca se passait super </w:t>
+      </w:r>
+      <w:hyperlink r:id="rId2">
+        <w:r>
+          <w:rPr>
+            <w:rStyle w:val="Style"/>
+            <w:i/>
+            <w:iCs/>
+          </w:rPr>
+          <w:t>bien passé.Très</w:t>
+        </w:r>
+      </w:hyperlink>
+      <w:r>
+        <w:rPr>
+          <w:i/>
+          <w:iCs/>
+        </w:rPr>
+        <w:t xml:space="preserve"> bonne élève. </w:t>
+      </w:r>
+    </w:p>
+    <w:p>
+      <w:pPr>
+        <w:pStyle w:val="Normal"/>
+        <w:ind w:hanging="0" w:start="0"/>
+        <w:rPr>
+          <w:i/>
+          <w:iCs/>
+        </w:rPr>
+      </w:pPr>
+      <w:r>
+        <w:rPr>
+          <w:i/>
+          <w:iCs/>
+        </w:rPr>
+        <w:t>collège/lycée st Victor à Valence. C’était un peu plus compliqué. Pas très bonne en math et bcp de pression. Pression des professeurs et personnelle. Une pression pour réussir et d’avoir des bonnes notes. J’avais une moyenne autour de 14. J’avais un gros groupe d’amis qui sont restées les même collèges lycée.</w:t>
+      </w:r>
+    </w:p>
+    <w:p>
+      <w:pPr>
+        <w:pStyle w:val="Normal"/>
+        <w:ind w:hanging="0" w:start="0"/>
+        <w:rPr>
+          <w:i/>
+          <w:iCs/>
+        </w:rPr>
+      </w:pPr>
+      <w:r>
+        <w:rPr>
+          <w:i/>
+          <w:iCs/>
+        </w:rPr>
+        <w:t xml:space="preserve">Le collège faisait aussi lycée. c’était conflictuelle entre les élèves du mêmes niveau, avec des rumeurs. Mais moi j’en faisait pas partie des conflits. Au lycée j’ai eu un peu moins que 14 de moyenne, j’ai eu 11 de moyenne. J’ai fais une filière S. j’étais mauvaise en science mais je voulais y aller pour tenter médecine. Je crois que j’ai eu 7 au bac en math. j’ai eu le bac à 11.5, sans mention. Pas de difficultés d' apprentissages. Le lycée notait sévèrement. </w:t>
+      </w:r>
+    </w:p>
+    <w:p>
+      <w:pPr>
+        <w:pStyle w:val="Normal"/>
+        <w:ind w:hanging="0" w:start="0"/>
+        <w:rPr>
+          <w:i/>
+          <w:iCs/>
+        </w:rPr>
+      </w:pPr>
+      <w:r>
+        <w:rPr>
+          <w:i/>
+          <w:iCs/>
+        </w:rPr>
+        <w:t xml:space="preserve">Après le bac j’ai tenté médecine à Lyon Sud. J’ai fait la première année PACES. j’ai compris assez vite que je n’étais pas faite pour ça donc j’ai qd même continué pour passer la 2ème partie des examens au second semestre. J’ai fini avec un classement pas si horrible pour quelqu’un qui ne révisait pas autant qui fallait. J’ai fini 750 sur 1400. Ensuite j’ai choisi de postuler en fac de psycho. </w:t>
+      </w:r>
+    </w:p>
+    <w:p>
+      <w:pPr>
+        <w:pStyle w:val="Normal"/>
+        <w:ind w:hanging="0" w:start="0"/>
+        <w:rPr>
+          <w:i/>
+          <w:iCs/>
+        </w:rPr>
+      </w:pPr>
+      <w:r>
+        <w:rPr>
+          <w:i/>
+          <w:iCs/>
+        </w:rPr>
+        <w:t xml:space="preserve">Fac de psycho : quand j’étais en médecine je trouvais qu’il manquait le côté humain, on parlait bcp des corps mais pas assez de ce qu’il y avait dans la tête. j’ai postulé à Nice parce que j’avais envie de découvrir le sud. j’ai fait ma première année de licence. Après je suis partie finir ma licence à Lyon 2. J’avais habité dans la région et je trouvais la fac mieux. </w:t>
+      </w:r>
+    </w:p>
+    <w:p>
+      <w:pPr>
+        <w:pStyle w:val="Normal"/>
+        <w:ind w:hanging="0" w:start="0"/>
+        <w:rPr>
+          <w:i/>
+          <w:iCs/>
+        </w:rPr>
+      </w:pPr>
+      <w:r>
+        <w:rPr>
+          <w:i/>
+          <w:iCs/>
+        </w:rPr>
+        <w:t xml:space="preserve">Université Lyon 2, de la 2ème année de licence à la L3. </w:t>
+      </w:r>
+    </w:p>
+    <w:p>
+      <w:pPr>
+        <w:pStyle w:val="Normal"/>
+        <w:ind w:hanging="0" w:start="0"/>
+        <w:rPr>
+          <w:i/>
+          <w:iCs/>
+        </w:rPr>
+      </w:pPr>
+      <w:r>
+        <w:rPr>
+          <w:i/>
+          <w:iCs/>
+        </w:rPr>
+        <w:t>Ensuite je suis partie en master à Nancy. j’avais postulé dans de nombreux masters en france eet j’ai été prise là bas. c’était bien et super intéressant. Ils avaient la spécialité que je voulais. La spécialité c’était psychologie légale. J’ai aimé découvrir une nouvelle région.</w:t>
+      </w:r>
+    </w:p>
+    <w:p>
+      <w:pPr>
+        <w:pStyle w:val="Normal"/>
+        <w:ind w:hanging="0" w:start="0"/>
+        <w:rPr>
+          <w:i/>
+          <w:iCs/>
+        </w:rPr>
+      </w:pPr>
+      <w:r>
+        <w:rPr>
+          <w:i/>
+          <w:iCs/>
+        </w:rPr>
+        <w:t>En L1 (2018-19) j’avais 18 de moyenne, sans trop travailler. J’allais à la plage tout le temps. en L2 (2019-2020) j’étais à 15 de moyenne. L3, une partie confinement covid (2020-2021)</w:t>
+      </w:r>
+    </w:p>
+    <w:p>
+      <w:pPr>
+        <w:pStyle w:val="Normal"/>
+        <w:ind w:hanging="0" w:start="0"/>
+        <w:rPr>
+          <w:lang w:val="fr-FR" w:eastAsia="en-US" w:bidi="ar-SA"/>
+        </w:rPr>
+      </w:pPr>
+      <w:r>
+        <w:rPr>
+          <w:rFonts w:eastAsia="Times New Roman" w:cs="Times New Roman"/>
+          <w:i/>
+          <w:iCs/>
+          <w:sz w:val="24"/>
+          <w:szCs w:val="24"/>
+          <w:lang w:val="fr-FR" w:eastAsia="en-US" w:bidi="ar-SA"/>
+        </w:rPr>
+        <w:t xml:space="preserve">Master à Nancy : 15 de moyenne, c’était pas compliqué. Pas de difficultés d’apprentissages. souvenirs d’amis, de personnes avec qui elle est tjr en contact et qui sont toujours ses amies. On a un tatouage en commun : j’ai un “louve” sur le bras parce qu’on nous appelé la meute parce qu’on sortait tout le temps ensemble. j’ai eu mon diplôme en septembre 2023 mention bien. </w:t>
+      </w:r>
+      <w:r>
+        <w:rPr>
+          <w:i/>
+          <w:iCs/>
+          <w:lang w:val="fr-FR" w:eastAsia="en-US" w:bidi="ar-SA"/>
+        </w:rPr>
+        <w:t>@</w:t>
+      </w:r>
+      <w:r>
+        <w:rPr>
+          <w:lang w:val="fr-FR" w:eastAsia="en-US" w:bidi="ar-SA"/>
+        </w:rPr>
+        <w:br/>
+        <w:br/>
+        <w:t xml:space="preserve">@analyse_3.5 </w:t>
+        <w:br/>
+      </w:r>
+      <w:r>
+        <w:rPr>
+          <w:rFonts w:eastAsia="Times New Roman" w:cs="Times New Roman"/>
+          <w:sz w:val="24"/>
+          <w:szCs w:val="24"/>
+          <w:lang w:val="fr-FR" w:eastAsia="en-US" w:bidi="ar-SA"/>
+        </w:rPr>
+        <w:t>bons résultats scolaires, tout au long de sa scolarité. Ne relève pas de troubles des apprentissages ni de difficultés cognitives, ni relationnelles</w:t>
+      </w:r>
+      <w:r>
+        <w:rPr>
+          <w:lang w:val="fr-FR" w:eastAsia="en-US" w:bidi="ar-SA"/>
+        </w:rPr>
+        <w:t>@</w:t>
+      </w:r>
+    </w:p>
+    <w:p>
+      <w:pPr>
+        <w:pStyle w:val="Heading2"/>
+        <w:numPr>
+          <w:ilvl w:val="1"/>
+          <w:numId w:val="9"/>
+        </w:numPr>
+        <w:rPr>
+          <w:lang w:val="fr-FR" w:eastAsia="en-US" w:bidi="ar-SA"/>
+        </w:rPr>
+      </w:pPr>
+      <w:bookmarkStart w:id="12" w:name="__RefHeading___Toc137_3859463407"/>
+      <w:bookmarkEnd w:id="12"/>
+      <w:r>
+        <w:rPr>
+          <w:lang w:val="fr-FR" w:eastAsia="en-US" w:bidi="ar-SA"/>
+        </w:rPr>
+        <w:t>Vie professionnelle</w:t>
+      </w:r>
+    </w:p>
+    <w:p>
+      <w:pPr>
+        <w:pStyle w:val="Normal"/>
+        <w:ind w:hanging="0" w:start="0"/>
+        <w:rPr>
+          <w:lang w:val="fr-FR" w:eastAsia="en-US" w:bidi="ar-SA"/>
+        </w:rPr>
+      </w:pPr>
+      <w:r>
+        <w:rPr>
+          <w:i/>
+          <w:iCs/>
+          <w:lang w:val="fr-FR" w:eastAsia="en-US" w:bidi="ar-SA"/>
+        </w:rPr>
+        <w:t xml:space="preserve">@dires_3.6  </w:t>
+        <w:br/>
+      </w:r>
+      <w:r>
+        <w:rPr>
+          <w:rFonts w:eastAsia="Times New Roman" w:cs="Times New Roman"/>
+          <w:i/>
+          <w:iCs/>
+          <w:sz w:val="24"/>
+          <w:szCs w:val="24"/>
+          <w:lang w:val="fr-FR" w:eastAsia="en-US" w:bidi="ar-SA"/>
+        </w:rPr>
+        <w:t xml:space="preserve">jai fais de la grenade distribution les étés : </w:t>
+      </w:r>
+    </w:p>
+    <w:p>
+      <w:pPr>
+        <w:pStyle w:val="Normal"/>
+        <w:ind w:hanging="0" w:start="0"/>
+        <w:rPr>
+          <w:i/>
+          <w:iCs/>
+        </w:rPr>
+      </w:pPr>
+      <w:r>
+        <w:rPr>
+          <w:i/>
+          <w:iCs/>
+        </w:rPr>
+        <w:t>- été 2019 à intermarché à Valence</w:t>
+      </w:r>
+    </w:p>
+    <w:p>
+      <w:pPr>
+        <w:pStyle w:val="Normal"/>
+        <w:ind w:hanging="0" w:start="0"/>
+        <w:rPr>
+          <w:i/>
+          <w:iCs/>
+        </w:rPr>
+      </w:pPr>
+      <w:r>
+        <w:rPr>
+          <w:i/>
+          <w:iCs/>
+        </w:rPr>
+        <w:t xml:space="preserve">- septembre 2023 à fin janvier 2024 j’ai travaillé à intermarché valence. ça se passait super bien ,c’était un travialle différent de mes études et ça m’a fait du bien.  </w:t>
+      </w:r>
+    </w:p>
+    <w:p>
+      <w:pPr>
+        <w:pStyle w:val="Normal"/>
+        <w:ind w:hanging="0" w:start="0"/>
+        <w:rPr>
+          <w:i/>
+          <w:iCs/>
+        </w:rPr>
+      </w:pPr>
+      <w:r>
+        <w:rPr>
+          <w:i/>
+          <w:iCs/>
+        </w:rPr>
+        <w:t>- Février 2024 à France victime bourgoin jallieu jusqu’à novembre 2025. ça s’est très bien passé. Mais il y avait des conditions de travaille auxquelles je n’adhérait pas : surcharge de travail, absence de compréhension de la direction. à temps plein à france vicitime</w:t>
+      </w:r>
+    </w:p>
+    <w:p>
+      <w:pPr>
+        <w:pStyle w:val="Normal"/>
+        <w:ind w:hanging="0" w:start="0"/>
+        <w:rPr>
+          <w:lang w:val="fr-FR" w:eastAsia="en-US" w:bidi="ar-SA"/>
+        </w:rPr>
+      </w:pPr>
+      <w:r>
+        <w:rPr>
+          <w:rFonts w:eastAsia="Times New Roman" w:cs="Times New Roman"/>
+          <w:i/>
+          <w:iCs/>
+          <w:sz w:val="24"/>
+          <w:szCs w:val="24"/>
+          <w:lang w:val="fr-FR" w:eastAsia="en-US" w:bidi="ar-SA"/>
+        </w:rPr>
+        <w:t xml:space="preserve">- j’ai quitté france victime pour travailler sur le service de médecine légale de lyon temps plein. j’y suis toujours. ça se passe très bien. J’ai des collègues super géniaux </w:t>
+      </w:r>
+      <w:r>
+        <w:rPr>
+          <w:i/>
+          <w:iCs/>
+          <w:lang w:val="fr-FR" w:eastAsia="en-US" w:bidi="ar-SA"/>
+        </w:rPr>
+        <w:t>@</w:t>
+      </w:r>
+      <w:r>
+        <w:rPr>
+          <w:lang w:val="fr-FR" w:eastAsia="en-US" w:bidi="ar-SA"/>
+        </w:rPr>
+        <w:br/>
+        <w:br/>
+        <w:t xml:space="preserve">@analyse_3.6 </w:t>
+        <w:br/>
+      </w:r>
+      <w:r>
+        <w:rPr>
+          <w:rFonts w:eastAsia="Times New Roman" w:cs="Times New Roman"/>
+          <w:sz w:val="24"/>
+          <w:szCs w:val="24"/>
+          <w:lang w:val="fr-FR" w:eastAsia="en-US" w:bidi="ar-SA"/>
+        </w:rPr>
+        <w:t>vie professionnelle qui débute pendant les études. Emplois stables et qui correspondent aux formations réalisées.</w:t>
+      </w:r>
+      <w:r>
+        <w:rPr>
+          <w:lang w:val="fr-FR" w:eastAsia="en-US" w:bidi="ar-SA"/>
+        </w:rPr>
+        <w:t>@</w:t>
+      </w:r>
+    </w:p>
+    <w:p>
+      <w:pPr>
+        <w:pStyle w:val="Heading1"/>
+        <w:numPr>
+          <w:ilvl w:val="0"/>
+          <w:numId w:val="9"/>
+        </w:numPr>
+        <w:rPr>
+          <w:lang w:val="fr-FR" w:eastAsia="en-US" w:bidi="ar-SA"/>
+        </w:rPr>
+      </w:pPr>
+      <w:bookmarkStart w:id="13" w:name="__RefHeading___Toc139_3859463407"/>
+      <w:bookmarkEnd w:id="13"/>
+      <w:r>
+        <w:rPr>
+          <w:lang w:val="fr-FR" w:eastAsia="en-US" w:bidi="ar-SA"/>
+        </w:rPr>
+        <w:t>AU SUJET DES FAITS</w:t>
+      </w:r>
+    </w:p>
+    <w:p>
+      <w:pPr>
+        <w:pStyle w:val="Normal"/>
+        <w:ind w:hanging="0" w:start="0"/>
+        <w:rPr>
+          <w:lang w:val="fr-FR" w:eastAsia="en-US" w:bidi="ar-SA"/>
+        </w:rPr>
+      </w:pPr>
+      <w:r>
+        <w:rPr>
+          <w:i w:val="false"/>
+          <w:iCs w:val="false"/>
+          <w:lang w:val="fr-FR" w:eastAsia="en-US" w:bidi="ar-SA"/>
+        </w:rPr>
+        <w:t>D'après les dires recueilles auprès de &lt;&lt;mec_genre&gt;&gt; &lt;&lt;mec_prenom&gt;&gt; &lt;&lt;mec_nom&gt;&gt;,</w:t>
+      </w:r>
+    </w:p>
+    <w:p>
+      <w:pPr>
+        <w:pStyle w:val="Heading2"/>
+        <w:numPr>
+          <w:ilvl w:val="1"/>
+          <w:numId w:val="9"/>
+        </w:numPr>
+        <w:rPr>
+          <w:lang w:val="fr-FR" w:eastAsia="en-US" w:bidi="ar-SA"/>
+        </w:rPr>
+      </w:pPr>
+      <w:bookmarkStart w:id="14" w:name="__RefHeading___Toc141_3859463407"/>
+      <w:bookmarkEnd w:id="14"/>
+      <w:r>
+        <w:rPr>
+          <w:lang w:val="fr-FR" w:eastAsia="en-US" w:bidi="ar-SA"/>
+        </w:rPr>
+        <w:t>Avant les faits</w:t>
+      </w:r>
+    </w:p>
+    <w:p>
+      <w:pPr>
+        <w:pStyle w:val="Normal"/>
+        <w:ind w:hanging="0" w:start="0"/>
+        <w:rPr>
+          <w:lang w:val="fr-FR" w:eastAsia="en-US" w:bidi="ar-SA"/>
+        </w:rPr>
+      </w:pPr>
+      <w:r>
+        <w:rPr>
+          <w:i/>
+          <w:iCs/>
+          <w:lang w:val="fr-FR" w:eastAsia="en-US" w:bidi="ar-SA"/>
+        </w:rPr>
+        <w:t xml:space="preserve">@dires_4.1 </w:t>
+        <w:br/>
+        <w:t>J</w:t>
+      </w:r>
+      <w:r>
+        <w:rPr>
+          <w:rFonts w:eastAsia="Times New Roman" w:cs="Times New Roman"/>
+          <w:i/>
+          <w:iCs/>
+          <w:sz w:val="24"/>
+          <w:szCs w:val="24"/>
+          <w:lang w:val="fr-FR" w:eastAsia="en-US" w:bidi="ar-SA"/>
+        </w:rPr>
+        <w:t xml:space="preserve">e devais recevoir une personne en premier rendez-vous une personne qui s’est fait agressé une 15ème de jour. il allait pas bien et il avait une réaction agressive ou il en voulait à tous le monde. </w:t>
+      </w:r>
+    </w:p>
+    <w:p>
+      <w:pPr>
+        <w:pStyle w:val="normal1"/>
+        <w:spacing w:lineRule="auto" w:line="360"/>
+        <w:jc w:val="both"/>
+        <w:rPr>
+          <w:rFonts w:ascii="Times New Roman" w:hAnsi="Times New Roman" w:eastAsia="Times New Roman" w:cs="Times New Roman"/>
+          <w:sz w:val="24"/>
+          <w:szCs w:val="24"/>
+        </w:rPr>
+      </w:pPr>
+      <w:r>
+        <w:rPr>
+          <w:rFonts w:eastAsia="Times New Roman" w:cs="Times New Roman" w:ascii="Times New Roman" w:hAnsi="Times New Roman"/>
+          <w:sz w:val="24"/>
+          <w:szCs w:val="24"/>
+        </w:rPr>
+        <w:t xml:space="preserve">dès que je l’ai reçu, j’ai snetie que c’était compliqué, qu’il n’était pas content parce que le médecin légiste avait pas mis assez d’ITT selon lui. </w:t>
+      </w:r>
+    </w:p>
+    <w:p>
+      <w:pPr>
+        <w:pStyle w:val="Normal"/>
+        <w:ind w:hanging="0" w:start="0"/>
+        <w:rPr>
+          <w:lang w:val="fr-FR" w:eastAsia="en-US" w:bidi="ar-SA"/>
+        </w:rPr>
+      </w:pPr>
+      <w:r>
+        <w:rPr>
+          <w:rFonts w:eastAsia="Times New Roman" w:cs="Times New Roman"/>
+          <w:i/>
+          <w:iCs/>
+          <w:sz w:val="24"/>
+          <w:szCs w:val="24"/>
+          <w:lang w:val="fr-FR" w:eastAsia="en-US" w:bidi="ar-SA"/>
+        </w:rPr>
+        <w:t>Plus les minutes passaient et plus ils se tendaient, ils m'accusent de ne pas être de son avis, il faisait de grand festes, disait que tout le monde était contre lui et qu’il venait se plaindre de ça aujourd’hui. Il disait que tous les professionnels était contre lui</w:t>
+      </w:r>
+      <w:r>
+        <w:rPr>
+          <w:i/>
+          <w:iCs/>
+          <w:lang w:val="fr-FR" w:eastAsia="en-US" w:bidi="ar-SA"/>
+        </w:rPr>
+        <w:t xml:space="preserve"> @</w:t>
+      </w:r>
+      <w:r>
+        <w:rPr>
+          <w:lang w:val="fr-FR" w:eastAsia="en-US" w:bidi="ar-SA"/>
+        </w:rPr>
+        <w:br/>
+        <w:br/>
+        <w:t>@analyse_4.1 R.A.S. @</w:t>
+      </w:r>
+    </w:p>
+    <w:p>
+      <w:pPr>
+        <w:pStyle w:val="Heading2"/>
+        <w:numPr>
+          <w:ilvl w:val="1"/>
+          <w:numId w:val="9"/>
+        </w:numPr>
+        <w:rPr>
+          <w:lang w:val="fr-FR" w:eastAsia="en-US" w:bidi="ar-SA"/>
+        </w:rPr>
+      </w:pPr>
+      <w:bookmarkStart w:id="15" w:name="__RefHeading___Toc143_3859463407"/>
+      <w:bookmarkEnd w:id="15"/>
+      <w:r>
+        <w:rPr>
+          <w:lang w:val="fr-FR" w:eastAsia="en-US" w:bidi="ar-SA"/>
+        </w:rPr>
+        <w:t>Pendant les faits</w:t>
+      </w:r>
+    </w:p>
+    <w:p>
+      <w:pPr>
+        <w:pStyle w:val="Normal"/>
+        <w:ind w:hanging="0" w:start="0"/>
+        <w:rPr>
+          <w:i/>
+          <w:iCs/>
+        </w:rPr>
+      </w:pPr>
+      <w:r>
+        <w:rPr>
+          <w:i/>
+          <w:iCs/>
+          <w:lang w:val="fr-FR" w:eastAsia="en-US" w:bidi="ar-SA"/>
+        </w:rPr>
+        <w:t xml:space="preserve">@dires_4.2  </w:t>
+        <w:br/>
+      </w:r>
+      <w:r>
+        <w:rPr>
+          <w:rFonts w:eastAsia="Times New Roman" w:cs="Times New Roman"/>
+          <w:i/>
+          <w:iCs/>
+          <w:sz w:val="24"/>
+          <w:szCs w:val="24"/>
+          <w:lang w:val="fr-FR" w:eastAsia="en-US" w:bidi="ar-SA"/>
+        </w:rPr>
+        <w:t>Il s’est levé, fasait de grand geste ,s’est mis à crié. J’ai rappelé le cadre.</w:t>
+      </w:r>
+    </w:p>
+    <w:p>
+      <w:pPr>
+        <w:pStyle w:val="normal1"/>
+        <w:spacing w:lineRule="auto" w:line="360"/>
+        <w:jc w:val="both"/>
+        <w:rPr>
+          <w:i/>
+          <w:iCs/>
+        </w:rPr>
+      </w:pPr>
+      <w:r>
+        <w:rPr>
+          <w:rFonts w:eastAsia="Times New Roman" w:cs="Times New Roman" w:ascii="Times New Roman" w:hAnsi="Times New Roman"/>
+          <w:i/>
+          <w:iCs/>
+          <w:sz w:val="24"/>
+          <w:szCs w:val="24"/>
+        </w:rPr>
+        <w:t>il a pas apprécié que je rappelle les conditions dev enus à l’umj. Il s’est approché de moi, m’a insulté.</w:t>
+      </w:r>
+    </w:p>
+    <w:p>
+      <w:pPr>
+        <w:pStyle w:val="normal1"/>
+        <w:spacing w:lineRule="auto" w:line="360"/>
+        <w:jc w:val="both"/>
+        <w:rPr>
+          <w:i/>
+          <w:iCs/>
+        </w:rPr>
+      </w:pPr>
+      <w:r>
+        <w:rPr>
+          <w:rFonts w:eastAsia="Times New Roman" w:cs="Times New Roman" w:ascii="Times New Roman" w:hAnsi="Times New Roman"/>
+          <w:i/>
+          <w:iCs/>
+          <w:sz w:val="24"/>
+          <w:szCs w:val="24"/>
+        </w:rPr>
+        <w:t xml:space="preserve">j’ai voulu mettre fin à l'entretien et quand je me suis dirigé vers la porte, il m’a pris le bras et m’a tiré fortement dans le bureau. J’ai perdu l’équilibre et j’ai paniqué. Il a continué à m’insulté. en tentant d’enlever monbras, il a tiré plus fort et ça m’a fait chuté au sol. </w:t>
+      </w:r>
+    </w:p>
+    <w:p>
+      <w:pPr>
+        <w:pStyle w:val="normal1"/>
+        <w:spacing w:lineRule="auto" w:line="360"/>
+        <w:jc w:val="both"/>
+        <w:rPr>
+          <w:i/>
+          <w:iCs/>
+        </w:rPr>
+      </w:pPr>
+      <w:r>
+        <w:rPr>
+          <w:rFonts w:eastAsia="Times New Roman" w:cs="Times New Roman" w:ascii="Times New Roman" w:hAnsi="Times New Roman"/>
+          <w:i/>
+          <w:iCs/>
+          <w:sz w:val="24"/>
+          <w:szCs w:val="24"/>
+        </w:rPr>
+        <w:t xml:space="preserve">J’ai crié et aucun collègue n’arrivait. J’ai voulu prendre le téléphone pour appelé la sécurité, il m’a poussé et m’a donné un coup de pied. Il m’a tiré par les cheveux ppur ne pas que je store du bureau. Je ne me souyviens plus trop de ce qui s’est passé parce que j'étais choquée. Je me souviens juste qu’il a continué à donner des coups de pieds et que j’essayer de me protéger. </w:t>
+      </w:r>
+    </w:p>
+    <w:p>
+      <w:pPr>
+        <w:pStyle w:val="Normal"/>
+        <w:ind w:hanging="0" w:start="0"/>
+        <w:rPr>
+          <w:lang w:val="fr-FR" w:eastAsia="en-US" w:bidi="ar-SA"/>
+        </w:rPr>
+      </w:pPr>
+      <w:r>
+        <w:rPr>
+          <w:rFonts w:eastAsia="Times New Roman" w:cs="Times New Roman"/>
+          <w:i/>
+          <w:iCs/>
+          <w:sz w:val="24"/>
+          <w:szCs w:val="24"/>
+          <w:lang w:val="fr-FR" w:eastAsia="en-US" w:bidi="ar-SA"/>
+        </w:rPr>
+        <w:t xml:space="preserve">Mon collègue est arrivé, et à appeler la police. </w:t>
+      </w:r>
+      <w:r>
+        <w:rPr>
+          <w:i/>
+          <w:iCs/>
+          <w:lang w:val="fr-FR" w:eastAsia="en-US" w:bidi="ar-SA"/>
+        </w:rPr>
+        <w:t>@</w:t>
+        <w:br/>
+      </w:r>
+      <w:r>
+        <w:rPr>
+          <w:lang w:val="fr-FR" w:eastAsia="en-US" w:bidi="ar-SA"/>
+        </w:rPr>
+        <w:br/>
+        <w:t>@analyse_4.2 R.A.S @</w:t>
+      </w:r>
+    </w:p>
+    <w:p>
+      <w:pPr>
+        <w:pStyle w:val="Heading2"/>
+        <w:numPr>
+          <w:ilvl w:val="1"/>
+          <w:numId w:val="9"/>
+        </w:numPr>
+        <w:rPr>
+          <w:lang w:val="fr-FR" w:eastAsia="en-US" w:bidi="ar-SA"/>
+        </w:rPr>
+      </w:pPr>
+      <w:bookmarkStart w:id="16" w:name="__RefHeading___Toc145_3859463407"/>
+      <w:bookmarkEnd w:id="16"/>
+      <w:r>
+        <w:rPr>
+          <w:lang w:val="fr-FR" w:eastAsia="en-US" w:bidi="ar-SA"/>
+        </w:rPr>
+        <w:t>Contexte de la révélation des faits</w:t>
+      </w:r>
+    </w:p>
+    <w:p>
+      <w:pPr>
+        <w:pStyle w:val="Normal"/>
+        <w:ind w:hanging="0" w:start="0"/>
+        <w:rPr>
+          <w:lang w:val="fr-FR" w:eastAsia="en-US" w:bidi="ar-SA"/>
+        </w:rPr>
+      </w:pPr>
+      <w:r>
+        <w:rPr>
+          <w:i/>
+          <w:iCs/>
+          <w:lang w:val="fr-FR" w:eastAsia="en-US" w:bidi="ar-SA"/>
+        </w:rPr>
+        <w:t xml:space="preserve">@dires_4.3 </w:t>
+        <w:br/>
+        <w:t>J</w:t>
+      </w:r>
+      <w:r>
+        <w:rPr>
+          <w:rFonts w:eastAsia="Times New Roman" w:cs="Times New Roman"/>
+          <w:i/>
+          <w:iCs/>
+          <w:sz w:val="24"/>
+          <w:szCs w:val="24"/>
+          <w:lang w:val="fr-FR" w:eastAsia="en-US" w:bidi="ar-SA"/>
+        </w:rPr>
+        <w:t xml:space="preserve">’en ai parlé assez raipidement notamment avec mon collègue qui est intervenu. </w:t>
+      </w:r>
+    </w:p>
+    <w:p>
+      <w:pPr>
+        <w:pStyle w:val="Normal"/>
+        <w:ind w:hanging="0" w:start="0"/>
+        <w:rPr>
+          <w:lang w:val="fr-FR" w:eastAsia="en-US" w:bidi="ar-SA"/>
+        </w:rPr>
+      </w:pPr>
+      <w:r>
+        <w:rPr>
+          <w:rFonts w:eastAsia="Times New Roman" w:cs="Times New Roman"/>
+          <w:i/>
+          <w:iCs/>
+          <w:sz w:val="24"/>
+          <w:szCs w:val="24"/>
+          <w:lang w:val="fr-FR" w:eastAsia="en-US" w:bidi="ar-SA"/>
+        </w:rPr>
+        <w:t xml:space="preserve">J’ai été en arrête parce que j’avais du mal à être en travail et à me sentir en sécurité mais ils ont été d’un grand soutien (collègues) même en dehors du travail. </w:t>
+      </w:r>
+      <w:r>
+        <w:rPr>
+          <w:i/>
+          <w:iCs/>
+          <w:lang w:val="fr-FR" w:eastAsia="en-US" w:bidi="ar-SA"/>
+        </w:rPr>
+        <w:t xml:space="preserve"> @</w:t>
+      </w:r>
+      <w:r>
+        <w:rPr>
+          <w:lang w:val="fr-FR" w:eastAsia="en-US" w:bidi="ar-SA"/>
+        </w:rPr>
+        <w:br/>
+        <w:br/>
+        <w:t>@analyse_4.3 R.A.S.@</w:t>
+      </w:r>
+    </w:p>
+    <w:p>
+      <w:pPr>
+        <w:pStyle w:val="Heading2"/>
+        <w:numPr>
+          <w:ilvl w:val="1"/>
+          <w:numId w:val="9"/>
+        </w:numPr>
+        <w:rPr>
+          <w:lang w:val="fr-FR" w:eastAsia="en-US" w:bidi="ar-SA"/>
+        </w:rPr>
+      </w:pPr>
+      <w:bookmarkStart w:id="17" w:name="__RefHeading___Toc147_3859463407"/>
+      <w:bookmarkEnd w:id="17"/>
+      <w:r>
+        <w:rPr>
+          <w:lang w:val="fr-FR" w:eastAsia="en-US" w:bidi="ar-SA"/>
+        </w:rPr>
+        <w:t>Après le dépôt de plainte</w:t>
+      </w:r>
+    </w:p>
+    <w:p>
+      <w:pPr>
+        <w:pStyle w:val="Normal"/>
+        <w:ind w:hanging="0" w:start="0"/>
+        <w:rPr>
+          <w:lang w:val="fr-FR" w:eastAsia="en-US" w:bidi="ar-SA"/>
+        </w:rPr>
+      </w:pPr>
+      <w:r>
+        <w:rPr>
+          <w:i/>
+          <w:iCs/>
+          <w:lang w:val="fr-FR" w:eastAsia="en-US" w:bidi="ar-SA"/>
+        </w:rPr>
+        <w:t xml:space="preserve">@dires_4.4 </w:t>
+        <w:br/>
+      </w:r>
+      <w:r>
+        <w:rPr>
+          <w:rFonts w:eastAsia="Times New Roman" w:cs="Times New Roman"/>
+          <w:i/>
+          <w:iCs/>
+          <w:sz w:val="24"/>
+          <w:szCs w:val="24"/>
+          <w:lang w:val="fr-FR" w:eastAsia="en-US" w:bidi="ar-SA"/>
+        </w:rPr>
+        <w:t xml:space="preserve">Au début j’ai culabilisé parce qu la personne n’allait pas très bien, mais je me suis dis que ça pouvait pas en resté là et j’avais peur qu’il reffasse ça. </w:t>
+      </w:r>
+    </w:p>
+    <w:p>
+      <w:pPr>
+        <w:pStyle w:val="Normal"/>
+        <w:ind w:hanging="0" w:start="0"/>
+        <w:rPr>
+          <w:lang w:val="fr-FR" w:eastAsia="en-US" w:bidi="ar-SA"/>
+        </w:rPr>
+      </w:pPr>
+      <w:r>
+        <w:rPr>
+          <w:rFonts w:eastAsia="Times New Roman" w:cs="Times New Roman"/>
+          <w:i/>
+          <w:iCs/>
+          <w:sz w:val="24"/>
+          <w:szCs w:val="24"/>
+          <w:lang w:val="fr-FR" w:eastAsia="en-US" w:bidi="ar-SA"/>
+        </w:rPr>
+        <w:t>j’ai contacté une association d'aide aux victimes et je leur ai parlé de ma situations. ils m’ont conseillé de porté plainte et j’ai suivi leur conseil parce que ça me paraissait cohérent.</w:t>
+      </w:r>
+      <w:r>
+        <w:rPr>
+          <w:i/>
+          <w:iCs/>
+          <w:lang w:val="fr-FR" w:eastAsia="en-US" w:bidi="ar-SA"/>
+        </w:rPr>
+        <w:t>@</w:t>
+      </w:r>
+      <w:r>
+        <w:rPr>
+          <w:lang w:val="fr-FR" w:eastAsia="en-US" w:bidi="ar-SA"/>
+        </w:rPr>
+        <w:br/>
+        <w:br/>
+        <w:t>@analyse_4.4 R.A.S.@</w:t>
+      </w:r>
+    </w:p>
+    <w:p>
+      <w:pPr>
+        <w:pStyle w:val="Heading1"/>
+        <w:numPr>
+          <w:ilvl w:val="0"/>
+          <w:numId w:val="9"/>
+        </w:numPr>
+        <w:rPr>
+          <w:lang w:val="fr-FR" w:eastAsia="en-US" w:bidi="ar-SA"/>
+        </w:rPr>
+      </w:pPr>
+      <w:bookmarkStart w:id="18" w:name="__RefHeading___Toc149_3859463407"/>
+      <w:bookmarkEnd w:id="18"/>
+      <w:r>
+        <w:rPr>
+          <w:lang w:val="fr-FR" w:eastAsia="en-US" w:bidi="ar-SA"/>
+        </w:rPr>
+        <w:t>ÉTUDE DES PIÈCES</w:t>
+      </w:r>
+    </w:p>
+    <w:p>
+      <w:pPr>
+        <w:pStyle w:val="Normal"/>
+        <w:ind w:hanging="0" w:start="0"/>
+        <w:rPr>
+          <w:lang w:val="fr-FR" w:eastAsia="en-US" w:bidi="ar-SA"/>
+        </w:rPr>
+      </w:pPr>
+      <w:r>
+        <w:rPr>
+          <w:lang w:val="fr-FR" w:eastAsia="en-US" w:bidi="ar-SA"/>
+        </w:rPr>
+        <w:t>Les pièces fournies à l’expert on fait l‘objet d’un analyse préliminaire à l’entretien.</w:t>
+        <w:br/>
+        <w:t xml:space="preserve">@remplir libre : </w:t>
+        <w:br/>
+      </w:r>
+      <w:r>
+        <w:rPr>
+          <w:rFonts w:eastAsia="Times New Roman" w:cs="Times New Roman"/>
+          <w:sz w:val="24"/>
+          <w:szCs w:val="24"/>
+          <w:lang w:val="fr-FR" w:eastAsia="en-US" w:bidi="ar-SA"/>
+        </w:rPr>
+        <w:t>Comparaison faits verbalisées pendant l’expertise et PV - Audition Victime Louise CHAISE-ROCHE n°25846 6228 222.</w:t>
+      </w:r>
+      <w:r>
+        <w:rPr>
+          <w:lang w:val="fr-FR" w:eastAsia="en-US" w:bidi="ar-SA"/>
+        </w:rPr>
+        <w:t>@</w:t>
+      </w:r>
+    </w:p>
+    <w:p>
+      <w:pPr>
+        <w:pStyle w:val="Heading1"/>
+        <w:numPr>
+          <w:ilvl w:val="0"/>
+          <w:numId w:val="9"/>
+        </w:numPr>
+        <w:rPr>
+          <w:lang w:val="fr-FR" w:eastAsia="en-US" w:bidi="ar-SA"/>
+        </w:rPr>
+      </w:pPr>
+      <w:bookmarkStart w:id="19" w:name="__RefHeading___Toc151_3859463407"/>
+      <w:bookmarkEnd w:id="19"/>
+      <w:r>
+        <w:rPr>
+          <w:lang w:val="fr-FR" w:eastAsia="en-US" w:bidi="ar-SA"/>
+        </w:rPr>
+        <w:t>EXAMEN PSYCHOLOGIQUE</w:t>
+      </w:r>
+    </w:p>
+    <w:p>
+      <w:pPr>
+        <w:pStyle w:val="Heading2"/>
+        <w:numPr>
+          <w:ilvl w:val="1"/>
+          <w:numId w:val="9"/>
+        </w:numPr>
+        <w:rPr>
+          <w:lang w:val="fr-FR" w:eastAsia="en-US" w:bidi="ar-SA"/>
+        </w:rPr>
+      </w:pPr>
+      <w:bookmarkStart w:id="20" w:name="__RefHeading___Toc153_3859463407"/>
+      <w:bookmarkEnd w:id="20"/>
+      <w:r>
+        <w:rPr>
+          <w:lang w:val="fr-FR" w:eastAsia="en-US" w:bidi="ar-SA"/>
+        </w:rPr>
+        <w:t>Relation au corps et à la santé</w:t>
+      </w:r>
+    </w:p>
+    <w:p>
+      <w:pPr>
+        <w:pStyle w:val="Normal"/>
+        <w:ind w:hanging="0" w:start="0"/>
+        <w:rPr>
+          <w:lang w:val="fr-FR" w:eastAsia="en-US" w:bidi="ar-SA"/>
+        </w:rPr>
+      </w:pPr>
+      <w:r>
+        <w:rPr>
+          <w:i/>
+          <w:iCs/>
+          <w:lang w:val="fr-FR" w:eastAsia="en-US" w:bidi="ar-SA"/>
+        </w:rPr>
+        <w:t>@dires_6.1</w:t>
+      </w:r>
+      <w:bookmarkStart w:id="21" w:name="_heading=h.otqqv6s79s18"/>
+      <w:bookmarkEnd w:id="21"/>
+      <w:r>
+        <w:rPr>
+          <w:i/>
+          <w:iCs/>
+          <w:lang w:val="fr-FR" w:eastAsia="en-US" w:bidi="ar-SA"/>
+        </w:rPr>
+        <w:br/>
+      </w:r>
+      <w:r>
+        <w:rPr>
+          <w:i/>
+          <w:iCs/>
+        </w:rPr>
+        <w:t xml:space="preserve">- Consommation substance : je fume du tabac de temps en temps, je consomme de l’alcool de façon festive. </w:t>
+      </w:r>
+    </w:p>
+    <w:p>
+      <w:pPr>
+        <w:pStyle w:val="Normal"/>
+        <w:ind w:hanging="0" w:start="0"/>
+        <w:rPr>
+          <w:i/>
+          <w:iCs/>
+        </w:rPr>
+      </w:pPr>
+      <w:bookmarkStart w:id="22" w:name="_heading=h.sy3m3k1nd63z"/>
+      <w:bookmarkEnd w:id="22"/>
+      <w:r>
+        <w:rPr>
+          <w:i/>
+          <w:iCs/>
+        </w:rPr>
+        <w:t>- Atcd somatiques : RAS</w:t>
+      </w:r>
+    </w:p>
+    <w:p>
+      <w:pPr>
+        <w:pStyle w:val="Normal"/>
+        <w:ind w:hanging="0" w:start="0"/>
+        <w:rPr/>
+      </w:pPr>
+      <w:bookmarkStart w:id="23" w:name="_heading=h.2ow3ug8vd8ql"/>
+      <w:bookmarkEnd w:id="23"/>
+      <w:r>
+        <w:rPr>
+          <w:i/>
+          <w:iCs/>
+        </w:rPr>
+        <w:t>- Atcd psychiatriques: RAS@</w:t>
+      </w:r>
+      <w:r>
+        <w:rPr/>
+        <w:br/>
+        <w:br/>
+        <w:t xml:space="preserve">@analyse_6.1 </w:t>
+        <w:br/>
+      </w:r>
+      <w:r>
+        <w:rPr>
+          <w:rFonts w:eastAsia="Times New Roman" w:cs="Times New Roman"/>
+          <w:sz w:val="24"/>
+          <w:szCs w:val="24"/>
+        </w:rPr>
+        <w:t>pas de problématiques addictives, ni d’antécédents psychiatrique ni somatiques, susceptibles d’affecter la structuration de personnalité de madame ni d’impacter son état psychique.</w:t>
+      </w:r>
+      <w:r>
+        <w:rPr/>
+        <w:t>@</w:t>
+      </w:r>
+    </w:p>
+    <w:p>
+      <w:pPr>
+        <w:pStyle w:val="Heading2"/>
+        <w:numPr>
+          <w:ilvl w:val="1"/>
+          <w:numId w:val="9"/>
+        </w:numPr>
+        <w:rPr>
+          <w:lang w:val="fr-FR" w:eastAsia="en-US" w:bidi="ar-SA"/>
+        </w:rPr>
+      </w:pPr>
+      <w:bookmarkStart w:id="24" w:name="__RefHeading___Toc155_3859463407"/>
+      <w:bookmarkEnd w:id="24"/>
+      <w:r>
+        <w:rPr>
+          <w:lang w:val="fr-FR" w:eastAsia="en-US" w:bidi="ar-SA"/>
+        </w:rPr>
+        <w:t>Éléments cognitifs</w:t>
+      </w:r>
+    </w:p>
+    <w:p>
+      <w:pPr>
+        <w:pStyle w:val="Normal"/>
+        <w:ind w:hanging="0" w:start="0"/>
+        <w:rPr>
+          <w:lang w:val="fr-FR" w:eastAsia="en-US" w:bidi="ar-SA"/>
+        </w:rPr>
+      </w:pPr>
+      <w:r>
+        <w:rPr>
+          <w:i/>
+          <w:iCs/>
+        </w:rPr>
+        <w:t xml:space="preserve">@dires_6.2 </w:t>
+        <w:br/>
+        <w:t>• pas de troubles des apprentissages, pas de déficience intellectuelle, pas de retard mentaux. Attention, mémoire, repères spatio-temporels, socio-émotionnelle → ok.</w:t>
+      </w:r>
+    </w:p>
+    <w:p>
+      <w:pPr>
+        <w:pStyle w:val="Normal"/>
+        <w:ind w:hanging="0" w:start="0"/>
+        <w:rPr>
+          <w:lang w:val="fr-FR" w:eastAsia="en-US" w:bidi="ar-SA"/>
+        </w:rPr>
+      </w:pPr>
+      <w:r>
+        <w:rPr>
+          <w:i/>
+          <w:iCs/>
+        </w:rPr>
+        <w:t xml:space="preserve">• </w:t>
+      </w:r>
+      <w:r>
+        <w:rPr>
+          <w:i/>
+          <w:iCs/>
+        </w:rPr>
+        <w:t>rapporte pas de difficultés scolaires ni de troubles des apprentissages. bons résultats scolaires durant toute sa scolarité(globalement)@</w:t>
+      </w:r>
+    </w:p>
+    <w:p>
+      <w:pPr>
+        <w:pStyle w:val="Normal"/>
+        <w:ind w:hanging="0" w:start="0"/>
+        <w:rPr>
+          <w:lang w:val="fr-FR" w:eastAsia="en-US" w:bidi="ar-SA"/>
+        </w:rPr>
+      </w:pPr>
+      <w:r>
+        <w:rPr>
+          <w:lang w:val="fr-FR" w:eastAsia="en-US" w:bidi="ar-SA"/>
+        </w:rPr>
+        <w:t xml:space="preserve">@analyse_6.2 </w:t>
+        <w:br/>
+      </w:r>
+      <w:r>
+        <w:rPr>
+          <w:rFonts w:eastAsia="Times New Roman" w:cs="Times New Roman"/>
+          <w:sz w:val="24"/>
+          <w:szCs w:val="24"/>
+          <w:lang w:val="fr-FR" w:eastAsia="en-US" w:bidi="ar-SA"/>
+        </w:rPr>
+        <w:t xml:space="preserve">Aucun retard mental ni développementaux n’est rapporté ni observé pendant l’expertise. Développement cognitif et psycho-affectif adapté à son âge et son stade de développement. A su maintenir son attention, solliciter sa mémoire à long et court terme, se repérer dans le temps, au cours de l’expertise. </w:t>
+      </w:r>
+      <w:r>
+        <w:rPr>
+          <w:lang w:val="fr-FR" w:eastAsia="en-US" w:bidi="ar-SA"/>
+        </w:rPr>
+        <w:t>@</w:t>
+      </w:r>
+    </w:p>
+    <w:p>
+      <w:pPr>
+        <w:pStyle w:val="Heading2"/>
+        <w:numPr>
+          <w:ilvl w:val="1"/>
+          <w:numId w:val="9"/>
+        </w:numPr>
+        <w:rPr>
+          <w:lang w:val="fr-FR" w:eastAsia="en-US" w:bidi="ar-SA"/>
+        </w:rPr>
+      </w:pPr>
+      <w:bookmarkStart w:id="25" w:name="__RefHeading___Toc157_3859463407"/>
+      <w:bookmarkEnd w:id="25"/>
+      <w:r>
+        <w:rPr>
+          <w:lang w:val="fr-FR" w:eastAsia="en-US" w:bidi="ar-SA"/>
+        </w:rPr>
+        <w:t>Éléments de personnalité</w:t>
+      </w:r>
+    </w:p>
+    <w:p>
+      <w:pPr>
+        <w:pStyle w:val="Normal"/>
+        <w:ind w:hanging="0" w:start="0"/>
+        <w:rPr/>
+      </w:pPr>
+      <w:r>
+        <w:rPr>
+          <w:i/>
+          <w:iCs/>
+        </w:rPr>
+        <w:t xml:space="preserve">@dires_6.3 </w:t>
+      </w:r>
+      <w:bookmarkStart w:id="26" w:name="_heading=h.jghy5s7avkup"/>
+      <w:bookmarkEnd w:id="26"/>
+      <w:r>
+        <w:rPr/>
+        <w:br/>
+      </w:r>
+      <w:r>
+        <w:rPr>
+          <w:i/>
+          <w:iCs/>
+        </w:rPr>
+        <w:t>En ce qui concerne ses qualités, bienveillante, drôle et empathique.</w:t>
+      </w:r>
+    </w:p>
+    <w:p>
+      <w:pPr>
+        <w:pStyle w:val="Normal"/>
+        <w:ind w:hanging="0" w:start="0"/>
+        <w:rPr>
+          <w:i/>
+          <w:iCs/>
+        </w:rPr>
+      </w:pPr>
+      <w:bookmarkStart w:id="27" w:name="_heading=h.r73wapym5ng8"/>
+      <w:bookmarkEnd w:id="27"/>
+      <w:r>
+        <w:rPr>
+          <w:i/>
+          <w:iCs/>
+        </w:rPr>
+        <w:t>défauts : perfectionniste, maladroite et désorganisée</w:t>
+      </w:r>
+    </w:p>
+    <w:p>
+      <w:pPr>
+        <w:pStyle w:val="Normal"/>
+        <w:ind w:hanging="0" w:start="0"/>
+        <w:rPr/>
+      </w:pPr>
+      <w:bookmarkStart w:id="28" w:name="_heading=h.487lt47drtog"/>
+      <w:bookmarkEnd w:id="28"/>
+      <w:r>
+        <w:rPr>
+          <w:rFonts w:eastAsia="Times New Roman" w:cs="Times New Roman"/>
+          <w:i/>
+          <w:iCs/>
+          <w:sz w:val="24"/>
+          <w:szCs w:val="24"/>
+          <w:lang w:val="fr-FR" w:eastAsia="en-US" w:bidi="ar-SA"/>
+        </w:rPr>
+        <w:t>Interrogée sur un souhait qu’elle réaliserait si elle en avait le pouvoir, madame formule le vœu ? la paix dans le monde</w:t>
+      </w:r>
+      <w:r>
+        <w:rPr>
+          <w:i/>
+          <w:iCs/>
+          <w:lang w:val="fr-FR" w:eastAsia="en-US" w:bidi="ar-SA"/>
+        </w:rPr>
+        <w:t>@</w:t>
+      </w:r>
+      <w:r>
+        <w:rPr>
+          <w:lang w:val="fr-FR" w:eastAsia="en-US" w:bidi="ar-SA"/>
+        </w:rPr>
+        <w:br/>
+        <w:br/>
+        <w:t xml:space="preserve">@analyse_6.3 </w:t>
+        <w:br/>
+        <w:t>&lt;&lt;genre_mec&gt;&gt;  dit ne jamais avoir eu d'hallucination visuelle ou auditive et ne présente pas de symptôme psychotique selon l’appréciation clinique. L’ancrage dans la réalité est efficient.</w:t>
+      </w:r>
+    </w:p>
+    <w:p>
+      <w:pPr>
+        <w:pStyle w:val="Normal"/>
+        <w:ind w:hanging="0" w:start="0"/>
+        <w:rPr/>
+      </w:pPr>
+      <w:bookmarkStart w:id="29" w:name="_heading=h.m8enxw3jm801"/>
+      <w:bookmarkEnd w:id="29"/>
+      <w:r>
+        <w:rPr/>
+        <w:t>Lors de l'expertise, ses manifestations corporelles sont adaptées à son discours ainsi qu’aux émotions exprimées. Elle ne semble pas présenter de tendance à l’exagération de ses propos.</w:t>
+      </w:r>
+    </w:p>
+    <w:p>
+      <w:pPr>
+        <w:pStyle w:val="Normal"/>
+        <w:ind w:hanging="0" w:start="0"/>
+        <w:rPr/>
+      </w:pPr>
+      <w:bookmarkStart w:id="30" w:name="_heading=h.943oujtvotvh"/>
+      <w:bookmarkEnd w:id="30"/>
+      <w:r>
+        <w:rPr>
+          <w:lang w:val="fr-FR" w:eastAsia="en-US" w:bidi="ar-SA"/>
+        </w:rPr>
+        <w:t>Voeux et qualité principalement centré sur l’Autre</w:t>
+      </w:r>
+      <w:r>
+        <w:rPr>
+          <w:rFonts w:eastAsia="Times New Roman" w:cs="Times New Roman"/>
+          <w:sz w:val="24"/>
+          <w:szCs w:val="24"/>
+          <w:lang w:val="fr-FR" w:eastAsia="en-US" w:bidi="ar-SA"/>
+        </w:rPr>
+        <w:t xml:space="preserve">. </w:t>
+      </w:r>
+      <w:r>
+        <w:rPr>
+          <w:lang w:val="fr-FR" w:eastAsia="en-US" w:bidi="ar-SA"/>
+        </w:rPr>
+        <w:t>@</w:t>
+      </w:r>
+    </w:p>
+    <w:p>
+      <w:pPr>
+        <w:pStyle w:val="Heading2"/>
+        <w:numPr>
+          <w:ilvl w:val="1"/>
+          <w:numId w:val="9"/>
+        </w:numPr>
+        <w:rPr>
+          <w:lang w:val="fr-FR" w:eastAsia="en-US" w:bidi="ar-SA"/>
+        </w:rPr>
+      </w:pPr>
+      <w:bookmarkStart w:id="31" w:name="__RefHeading___Toc159_3859463407"/>
+      <w:bookmarkEnd w:id="31"/>
+      <w:r>
+        <w:rPr>
+          <w:lang w:val="fr-FR" w:eastAsia="en-US" w:bidi="ar-SA"/>
+        </w:rPr>
+        <w:t>Analyse de la personne pendant l'entretien</w:t>
+      </w:r>
+    </w:p>
+    <w:p>
+      <w:pPr>
+        <w:pStyle w:val="Normal"/>
+        <w:ind w:hanging="0" w:start="0"/>
+        <w:rPr/>
+      </w:pPr>
+      <w:r>
+        <w:rPr/>
+        <w:t xml:space="preserve">@analyse_6.4 </w:t>
+      </w:r>
+      <w:bookmarkStart w:id="32" w:name="_heading=h.yhxb6va1s13u"/>
+      <w:bookmarkEnd w:id="32"/>
+      <w:r>
+        <w:rPr/>
+        <w:br/>
+        <w:t xml:space="preserve">L’observation clinique lors de l’expertise montre qu’elle est en capacité d’être en lien de manière adaptée et se montre coopérative avec l’expert. </w:t>
+      </w:r>
+    </w:p>
+    <w:p>
+      <w:pPr>
+        <w:pStyle w:val="Normal"/>
+        <w:ind w:hanging="0" w:start="0"/>
+        <w:rPr/>
+      </w:pPr>
+      <w:bookmarkStart w:id="33" w:name="_heading=h.48zttk1m0q5n"/>
+      <w:bookmarkEnd w:id="33"/>
+      <w:r>
+        <w:rPr/>
+        <w:t xml:space="preserve">Son discours est également fluide et adapté au contexte dans lequel il est recueilli. Les émotions verbalisées ainsi que le langage non verbal de madame sont adaptés aux éléments rapportés. </w:t>
+      </w:r>
+    </w:p>
+    <w:p>
+      <w:pPr>
+        <w:pStyle w:val="Normal"/>
+        <w:ind w:hanging="0" w:start="0"/>
+        <w:rPr/>
+      </w:pPr>
+      <w:bookmarkStart w:id="34" w:name="_heading=h.an1wmmsuhj5i"/>
+      <w:bookmarkEnd w:id="34"/>
+      <w:r>
+        <w:rPr/>
+        <w:t>Lors de l’expertise, elle ne prése</w:t>
+      </w:r>
+      <w:r>
+        <w:rPr>
+          <w:rFonts w:eastAsia="Times New Roman" w:cs="Times New Roman"/>
+          <w:sz w:val="24"/>
+          <w:szCs w:val="24"/>
+        </w:rPr>
+        <w:t>nte pas de tendance à l’exagération de ses propos.</w:t>
+      </w:r>
+      <w:r>
+        <w:rPr/>
+        <w:t>@</w:t>
+      </w:r>
+    </w:p>
+    <w:p>
+      <w:pPr>
+        <w:pStyle w:val="Heading1"/>
+        <w:numPr>
+          <w:ilvl w:val="0"/>
+          <w:numId w:val="9"/>
+        </w:numPr>
+        <w:rPr>
+          <w:lang w:val="fr-FR" w:eastAsia="en-US" w:bidi="ar-SA"/>
+        </w:rPr>
+      </w:pPr>
+      <w:bookmarkStart w:id="35" w:name="__RefHeading___Toc161_3859463407"/>
+      <w:bookmarkEnd w:id="35"/>
+      <w:r>
+        <w:rPr>
+          <w:lang w:val="fr-FR" w:eastAsia="en-US" w:bidi="ar-SA"/>
+        </w:rPr>
+        <w:t>ÉVALUATION DU RETENTISSEMENT PSYCHOLOGIQUE DES FAITS ALLÉGUÉS</w:t>
+      </w:r>
+    </w:p>
+    <w:p>
+      <w:pPr>
+        <w:pStyle w:val="Normal"/>
+        <w:ind w:hanging="0" w:start="0"/>
+        <w:rPr>
+          <w:lang w:val="fr-FR" w:eastAsia="en-US" w:bidi="ar-SA"/>
+        </w:rPr>
+      </w:pPr>
+      <w:r>
+        <w:rPr>
+          <w:lang w:val="fr-FR" w:eastAsia="en-US" w:bidi="ar-SA"/>
+        </w:rPr>
+        <w:t>@dires_7</w:t>
+        <w:br/>
+      </w:r>
+      <w:r>
+        <w:rPr>
+          <w:rFonts w:eastAsia="Times New Roman" w:cs="Times New Roman"/>
+          <w:sz w:val="24"/>
+          <w:szCs w:val="24"/>
+          <w:lang w:val="fr-FR" w:eastAsia="en-US" w:bidi="ar-SA"/>
+        </w:rPr>
+        <w:t>Madame situe l’apparition des symptômes, évoqués ci-dessous, à la suite des faits allégués. @</w:t>
+      </w:r>
+    </w:p>
+    <w:p>
+      <w:pPr>
+        <w:pStyle w:val="Heading2"/>
+        <w:numPr>
+          <w:ilvl w:val="1"/>
+          <w:numId w:val="9"/>
+        </w:numPr>
+        <w:rPr>
+          <w:lang w:val="fr-FR" w:eastAsia="en-US" w:bidi="ar-SA"/>
+        </w:rPr>
+      </w:pPr>
+      <w:bookmarkStart w:id="36" w:name="__RefHeading___Toc163_3859463407"/>
+      <w:bookmarkEnd w:id="36"/>
+      <w:r>
+        <w:rPr>
+          <w:lang w:val="fr-FR" w:eastAsia="en-US" w:bidi="ar-SA"/>
+        </w:rPr>
+        <w:t>Rapport à la sexualité</w:t>
+      </w:r>
+    </w:p>
+    <w:p>
+      <w:pPr>
+        <w:pStyle w:val="Normal"/>
+        <w:ind w:hanging="0" w:start="0"/>
+        <w:rPr>
+          <w:lang w:val="fr-FR" w:eastAsia="en-US" w:bidi="ar-SA"/>
+        </w:rPr>
+      </w:pPr>
+      <w:r>
+        <w:rPr/>
+        <w:t>@dires_7.1 RAS@</w:t>
+      </w:r>
+    </w:p>
+    <w:p>
+      <w:pPr>
+        <w:pStyle w:val="Heading2"/>
+        <w:numPr>
+          <w:ilvl w:val="1"/>
+          <w:numId w:val="9"/>
+        </w:numPr>
+        <w:rPr>
+          <w:lang w:val="fr-FR" w:eastAsia="en-US" w:bidi="ar-SA"/>
+        </w:rPr>
+      </w:pPr>
+      <w:bookmarkStart w:id="37" w:name="__RefHeading___Toc165_3859463407"/>
+      <w:bookmarkEnd w:id="37"/>
+      <w:r>
+        <w:rPr>
+          <w:lang w:val="fr-FR" w:eastAsia="en-US" w:bidi="ar-SA"/>
+        </w:rPr>
+        <w:t>Évaluation des symptômes psychotraumatiques</w:t>
+      </w:r>
+    </w:p>
+    <w:p>
+      <w:pPr>
+        <w:pStyle w:val="Normal"/>
+        <w:ind w:hanging="0" w:start="0"/>
+        <w:rPr>
+          <w:lang w:val="fr-FR" w:eastAsia="en-US" w:bidi="ar-SA"/>
+        </w:rPr>
+      </w:pPr>
+      <w:r>
+        <w:rPr>
+          <w:b/>
+          <w:lang w:val="fr-FR" w:eastAsia="en-US" w:bidi="ar-SA"/>
+        </w:rPr>
+        <w:t xml:space="preserve">Analyse échelle :  </w:t>
+        <w:br/>
+      </w:r>
+      <w:r>
+        <w:rPr>
+          <w:b w:val="false"/>
+          <w:bCs w:val="false"/>
+          <w:lang w:val="fr-FR" w:eastAsia="en-US" w:bidi="ar-SA"/>
+        </w:rPr>
+        <w:t xml:space="preserve">@remplir libre : </w:t>
+        <w:br/>
       </w:r>
       <w:r>
         <w:rPr>
@@ -1162,9 +3260,17 @@
           <w:szCs w:val="24"/>
           <w:lang w:val="fr-FR" w:eastAsia="en-US" w:bidi="ar-SA"/>
         </w:rPr>
-        <w:t xml:space="preserve">@adapter </w:t>
-        <w:br/>
-      </w:r>
+        <w:t>Afin d’accompagner &lt;&lt;genre_mec&gt;&gt; &lt;&lt;nom_mec&gt;&gt; dans la verbalisation d’éventuels retentissements psychologiques en lien avec les faits allégués, la passation de l’échelle révisée d’impact des événements (IES-R) a été réalisée et révèle un score de 88 sur 110. Cette échelle est destinée à mesurer les symptômes de stress post-traumatique après une situation traumatique, présents au cours des 7 derniers jours. L’IES-R n’est pas un outil de diagnostic. Elle est composée de 22 items notés sur une échelle de fréquence à 5 points, allant de 0 (pas du tout) à 4 (extrêmement), en passant par 1 (un peu), 2 (moyennement) et 3 (beaucoup). La notation distingue 3 sous-échelles : une sous-échelle d’évitement (items 5, 7, 8, 11, 12, 13, 17, 22), une sous-échelle d’intrusion de souvenirs (items 1, 2, 3, 6, 9, 14, 16 et 20) et une sous-échelle d’hyper-excitation / activation neurovégétative élevée (items 4, 10, 15, 18, 19 et 21). Les scores sont obtenus en additionnant les réponses de chaque item. Les auteurs choisissent actuellement de prendre un score total de 22 comme en faveur de symptômes significatifs de stress aigu, et un score de 36 comme suggérant la présence d’un trouble de stress post-traumatique.</w:t>
+      </w:r>
+    </w:p>
+    <w:p>
+      <w:pPr>
+        <w:pStyle w:val="Normal"/>
+        <w:ind w:hanging="0" w:start="0"/>
+        <w:rPr>
+          <w:lang w:val="fr-FR" w:eastAsia="en-US" w:bidi="ar-SA"/>
+        </w:rPr>
+      </w:pPr>
       <w:r>
         <w:rPr>
           <w:rFonts w:eastAsia="Times New Roman" w:cs="Times New Roman"/>
@@ -1174,7 +3280,536 @@
           <w:szCs w:val="24"/>
           <w:lang w:val="fr-FR" w:eastAsia="en-US" w:bidi="ar-SA"/>
         </w:rPr>
-        <w:t>a été attenti</w:t>
+        <w:t xml:space="preserve">Le score de &lt;&lt;genre_mec&gt;&gt; &lt;&lt;nom_mec&gt;&gt;  est donc en faveur d’un trouble de stress post-traumatique. </w:t>
+      </w:r>
+      <w:r>
+        <w:rPr>
+          <w:b w:val="false"/>
+          <w:bCs w:val="false"/>
+          <w:lang w:val="fr-FR" w:eastAsia="en-US" w:bidi="ar-SA"/>
+        </w:rPr>
+        <w:t>@</w:t>
+      </w:r>
+    </w:p>
+    <w:p>
+      <w:pPr>
+        <w:pStyle w:val="Normal"/>
+        <w:ind w:hanging="0" w:start="0"/>
+        <w:rPr>
+          <w:lang w:val="fr-FR" w:eastAsia="en-US" w:bidi="ar-SA"/>
+        </w:rPr>
+      </w:pPr>
+      <w:r>
+        <w:rPr>
+          <w:lang w:val="fr-FR" w:eastAsia="en-US" w:bidi="ar-SA"/>
+        </w:rPr>
+        <w:t>De manière plus détaillée, &lt;&lt;mec_genre&gt;&gt; &lt;&lt;mec_prenom&gt;&gt; rapporte l'apparition de symptômes.</w:t>
+      </w:r>
+    </w:p>
+    <w:p>
+      <w:pPr>
+        <w:pStyle w:val="Heading3"/>
+        <w:numPr>
+          <w:ilvl w:val="2"/>
+          <w:numId w:val="9"/>
+        </w:numPr>
+        <w:rPr>
+          <w:lang w:val="fr-FR" w:eastAsia="en-US" w:bidi="ar-SA"/>
+        </w:rPr>
+      </w:pPr>
+      <w:bookmarkStart w:id="38" w:name="__RefHeading___Toc167_3859463407"/>
+      <w:bookmarkEnd w:id="38"/>
+      <w:r>
+        <w:rPr>
+          <w:lang w:val="fr-FR" w:eastAsia="en-US" w:bidi="ar-SA"/>
+        </w:rPr>
+        <w:t>Symptômes d'intrusion</w:t>
+      </w:r>
+    </w:p>
+    <w:p>
+      <w:pPr>
+        <w:pStyle w:val="Normal"/>
+        <w:ind w:hanging="0" w:start="0"/>
+        <w:rPr>
+          <w:b w:val="false"/>
+          <w:bCs w:val="false"/>
+          <w:i/>
+          <w:iCs/>
+          <w:lang w:val="fr-FR" w:eastAsia="en-US" w:bidi="ar-SA"/>
+        </w:rPr>
+      </w:pPr>
+      <w:r>
+        <w:rPr>
+          <w:b w:val="false"/>
+          <w:bCs w:val="false"/>
+          <w:i/>
+          <w:iCs/>
+          <w:lang w:val="fr-FR" w:eastAsia="en-US" w:bidi="ar-SA"/>
+        </w:rPr>
+        <w:t xml:space="preserve">@dires_7.2.1  </w:t>
+        <w:br/>
+        <w:t>J</w:t>
+      </w:r>
+      <w:r>
+        <w:rPr>
+          <w:rFonts w:eastAsia="Times New Roman" w:cs="Times New Roman"/>
+          <w:b w:val="false"/>
+          <w:bCs w:val="false"/>
+          <w:i/>
+          <w:iCs/>
+          <w:sz w:val="24"/>
+          <w:szCs w:val="24"/>
+          <w:lang w:val="fr-FR" w:eastAsia="en-US" w:bidi="ar-SA"/>
+        </w:rPr>
+        <w:t>’y pense tout le temps. des fois j’ai l’impression que c’est entrain de se repasser, ej vois son visage plein de haine</w:t>
+      </w:r>
+    </w:p>
+    <w:p>
+      <w:pPr>
+        <w:pStyle w:val="Normal"/>
+        <w:ind w:hanging="0" w:start="0"/>
+        <w:rPr>
+          <w:b w:val="false"/>
+          <w:bCs w:val="false"/>
+          <w:i/>
+          <w:iCs/>
+          <w:lang w:val="fr-FR" w:eastAsia="en-US" w:bidi="ar-SA"/>
+        </w:rPr>
+      </w:pPr>
+      <w:bookmarkStart w:id="39" w:name="_heading=h.x550bh4wrwf"/>
+      <w:bookmarkEnd w:id="39"/>
+      <w:r>
+        <w:rPr>
+          <w:rFonts w:eastAsia="Times New Roman" w:cs="Times New Roman"/>
+          <w:b w:val="false"/>
+          <w:bCs w:val="false"/>
+          <w:i/>
+          <w:iCs/>
+          <w:sz w:val="24"/>
+          <w:szCs w:val="24"/>
+          <w:lang w:val="fr-FR" w:eastAsia="en-US" w:bidi="ar-SA"/>
+        </w:rPr>
+        <w:t xml:space="preserve">des fois mes proches me disent que je déconnecte </w:t>
+      </w:r>
+      <w:r>
+        <w:rPr>
+          <w:b w:val="false"/>
+          <w:bCs w:val="false"/>
+          <w:i/>
+          <w:iCs/>
+          <w:lang w:val="fr-FR" w:eastAsia="en-US" w:bidi="ar-SA"/>
+        </w:rPr>
+        <w:t>@</w:t>
+      </w:r>
+    </w:p>
+    <w:p>
+      <w:pPr>
+        <w:pStyle w:val="Heading3"/>
+        <w:numPr>
+          <w:ilvl w:val="2"/>
+          <w:numId w:val="9"/>
+        </w:numPr>
+        <w:rPr>
+          <w:lang w:val="fr-FR" w:eastAsia="en-US" w:bidi="ar-SA"/>
+        </w:rPr>
+      </w:pPr>
+      <w:bookmarkStart w:id="40" w:name="__RefHeading___Toc169_3859463407"/>
+      <w:bookmarkEnd w:id="40"/>
+      <w:r>
+        <w:rPr>
+          <w:lang w:val="fr-FR" w:eastAsia="en-US" w:bidi="ar-SA"/>
+        </w:rPr>
+        <w:t>Symptômes d'évitement</w:t>
+      </w:r>
+    </w:p>
+    <w:p>
+      <w:pPr>
+        <w:pStyle w:val="Normal"/>
+        <w:ind w:hanging="0" w:start="0"/>
+        <w:rPr>
+          <w:b w:val="false"/>
+          <w:bCs w:val="false"/>
+          <w:i/>
+          <w:iCs/>
+          <w:lang w:val="fr-FR" w:eastAsia="en-US" w:bidi="ar-SA"/>
+        </w:rPr>
+      </w:pPr>
+      <w:r>
+        <w:rPr>
+          <w:b w:val="false"/>
+          <w:bCs w:val="false"/>
+          <w:i/>
+          <w:iCs/>
+          <w:lang w:val="fr-FR" w:eastAsia="en-US" w:bidi="ar-SA"/>
+        </w:rPr>
+        <w:t xml:space="preserve">@dires_7.2.2 </w:t>
+        <w:br/>
+      </w:r>
+      <w:r>
+        <w:rPr>
+          <w:rFonts w:eastAsia="Times New Roman" w:cs="Times New Roman"/>
+          <w:b w:val="false"/>
+          <w:bCs w:val="false"/>
+          <w:i/>
+          <w:iCs/>
+          <w:sz w:val="24"/>
+          <w:szCs w:val="24"/>
+          <w:lang w:val="fr-FR" w:eastAsia="en-US" w:bidi="ar-SA"/>
+        </w:rPr>
+        <w:t>j’ai du mal à alle rau travail. j’ai voulu manger avec mes collègues mais c’étaittrop stressant pour moi</w:t>
+      </w:r>
+    </w:p>
+    <w:p>
+      <w:pPr>
+        <w:pStyle w:val="Normal"/>
+        <w:ind w:hanging="0" w:start="0"/>
+        <w:rPr>
+          <w:b w:val="false"/>
+          <w:bCs w:val="false"/>
+          <w:i/>
+          <w:iCs/>
+          <w:lang w:val="fr-FR" w:eastAsia="en-US" w:bidi="ar-SA"/>
+        </w:rPr>
+      </w:pPr>
+      <w:bookmarkStart w:id="41" w:name="_heading=h.7azxdkdo3kxi"/>
+      <w:bookmarkEnd w:id="41"/>
+      <w:r>
+        <w:rPr>
+          <w:rFonts w:eastAsia="Times New Roman" w:cs="Times New Roman"/>
+          <w:b w:val="false"/>
+          <w:bCs w:val="false"/>
+          <w:i/>
+          <w:iCs/>
+          <w:sz w:val="24"/>
+          <w:szCs w:val="24"/>
+          <w:lang w:val="fr-FR" w:eastAsia="en-US" w:bidi="ar-SA"/>
+        </w:rPr>
+        <w:t xml:space="preserve">des fois quand j’y pense trop, j’essaie de faire autre choses, d’écouter de la musique ou voir des gens. </w:t>
+      </w:r>
+      <w:r>
+        <w:rPr>
+          <w:b w:val="false"/>
+          <w:bCs w:val="false"/>
+          <w:i/>
+          <w:iCs/>
+          <w:lang w:val="fr-FR" w:eastAsia="en-US" w:bidi="ar-SA"/>
+        </w:rPr>
+        <w:t>@</w:t>
+      </w:r>
+    </w:p>
+    <w:p>
+      <w:pPr>
+        <w:pStyle w:val="Heading3"/>
+        <w:numPr>
+          <w:ilvl w:val="2"/>
+          <w:numId w:val="9"/>
+        </w:numPr>
+        <w:rPr>
+          <w:lang w:val="fr-FR" w:eastAsia="en-US" w:bidi="ar-SA"/>
+        </w:rPr>
+      </w:pPr>
+      <w:bookmarkStart w:id="42" w:name="__RefHeading___Toc171_3859463407"/>
+      <w:bookmarkEnd w:id="42"/>
+      <w:r>
+        <w:rPr>
+          <w:lang w:val="fr-FR" w:eastAsia="en-US" w:bidi="ar-SA"/>
+        </w:rPr>
+        <w:t>Symptômes d'altération des cognitions et de l'humeur</w:t>
+      </w:r>
+    </w:p>
+    <w:p>
+      <w:pPr>
+        <w:pStyle w:val="Normal"/>
+        <w:ind w:hanging="0" w:start="0"/>
+        <w:rPr>
+          <w:b w:val="false"/>
+          <w:bCs w:val="false"/>
+          <w:i/>
+          <w:iCs/>
+          <w:lang w:val="fr-FR" w:eastAsia="en-US" w:bidi="ar-SA"/>
+        </w:rPr>
+      </w:pPr>
+      <w:r>
+        <w:rPr>
+          <w:b w:val="false"/>
+          <w:bCs w:val="false"/>
+          <w:i/>
+          <w:iCs/>
+          <w:lang w:val="fr-FR" w:eastAsia="en-US" w:bidi="ar-SA"/>
+        </w:rPr>
+        <w:t xml:space="preserve">@dires_7.2.3 </w:t>
+        <w:br/>
+      </w:r>
+      <w:r>
+        <w:rPr>
+          <w:rFonts w:eastAsia="Times New Roman" w:cs="Times New Roman"/>
+          <w:b w:val="false"/>
+          <w:bCs w:val="false"/>
+          <w:i/>
+          <w:iCs/>
+          <w:sz w:val="24"/>
+          <w:szCs w:val="24"/>
+          <w:lang w:val="fr-FR" w:eastAsia="en-US" w:bidi="ar-SA"/>
+        </w:rPr>
+        <w:t xml:space="preserve">j’arrête pas de me dire que si je prends le travail, il y encore un patient qui va s’en prendre à moi. j’ai l’impression qu’ils sont tous comme ça alors que je sais que non. </w:t>
+      </w:r>
+    </w:p>
+    <w:p>
+      <w:pPr>
+        <w:pStyle w:val="normal1"/>
+        <w:spacing w:lineRule="auto" w:line="360"/>
+        <w:jc w:val="both"/>
+        <w:rPr>
+          <w:i/>
+          <w:iCs/>
+        </w:rPr>
+      </w:pPr>
+      <w:bookmarkStart w:id="43" w:name="_heading=h.vhz6gimriabz"/>
+      <w:bookmarkEnd w:id="43"/>
+      <w:r>
+        <w:rPr>
+          <w:rFonts w:eastAsia="Times New Roman" w:cs="Times New Roman" w:ascii="Times New Roman" w:hAnsi="Times New Roman"/>
+          <w:i/>
+          <w:iCs/>
+          <w:sz w:val="24"/>
+          <w:szCs w:val="24"/>
+        </w:rPr>
+        <w:t xml:space="preserve">quand je reste chez moi je déprime et je me met à psychoter. </w:t>
+      </w:r>
+    </w:p>
+    <w:p>
+      <w:pPr>
+        <w:pStyle w:val="normal1"/>
+        <w:spacing w:lineRule="auto" w:line="360"/>
+        <w:jc w:val="both"/>
+        <w:rPr>
+          <w:i/>
+          <w:iCs/>
+        </w:rPr>
+      </w:pPr>
+      <w:bookmarkStart w:id="44" w:name="_heading=h.ec466m3es7r8"/>
+      <w:bookmarkEnd w:id="44"/>
+      <w:r>
+        <w:rPr>
+          <w:rFonts w:eastAsia="Times New Roman" w:cs="Times New Roman" w:ascii="Times New Roman" w:hAnsi="Times New Roman"/>
+          <w:i/>
+          <w:iCs/>
+          <w:sz w:val="24"/>
+          <w:szCs w:val="24"/>
+        </w:rPr>
+        <w:t xml:space="preserve">j’arrive pas allée courir comme je faisais avant. </w:t>
+      </w:r>
+    </w:p>
+    <w:p>
+      <w:pPr>
+        <w:pStyle w:val="Normal"/>
+        <w:ind w:hanging="0" w:start="0"/>
+        <w:rPr>
+          <w:b w:val="false"/>
+          <w:bCs w:val="false"/>
+          <w:i/>
+          <w:iCs/>
+          <w:lang w:val="fr-FR" w:eastAsia="en-US" w:bidi="ar-SA"/>
+        </w:rPr>
+      </w:pPr>
+      <w:bookmarkStart w:id="45" w:name="_heading=h.mgjg90zgwlxb"/>
+      <w:bookmarkEnd w:id="45"/>
+      <w:r>
+        <w:rPr>
+          <w:rFonts w:eastAsia="Times New Roman" w:cs="Times New Roman"/>
+          <w:b w:val="false"/>
+          <w:bCs w:val="false"/>
+          <w:i/>
+          <w:iCs/>
+          <w:sz w:val="24"/>
+          <w:szCs w:val="24"/>
+          <w:lang w:val="fr-FR" w:eastAsia="en-US" w:bidi="ar-SA"/>
+        </w:rPr>
+        <w:t>c’est de ma faute, j’aurai du voir le danger dès le début. je ne suis pas une bonne pro.</w:t>
+      </w:r>
+      <w:r>
+        <w:rPr>
+          <w:b w:val="false"/>
+          <w:bCs w:val="false"/>
+          <w:i/>
+          <w:iCs/>
+          <w:lang w:val="fr-FR" w:eastAsia="en-US" w:bidi="ar-SA"/>
+        </w:rPr>
+        <w:t>@</w:t>
+      </w:r>
+    </w:p>
+    <w:p>
+      <w:pPr>
+        <w:pStyle w:val="Heading3"/>
+        <w:numPr>
+          <w:ilvl w:val="2"/>
+          <w:numId w:val="9"/>
+        </w:numPr>
+        <w:rPr>
+          <w:lang w:val="fr-FR" w:eastAsia="en-US" w:bidi="ar-SA"/>
+        </w:rPr>
+      </w:pPr>
+      <w:bookmarkStart w:id="46" w:name="__RefHeading___Toc173_3859463407"/>
+      <w:bookmarkEnd w:id="46"/>
+      <w:r>
+        <w:rPr>
+          <w:lang w:val="fr-FR" w:eastAsia="en-US" w:bidi="ar-SA"/>
+        </w:rPr>
+        <w:t>Symptômes d'éveil et de réactivité</w:t>
+      </w:r>
+    </w:p>
+    <w:p>
+      <w:pPr>
+        <w:pStyle w:val="Normal"/>
+        <w:ind w:hanging="0" w:start="0"/>
+        <w:rPr>
+          <w:lang w:val="fr-FR" w:eastAsia="en-US" w:bidi="ar-SA"/>
+        </w:rPr>
+      </w:pPr>
+      <w:r>
+        <w:rPr>
+          <w:b w:val="false"/>
+          <w:bCs w:val="false"/>
+          <w:lang w:val="fr-FR" w:eastAsia="en-US" w:bidi="ar-SA"/>
+        </w:rPr>
+        <w:t>@dires_7.2.4</w:t>
+        <w:br/>
+      </w:r>
+      <w:r>
+        <w:rPr>
+          <w:rFonts w:eastAsia="Times New Roman" w:cs="Times New Roman"/>
+          <w:b w:val="false"/>
+          <w:bCs w:val="false"/>
+          <w:i/>
+          <w:iCs/>
+          <w:sz w:val="24"/>
+          <w:szCs w:val="24"/>
+          <w:lang w:val="fr-FR" w:eastAsia="en-US" w:bidi="ar-SA"/>
+        </w:rPr>
+        <w:t xml:space="preserve">je suis super irritable, j’ai moins de patience. </w:t>
+      </w:r>
+    </w:p>
+    <w:p>
+      <w:pPr>
+        <w:pStyle w:val="normal1"/>
+        <w:spacing w:lineRule="auto" w:line="360"/>
+        <w:ind w:hanging="0" w:start="0"/>
+        <w:jc w:val="both"/>
+        <w:rPr>
+          <w:i/>
+          <w:iCs/>
+        </w:rPr>
+      </w:pPr>
+      <w:bookmarkStart w:id="47" w:name="_heading=h.rjpo52x4xbj"/>
+      <w:bookmarkEnd w:id="47"/>
+      <w:r>
+        <w:rPr>
+          <w:rFonts w:eastAsia="Times New Roman" w:cs="Times New Roman" w:ascii="Times New Roman" w:hAnsi="Times New Roman"/>
+          <w:i/>
+          <w:iCs/>
+          <w:sz w:val="24"/>
+          <w:szCs w:val="24"/>
+        </w:rPr>
+        <w:t xml:space="preserve">j’arrive pas à penser et à me concentrer sur autre chose. </w:t>
+      </w:r>
+    </w:p>
+    <w:p>
+      <w:pPr>
+        <w:pStyle w:val="normal1"/>
+        <w:spacing w:lineRule="auto" w:line="360"/>
+        <w:ind w:hanging="0" w:start="0"/>
+        <w:jc w:val="both"/>
+        <w:rPr>
+          <w:i/>
+          <w:iCs/>
+        </w:rPr>
+      </w:pPr>
+      <w:bookmarkStart w:id="48" w:name="_heading=h.1am55a31kt1d"/>
+      <w:bookmarkEnd w:id="48"/>
+      <w:r>
+        <w:rPr>
+          <w:rFonts w:eastAsia="Times New Roman" w:cs="Times New Roman" w:ascii="Times New Roman" w:hAnsi="Times New Roman"/>
+          <w:i/>
+          <w:iCs/>
+          <w:sz w:val="24"/>
+          <w:szCs w:val="24"/>
+        </w:rPr>
+        <w:t>j’arrive pas à lire, j’arrive pas à dormir. je fais tout le temps de cauchemars,</w:t>
+      </w:r>
+    </w:p>
+    <w:p>
+      <w:pPr>
+        <w:pStyle w:val="Normal"/>
+        <w:ind w:hanging="0" w:start="0"/>
+        <w:rPr>
+          <w:b w:val="false"/>
+          <w:bCs w:val="false"/>
+          <w:i/>
+          <w:iCs/>
+          <w:lang w:val="fr-FR" w:eastAsia="en-US" w:bidi="ar-SA"/>
+        </w:rPr>
+      </w:pPr>
+      <w:bookmarkStart w:id="49" w:name="_heading=h.m3sv4lltfmh6"/>
+      <w:bookmarkEnd w:id="49"/>
+      <w:r>
+        <w:rPr>
+          <w:rFonts w:eastAsia="Times New Roman" w:cs="Times New Roman"/>
+          <w:b w:val="false"/>
+          <w:bCs w:val="false"/>
+          <w:i/>
+          <w:iCs/>
+          <w:sz w:val="24"/>
+          <w:szCs w:val="24"/>
+          <w:lang w:val="fr-FR" w:eastAsia="en-US" w:bidi="ar-SA"/>
+        </w:rPr>
+        <w:t>je suis tout le temps stressé dans le rue et quand je suis bloqué avec du monde dans une pièce. Je regarde tjr autour de moi et ou il peut y avoir une sortie</w:t>
+      </w:r>
+      <w:r>
+        <w:rPr>
+          <w:b w:val="false"/>
+          <w:bCs w:val="false"/>
+          <w:i/>
+          <w:iCs/>
+          <w:lang w:val="fr-FR" w:eastAsia="en-US" w:bidi="ar-SA"/>
+        </w:rPr>
+        <w:t>@</w:t>
+      </w:r>
+    </w:p>
+    <w:p>
+      <w:pPr>
+        <w:pStyle w:val="Heading3"/>
+        <w:numPr>
+          <w:ilvl w:val="2"/>
+          <w:numId w:val="9"/>
+        </w:numPr>
+        <w:rPr>
+          <w:lang w:val="fr-FR" w:eastAsia="en-US" w:bidi="ar-SA"/>
+        </w:rPr>
+      </w:pPr>
+      <w:bookmarkStart w:id="50" w:name="__RefHeading___Toc175_3859463407"/>
+      <w:bookmarkEnd w:id="50"/>
+      <w:r>
+        <w:rPr>
+          <w:lang w:val="fr-FR" w:eastAsia="en-US" w:bidi="ar-SA"/>
+        </w:rPr>
+        <w:t>Symptômes dissociatifs</w:t>
+      </w:r>
+    </w:p>
+    <w:p>
+      <w:pPr>
+        <w:pStyle w:val="Normal"/>
+        <w:ind w:hanging="0" w:start="0"/>
+        <w:rPr>
+          <w:lang w:val="fr-FR" w:eastAsia="en-US" w:bidi="ar-SA"/>
+        </w:rPr>
+      </w:pPr>
+      <w:r>
+        <w:rPr>
+          <w:b w:val="false"/>
+          <w:bCs w:val="false"/>
+          <w:lang w:val="fr-FR" w:eastAsia="en-US" w:bidi="ar-SA"/>
+        </w:rPr>
+        <w:t xml:space="preserve">@r dires_7.2.5 </w:t>
       </w:r>
       <w:r>
         <w:rPr>
@@ -1185,7 +3820,41 @@
           <w:szCs w:val="24"/>
           <w:lang w:val="fr-FR" w:eastAsia="en-US" w:bidi="ar-SA"/>
         </w:rPr>
-        <w:t>f/attentive</w:t>
+        <w:t>ras dépersonnalisation et déréalisation</w:t>
+      </w:r>
+      <w:r>
+        <w:rPr>
+          <w:b w:val="false"/>
+          <w:bCs w:val="false"/>
+          <w:lang w:val="fr-FR" w:eastAsia="en-US" w:bidi="ar-SA"/>
+        </w:rPr>
+        <w:t>@</w:t>
+      </w:r>
+    </w:p>
+    <w:p>
+      <w:pPr>
+        <w:pStyle w:val="Normal"/>
+        <w:ind w:hanging="0" w:start="0"/>
+        <w:rPr>
+          <w:lang w:val="fr-FR" w:eastAsia="en-US" w:bidi="ar-SA"/>
+        </w:rPr>
+      </w:pPr>
+      <w:r>
+        <w:rPr>
+          <w:b/>
+          <w:lang w:val="fr-FR" w:eastAsia="en-US" w:bidi="ar-SA"/>
+        </w:rPr>
+        <w:t xml:space="preserve">Analyse : </w:t>
+      </w:r>
+      <w:r>
+        <w:rPr>
+          <w:b w:val="false"/>
+          <w:bCs w:val="false"/>
+          <w:lang w:val="fr-FR" w:eastAsia="en-US" w:bidi="ar-SA"/>
+        </w:rPr>
+        <w:t xml:space="preserve">@analyse_7.2  </w:t>
+        <w:br/>
+        <w:t xml:space="preserve">Selon les précédents dires et les </w:t>
       </w:r>
       <w:r>
         <w:rPr>
@@ -1196,119 +3865,15 @@
           <w:szCs w:val="24"/>
           <w:lang w:val="fr-FR" w:eastAsia="en-US" w:bidi="ar-SA"/>
         </w:rPr>
-        <w:t xml:space="preserve"> à l’énoncé du cadre de l’expertise et des missions qui m’ont été confiées. Son niveau de compréhension semblait permettre la réalisation de l’expertise. </w:t>
-        <w:br/>
-      </w:r>
-      <w:r>
-        <w:rPr>
-          <w:rFonts w:eastAsia="Times New Roman" w:cs="Times New Roman"/>
+        <w:t>échelles, l’analyse tend en faveur d’un état de stress post-traumatique de type 1.</w:t>
+      </w:r>
+      <w:r>
+        <w:rPr>
           <w:b w:val="false"/>
           <w:bCs w:val="false"/>
-          <w:sz w:val="24"/>
-          <w:szCs w:val="24"/>
-          <w:lang w:val="fr-FR" w:eastAsia="en-US" w:bidi="ar-SA"/>
-        </w:rPr>
-        <w:br/>
-        <w:t xml:space="preserve">Il/Elle </w:t>
-      </w:r>
-      <w:r>
-        <w:rPr>
-          <w:rFonts w:eastAsia="Times New Roman" w:cs="Times New Roman"/>
-          <w:b w:val="false"/>
-          <w:bCs w:val="false"/>
-          <w:sz w:val="24"/>
-          <w:szCs w:val="24"/>
-          <w:lang w:val="fr-FR" w:eastAsia="en-US" w:bidi="ar-SA"/>
-        </w:rPr>
-        <w:t>s’est montré</w:t>
-      </w:r>
-      <w:r>
-        <w:rPr>
-          <w:rFonts w:eastAsia="Times New Roman" w:cs="Times New Roman"/>
-          <w:b w:val="false"/>
-          <w:bCs w:val="false"/>
-          <w:sz w:val="24"/>
-          <w:szCs w:val="24"/>
-          <w:lang w:val="fr-FR" w:eastAsia="en-US" w:bidi="ar-SA"/>
-        </w:rPr>
-        <w:t>(e)</w:t>
-      </w:r>
-      <w:r>
-        <w:rPr>
-          <w:rFonts w:eastAsia="Times New Roman" w:cs="Times New Roman"/>
-          <w:b w:val="false"/>
-          <w:bCs w:val="false"/>
-          <w:sz w:val="24"/>
-          <w:szCs w:val="24"/>
-          <w:lang w:val="fr-FR" w:eastAsia="en-US" w:bidi="ar-SA"/>
-        </w:rPr>
-        <w:t xml:space="preserve"> coopérati</w:t>
-      </w:r>
-      <w:r>
-        <w:rPr>
-          <w:rFonts w:eastAsia="Times New Roman" w:cs="Times New Roman"/>
-          <w:b w:val="false"/>
-          <w:bCs w:val="false"/>
-          <w:sz w:val="24"/>
-          <w:szCs w:val="24"/>
-          <w:lang w:val="fr-FR" w:eastAsia="en-US" w:bidi="ar-SA"/>
-        </w:rPr>
-        <w:t xml:space="preserve">f/coopérative </w:t>
-      </w:r>
-      <w:r>
-        <w:rPr>
-          <w:rFonts w:eastAsia="Times New Roman" w:cs="Times New Roman"/>
-          <w:b w:val="false"/>
-          <w:bCs w:val="false"/>
-          <w:sz w:val="24"/>
-          <w:szCs w:val="24"/>
-          <w:lang w:val="fr-FR" w:eastAsia="en-US" w:bidi="ar-SA"/>
-        </w:rPr>
-        <w:t xml:space="preserve">et en lien avec l’expert. </w:t>
-      </w:r>
-      <w:r>
-        <w:rPr>
-          <w:rFonts w:eastAsia="Times New Roman" w:cs="Times New Roman"/>
-          <w:b w:val="false"/>
-          <w:bCs w:val="false"/>
-          <w:sz w:val="24"/>
-          <w:szCs w:val="24"/>
           <w:lang w:val="fr-FR" w:eastAsia="en-US" w:bidi="ar-SA"/>
         </w:rPr>
         <w:t>@</w:t>
-      </w:r>
-      <w:r>
-        <w:rPr>
-          <w:rFonts w:eastAsia="Times New Roman" w:cs="Times New Roman"/>
-          <w:b w:val="false"/>
-          <w:bCs w:val="false"/>
-          <w:sz w:val="24"/>
-          <w:szCs w:val="24"/>
-          <w:lang w:val="fr-FR" w:eastAsia="en-US" w:bidi="ar-SA"/>
-        </w:rPr>
-        <w:br/>
-      </w:r>
-      <w:r>
-        <w:rPr>
-          <w:rFonts w:eastAsia="Times New Roman" w:cs="Times New Roman"/>
-          <w:b w:val="false"/>
-          <w:bCs w:val="false"/>
-          <w:sz w:val="24"/>
-          <w:szCs w:val="24"/>
-          <w:lang w:val="fr-FR" w:eastAsia="en-US" w:bidi="ar-SA"/>
-        </w:rPr>
-        <w:br/>
-      </w:r>
-      <w:r>
-        <w:rPr>
-          <w:rFonts w:eastAsia="Times New Roman" w:cs="Times New Roman"/>
-          <w:b w:val="false"/>
-          <w:bCs w:val="false"/>
-          <w:sz w:val="24"/>
-          <w:szCs w:val="24"/>
-          <w:lang w:val="fr-FR" w:eastAsia="en-US" w:bidi="ar-SA"/>
-        </w:rPr>
-        <w:t xml:space="preserve">&lt;&lt;genre_mec&gt;&gt; &lt;&lt;prenom_mec&gt;&gt; &lt;&lt;nom_mec&gt;&gt; a présenté une pièce d’identité, avant de commencer l’expertise. </w:t>
       </w:r>
     </w:p>
     <w:p>
@@ -1322,70 +3887,13 @@
           <w:lang w:val="fr-FR" w:eastAsia="en-US" w:bidi="ar-SA"/>
         </w:rPr>
       </w:pPr>
-      <w:bookmarkStart w:id="4" w:name="__RefHeading___Toc121_3859463407"/>
-      <w:bookmarkEnd w:id="4"/>
-      <w:r>
-        <w:rPr>
-          <w:lang w:val="fr-FR" w:eastAsia="en-US" w:bidi="ar-SA"/>
-        </w:rPr>
-        <w:t>BIOGRAPHIE</w:t>
-      </w:r>
-    </w:p>
-    <w:p>
-      <w:pPr>
-        <w:pStyle w:val="Normal"/>
-        <w:ind w:hanging="0" w:start="0"/>
-        <w:rPr>
-          <w:lang w:val="fr-FR" w:eastAsia="en-US" w:bidi="ar-SA"/>
-        </w:rPr>
-      </w:pPr>
-      <w:r>
-        <w:rPr>
-          <w:i w:val="false"/>
-          <w:iCs w:val="false"/>
-          <w:lang w:val="fr-FR" w:eastAsia="en-US" w:bidi="ar-SA"/>
-        </w:rPr>
-        <w:t>D'après les dires recueilles auprès de &lt;&lt;genre_mec&gt;&gt; &lt;&lt;prenom_mec&gt;&gt; &lt;&lt;nom_mec&gt;&gt;,</w:t>
-      </w:r>
-    </w:p>
-    <w:p>
-      <w:pPr>
-        <w:pStyle w:val="Heading2"/>
-        <w:numPr>
-          <w:ilvl w:val="1"/>
-          <w:numId w:val="9"/>
-        </w:numPr>
-        <w:rPr>
-          <w:lang w:val="fr-FR" w:eastAsia="en-US" w:bidi="ar-SA"/>
-        </w:rPr>
-      </w:pPr>
-      <w:bookmarkStart w:id="5" w:name="__RefHeading___Toc123_3859463407"/>
-      <w:bookmarkEnd w:id="5"/>
-      <w:r>
-        <w:rPr>
-          <w:lang w:val="fr-FR" w:eastAsia="en-US" w:bidi="ar-SA"/>
-        </w:rPr>
-        <w:t>Relations familiales</w:t>
-      </w:r>
-    </w:p>
-    <w:p>
-      <w:pPr>
-        <w:pStyle w:val="Heading3"/>
-        <w:numPr>
-          <w:ilvl w:val="2"/>
-          <w:numId w:val="9"/>
-        </w:numPr>
-        <w:rPr>
-          <w:lang w:val="fr-FR" w:eastAsia="en-US" w:bidi="ar-SA"/>
-        </w:rPr>
-      </w:pPr>
-      <w:bookmarkStart w:id="6" w:name="__RefHeading___Toc125_3859463407"/>
-      <w:bookmarkEnd w:id="6"/>
-      <w:r>
-        <w:rPr>
-          <w:lang w:val="fr-FR" w:eastAsia="en-US" w:bidi="ar-SA"/>
-        </w:rPr>
-        <w:t>Relations à ses parents</w:t>
+      <w:bookmarkStart w:id="51" w:name="__RefHeading___Toc177_3859463407"/>
+      <w:bookmarkEnd w:id="51"/>
+      <w:r>
+        <w:rPr>
+          <w:lang w:val="fr-FR" w:eastAsia="en-US" w:bidi="ar-SA"/>
+        </w:rPr>
+        <w:t>CONCLUSION</w:t>
       </w:r>
     </w:p>
     <w:p>
@@ -1393,1885 +3901,253 @@
         <w:pStyle w:val="Normal"/>
         <w:numPr>
           <w:ilvl w:val="0"/>
-          <w:numId w:val="11"/>
+          <w:numId w:val="13"/>
         </w:numPr>
         <w:rPr>
-          <w:lang w:val="fr-FR" w:eastAsia="en-US" w:bidi="ar-SA"/>
-        </w:rPr>
-      </w:pPr>
-      <w:r>
-        <w:rPr>
-          <w:lang w:val="fr-FR" w:eastAsia="en-US" w:bidi="ar-SA"/>
-        </w:rPr>
-        <w:t>Mère</w:t>
+          <w:b/>
+          <w:bCs/>
+        </w:rPr>
+      </w:pPr>
+      <w:bookmarkStart w:id="52" w:name="__RefHeading___Toc1235_1086554664"/>
+      <w:bookmarkEnd w:id="52"/>
+      <w:r>
+        <w:rPr>
+          <w:b/>
+          <w:bCs/>
+        </w:rPr>
+        <w:t>&lt;&lt;question</w:t>
+      </w:r>
+      <w:r>
+        <w:rPr>
+          <w:b/>
+          <w:bCs/>
+        </w:rPr>
+        <w:t>_</w:t>
+      </w:r>
+      <w:r>
+        <w:rPr>
+          <w:b/>
+          <w:bCs/>
+        </w:rPr>
+        <w:t>1&gt;&gt;</w:t>
       </w:r>
     </w:p>
     <w:p>
       <w:pPr>
         <w:pStyle w:val="Normal"/>
         <w:ind w:hanging="0" w:start="0"/>
-        <w:rPr>
-          <w:lang w:val="fr-FR" w:eastAsia="en-US" w:bidi="ar-SA"/>
-        </w:rPr>
-      </w:pPr>
-      <w:r>
-        <w:rPr>
-          <w:i/>
-          <w:iCs/>
-          <w:lang w:val="fr-FR" w:eastAsia="en-US" w:bidi="ar-SA"/>
-        </w:rPr>
-        <w:t>@dires_</w:t>
-      </w:r>
-      <w:r>
-        <w:rPr>
-          <w:i/>
-          <w:iCs/>
-          <w:lang w:val="fr-FR" w:eastAsia="en-US" w:bidi="ar-SA"/>
-        </w:rPr>
-        <w:t>3</w:t>
-      </w:r>
-      <w:r>
-        <w:rPr>
-          <w:i/>
-          <w:iCs/>
-          <w:lang w:val="fr-FR" w:eastAsia="en-US" w:bidi="ar-SA"/>
-        </w:rPr>
-        <w:t>.1.1_mere  ………….. @</w:t>
-      </w:r>
-      <w:r>
-        <w:rPr>
-          <w:lang w:val="fr-FR" w:eastAsia="en-US" w:bidi="ar-SA"/>
-        </w:rPr>
+        <w:rPr/>
+      </w:pPr>
+      <w:r>
+        <w:rPr/>
+        <w:t>Rappelons les dires relatives à cette question,</w:t>
+        <w:br/>
+        <w:t>@cite dires</w:t>
+      </w:r>
+      <w:r>
+        <w:rPr/>
+        <w:t>_</w:t>
+      </w:r>
+      <w:r>
+        <w:rPr/>
+        <w:t>section_6.1@,</w:t>
+        <w:br/>
+        <w:t>@cite dires</w:t>
+      </w:r>
+      <w:r>
+        <w:rPr/>
+        <w:t>_</w:t>
+      </w:r>
+      <w:r>
+        <w:rPr/>
+        <w:t xml:space="preserve">section_6.2@, </w:t>
+        <w:br/>
+        <w:t>@cite dires</w:t>
+      </w:r>
+      <w:r>
+        <w:rPr/>
+        <w:t>_</w:t>
+      </w:r>
+      <w:r>
+        <w:rPr/>
+        <w:t>section_6.3@</w:t>
         <w:br/>
         <w:br/>
-        <w:t>@analyse_</w:t>
-      </w:r>
-      <w:r>
-        <w:rPr>
-          <w:lang w:val="fr-FR" w:eastAsia="en-US" w:bidi="ar-SA"/>
-        </w:rPr>
-        <w:t>3</w:t>
-      </w:r>
-      <w:r>
-        <w:rPr>
-          <w:lang w:val="fr-FR" w:eastAsia="en-US" w:bidi="ar-SA"/>
-        </w:rPr>
-        <w:t>.1.1_mere  ………….. @</w:t>
+        <w:t>les analyses sont,</w:t>
+        <w:br/>
+        <w:t>@cite  analyse_section_6.1@,</w:t>
+        <w:br/>
+        <w:t xml:space="preserve">@cite  analyse_section_6.2@, </w:t>
+        <w:br/>
+        <w:t>@cite  analyse_section_6.3@.</w:t>
       </w:r>
     </w:p>
     <w:p>
       <w:pPr>
-        <w:pStyle w:val="Normal"/>
-        <w:numPr>
-          <w:ilvl w:val="0"/>
-          <w:numId w:val="12"/>
-        </w:numPr>
-        <w:rPr>
-          <w:lang w:val="fr-FR" w:eastAsia="en-US" w:bidi="ar-SA"/>
-        </w:rPr>
-      </w:pPr>
-      <w:r>
-        <w:rPr>
-          <w:lang w:val="fr-FR" w:eastAsia="en-US" w:bidi="ar-SA"/>
-        </w:rPr>
-        <w:t>Père</w:t>
+        <w:pStyle w:val="Heading2"/>
+        <w:ind w:hanging="0" w:start="0"/>
+        <w:rPr/>
+      </w:pPr>
+      <w:bookmarkStart w:id="53" w:name="__RefHeading___Toc1237_1086554664"/>
+      <w:bookmarkEnd w:id="53"/>
+      <w:r>
+        <w:rPr/>
+        <w:t>@question 2@</w:t>
       </w:r>
     </w:p>
     <w:p>
       <w:pPr>
         <w:pStyle w:val="Normal"/>
         <w:ind w:hanging="0" w:start="0"/>
-        <w:rPr>
-          <w:lang w:val="fr-FR" w:eastAsia="en-US" w:bidi="ar-SA"/>
-        </w:rPr>
-      </w:pPr>
-      <w:r>
-        <w:rPr>
-          <w:i/>
-          <w:iCs/>
-          <w:lang w:val="fr-FR" w:eastAsia="en-US" w:bidi="ar-SA"/>
-        </w:rPr>
-        <w:t>@dires_</w:t>
-      </w:r>
-      <w:r>
-        <w:rPr>
-          <w:i/>
-          <w:iCs/>
-          <w:lang w:val="fr-FR" w:eastAsia="en-US" w:bidi="ar-SA"/>
-        </w:rPr>
-        <w:t>3</w:t>
-      </w:r>
-      <w:r>
-        <w:rPr>
-          <w:i/>
-          <w:iCs/>
-          <w:lang w:val="fr-FR" w:eastAsia="en-US" w:bidi="ar-SA"/>
-        </w:rPr>
-        <w:t>.1.1_pere  ………….. @</w:t>
+        <w:rPr/>
+      </w:pPr>
+      <w:r>
+        <w:rPr/>
+        <w:t>Rappelons les dires relatives à cette question,</w:t>
         <w:br/>
-      </w:r>
-      <w:r>
-        <w:rPr>
-          <w:lang w:val="fr-FR" w:eastAsia="en-US" w:bidi="ar-SA"/>
-        </w:rPr>
+        <w:t>@cite dires_section_4.1@,</w:t>
         <w:br/>
-        <w:t>@analyse_</w:t>
-      </w:r>
-      <w:r>
-        <w:rPr>
-          <w:lang w:val="fr-FR" w:eastAsia="en-US" w:bidi="ar-SA"/>
-        </w:rPr>
-        <w:t>3</w:t>
-      </w:r>
-      <w:r>
-        <w:rPr>
-          <w:lang w:val="fr-FR" w:eastAsia="en-US" w:bidi="ar-SA"/>
-        </w:rPr>
-        <w:t>.1.1_pere  ………….. @</w:t>
+        <w:t xml:space="preserve">@cite dires_section_4.2@, </w:t>
+        <w:br/>
+        <w:t>@cite dires_section_4.3@,</w:t>
+        <w:br/>
+        <w:t>@cite dires_section_4.4@</w:t>
       </w:r>
     </w:p>
     <w:p>
       <w:pPr>
-        <w:pStyle w:val="Heading3"/>
-        <w:numPr>
-          <w:ilvl w:val="2"/>
-          <w:numId w:val="9"/>
-        </w:numPr>
-        <w:rPr>
-          <w:lang w:val="fr-FR" w:eastAsia="en-US" w:bidi="ar-SA"/>
-        </w:rPr>
-      </w:pPr>
-      <w:bookmarkStart w:id="7" w:name="__RefHeading___Toc127_3859463407"/>
-      <w:bookmarkEnd w:id="7"/>
-      <w:r>
-        <w:rPr>
-          <w:lang w:val="fr-FR" w:eastAsia="en-US" w:bidi="ar-SA"/>
-        </w:rPr>
-        <w:t>Relations à sa fratrie</w:t>
+        <w:pStyle w:val="Heading2"/>
+        <w:ind w:hanging="0" w:start="0"/>
+        <w:rPr/>
+      </w:pPr>
+      <w:bookmarkStart w:id="54" w:name="__RefHeading___Toc1239_1086554664"/>
+      <w:bookmarkEnd w:id="54"/>
+      <w:r>
+        <w:rPr/>
+        <w:t>@question 3@</w:t>
       </w:r>
     </w:p>
     <w:p>
       <w:pPr>
         <w:pStyle w:val="Normal"/>
         <w:ind w:hanging="0" w:start="0"/>
-        <w:rPr>
-          <w:lang w:val="fr-FR" w:eastAsia="en-US" w:bidi="ar-SA"/>
-        </w:rPr>
-      </w:pPr>
-      <w:r>
-        <w:rPr>
-          <w:i/>
-          <w:iCs/>
-          <w:lang w:val="fr-FR" w:eastAsia="en-US" w:bidi="ar-SA"/>
-        </w:rPr>
-        <w:t>@dires_</w:t>
-      </w:r>
-      <w:r>
-        <w:rPr>
-          <w:i/>
-          <w:iCs/>
-          <w:lang w:val="fr-FR" w:eastAsia="en-US" w:bidi="ar-SA"/>
-        </w:rPr>
-        <w:t>3</w:t>
-      </w:r>
-      <w:r>
-        <w:rPr>
-          <w:i/>
-          <w:iCs/>
-          <w:lang w:val="fr-FR" w:eastAsia="en-US" w:bidi="ar-SA"/>
-        </w:rPr>
-        <w:t>.1.2  ………….. @</w:t>
+        <w:rPr/>
+      </w:pPr>
+      <w:r>
+        <w:rPr/>
+        <w:t>Selon les dires de la section 7, que lon peut résumer en :</w:t>
+        <w:br/>
+        <w:t>@resume dires_section_7.1,dires_section_7.2, dires_section_7.3, dires_section_7.4, dires_section_7.5@,</w:t>
+        <w:br/>
+        <w:br/>
+        <w:t>L’’analyse est :</w:t>
+        <w:br/>
+        <w:t xml:space="preserve">@cite analyse_section_7@ </w:t>
       </w:r>
     </w:p>
     <w:p>
       <w:pPr>
+        <w:pStyle w:val="Heading2"/>
+        <w:ind w:hanging="0" w:start="0"/>
+        <w:rPr/>
+      </w:pPr>
+      <w:r>
+        <w:rPr/>
+        <w:t>@question 4@</w:t>
+      </w:r>
+    </w:p>
+    <w:p>
+      <w:pPr>
         <w:pStyle w:val="Normal"/>
         <w:ind w:hanging="0" w:start="0"/>
-        <w:rPr>
-          <w:lang w:val="fr-FR" w:eastAsia="en-US" w:bidi="ar-SA"/>
-        </w:rPr>
-      </w:pPr>
-      <w:r>
-        <w:rPr>
-          <w:lang w:val="fr-FR" w:eastAsia="en-US" w:bidi="ar-SA"/>
-        </w:rPr>
-        <w:t>@analyse_</w:t>
-      </w:r>
-      <w:r>
-        <w:rPr>
-          <w:lang w:val="fr-FR" w:eastAsia="en-US" w:bidi="ar-SA"/>
-        </w:rPr>
-        <w:t>3</w:t>
-      </w:r>
-      <w:r>
-        <w:rPr>
-          <w:lang w:val="fr-FR" w:eastAsia="en-US" w:bidi="ar-SA"/>
-        </w:rPr>
-        <w:t>.1.2  ………….. @</w:t>
+        <w:rPr/>
+      </w:pPr>
+      <w:r>
+        <w:rPr/>
+        <w:t>???</w:t>
       </w:r>
     </w:p>
     <w:p>
       <w:pPr>
         <w:pStyle w:val="Heading2"/>
-        <w:numPr>
-          <w:ilvl w:val="1"/>
-          <w:numId w:val="9"/>
-        </w:numPr>
-        <w:rPr>
-          <w:lang w:val="fr-FR" w:eastAsia="en-US" w:bidi="ar-SA"/>
-        </w:rPr>
-      </w:pPr>
-      <w:bookmarkStart w:id="8" w:name="__RefHeading___Toc129_3859463407"/>
-      <w:bookmarkEnd w:id="8"/>
-      <w:r>
-        <w:rPr>
-          <w:lang w:val="fr-FR" w:eastAsia="en-US" w:bidi="ar-SA"/>
-        </w:rPr>
-        <w:t>Centres d'intérêt et loisirs</w:t>
+        <w:ind w:hanging="0" w:start="0"/>
+        <w:rPr/>
+      </w:pPr>
+      <w:bookmarkStart w:id="55" w:name="__RefHeading___Toc1243_1086554664"/>
+      <w:bookmarkEnd w:id="55"/>
+      <w:r>
+        <w:rPr/>
+        <w:t>@question 5@</w:t>
       </w:r>
     </w:p>
     <w:p>
       <w:pPr>
+        <w:pStyle w:val="normal1"/>
+        <w:spacing w:lineRule="auto" w:line="276" w:before="0" w:after="0"/>
+        <w:ind w:hanging="0" w:start="0"/>
+        <w:rPr>
+          <w:rFonts w:ascii="Times New Roman" w:hAnsi="Times New Roman" w:eastAsia="Times New Roman" w:cs="Times New Roman"/>
+          <w:sz w:val="24"/>
+          <w:szCs w:val="24"/>
+        </w:rPr>
+      </w:pPr>
+      <w:r>
+        <w:rPr>
+          <w:rFonts w:eastAsia="Times New Roman" w:cs="Times New Roman" w:ascii="Times New Roman" w:hAnsi="Times New Roman"/>
+          <w:sz w:val="24"/>
+          <w:szCs w:val="24"/>
+        </w:rPr>
+        <w:t xml:space="preserve">Oui, car symptômes verbalisés en faveur d’un état de stress post-traumatique de type 1. Conseil de suivi psychothérapeutique spécialisé dans la prise en charge du psychotraumatisme. </w:t>
+      </w:r>
+    </w:p>
+    <w:p>
+      <w:pPr>
+        <w:pStyle w:val="normal1"/>
+        <w:spacing w:lineRule="auto" w:line="276" w:before="0" w:after="0"/>
+        <w:ind w:hanging="0" w:start="0"/>
+        <w:rPr>
+          <w:rFonts w:ascii="Times New Roman" w:hAnsi="Times New Roman" w:eastAsia="Times New Roman" w:cs="Times New Roman"/>
+          <w:sz w:val="24"/>
+          <w:szCs w:val="24"/>
+        </w:rPr>
+      </w:pPr>
+      <w:r>
+        <w:rPr>
+          <w:rFonts w:eastAsia="Times New Roman" w:cs="Times New Roman" w:ascii="Times New Roman" w:hAnsi="Times New Roman"/>
+          <w:sz w:val="24"/>
+          <w:szCs w:val="24"/>
+        </w:rPr>
+        <w:t>Si pas de prise en charge des symptômes psychotrauma, risque de fixation ou bien d’intensification des symptômes actuelles.</w:t>
+      </w:r>
+    </w:p>
+    <w:p>
+      <w:pPr>
+        <w:pStyle w:val="Heading2"/>
+        <w:ind w:hanging="0" w:start="0"/>
+        <w:rPr/>
+      </w:pPr>
+      <w:r>
+        <w:rPr/>
+        <w:t>@question 6@</w:t>
+      </w:r>
+    </w:p>
+    <w:p>
+      <w:pPr>
         <w:pStyle w:val="Normal"/>
         <w:ind w:hanging="0" w:start="0"/>
-        <w:rPr>
-          <w:i/>
-          <w:iCs/>
-          <w:lang w:val="fr-FR" w:eastAsia="en-US" w:bidi="ar-SA"/>
-        </w:rPr>
-      </w:pPr>
-      <w:r>
-        <w:rPr>
-          <w:i/>
-          <w:iCs/>
-          <w:lang w:val="fr-FR" w:eastAsia="en-US" w:bidi="ar-SA"/>
-        </w:rPr>
-        <w:t>@dires_</w:t>
-      </w:r>
-      <w:r>
-        <w:rPr>
-          <w:i/>
-          <w:iCs/>
-          <w:lang w:val="fr-FR" w:eastAsia="en-US" w:bidi="ar-SA"/>
-        </w:rPr>
-        <w:t>3</w:t>
-      </w:r>
-      <w:r>
-        <w:rPr>
-          <w:i/>
-          <w:iCs/>
-          <w:lang w:val="fr-FR" w:eastAsia="en-US" w:bidi="ar-SA"/>
-        </w:rPr>
-        <w:t>.2  ………….. @</w:t>
-      </w:r>
-    </w:p>
-    <w:p>
-      <w:pPr>
-        <w:pStyle w:val="Normal"/>
-        <w:ind w:hanging="0" w:start="0"/>
-        <w:rPr>
-          <w:lang w:val="fr-FR" w:eastAsia="en-US" w:bidi="ar-SA"/>
-        </w:rPr>
-      </w:pPr>
-      <w:r>
-        <w:rPr>
-          <w:lang w:val="fr-FR" w:eastAsia="en-US" w:bidi="ar-SA"/>
-        </w:rPr>
-        <w:t>@analyse_</w:t>
-      </w:r>
-      <w:r>
-        <w:rPr>
-          <w:lang w:val="fr-FR" w:eastAsia="en-US" w:bidi="ar-SA"/>
-        </w:rPr>
-        <w:t>3</w:t>
-      </w:r>
-      <w:r>
-        <w:rPr>
-          <w:lang w:val="fr-FR" w:eastAsia="en-US" w:bidi="ar-SA"/>
-        </w:rPr>
-        <w:t>.2 ………….. @</w:t>
-      </w:r>
-    </w:p>
-    <w:p>
-      <w:pPr>
-        <w:pStyle w:val="Heading2"/>
-        <w:numPr>
-          <w:ilvl w:val="1"/>
-          <w:numId w:val="9"/>
-        </w:numPr>
-        <w:rPr>
-          <w:lang w:val="fr-FR" w:eastAsia="en-US" w:bidi="ar-SA"/>
-        </w:rPr>
-      </w:pPr>
-      <w:bookmarkStart w:id="9" w:name="__RefHeading___Toc131_3859463407_Copie_2"/>
-      <w:bookmarkEnd w:id="9"/>
-      <w:r>
-        <w:rPr>
-          <w:lang w:val="fr-FR" w:eastAsia="en-US" w:bidi="ar-SA"/>
-        </w:rPr>
-        <w:t>Vie sociale et amicale</w:t>
-      </w:r>
-    </w:p>
-    <w:p>
-      <w:pPr>
-        <w:pStyle w:val="Normal"/>
-        <w:ind w:hanging="0" w:start="0"/>
-        <w:rPr>
-          <w:lang w:val="fr-FR" w:eastAsia="en-US" w:bidi="ar-SA"/>
-        </w:rPr>
-      </w:pPr>
-      <w:r>
-        <w:rPr>
-          <w:i/>
-          <w:iCs/>
-          <w:lang w:val="fr-FR" w:eastAsia="en-US" w:bidi="ar-SA"/>
-        </w:rPr>
-        <w:t>@dires_</w:t>
-      </w:r>
-      <w:r>
-        <w:rPr>
-          <w:i/>
-          <w:iCs/>
-          <w:lang w:val="fr-FR" w:eastAsia="en-US" w:bidi="ar-SA"/>
-        </w:rPr>
-        <w:t>3</w:t>
-      </w:r>
-      <w:r>
-        <w:rPr>
-          <w:i/>
-          <w:iCs/>
-          <w:lang w:val="fr-FR" w:eastAsia="en-US" w:bidi="ar-SA"/>
-        </w:rPr>
-        <w:t>.</w:t>
-      </w:r>
-      <w:r>
-        <w:rPr>
-          <w:i/>
-          <w:iCs/>
-          <w:lang w:val="fr-FR" w:eastAsia="en-US" w:bidi="ar-SA"/>
-        </w:rPr>
-        <w:t>3</w:t>
-      </w:r>
-      <w:r>
-        <w:rPr>
-          <w:i/>
-          <w:iCs/>
-          <w:lang w:val="fr-FR" w:eastAsia="en-US" w:bidi="ar-SA"/>
-        </w:rPr>
-        <w:t xml:space="preserve">  ………….. @</w:t>
-      </w:r>
-      <w:r>
-        <w:rPr>
-          <w:lang w:val="fr-FR" w:eastAsia="en-US" w:bidi="ar-SA"/>
-        </w:rPr>
+        <w:rPr/>
+      </w:pPr>
+      <w:r>
+        <w:rPr>
+          <w:rFonts w:eastAsia="Times New Roman" w:cs="Times New Roman"/>
+          <w:sz w:val="24"/>
+          <w:szCs w:val="24"/>
+        </w:rPr>
+        <w:t>Pas de remarques.</w:t>
+      </w:r>
+      <w:r>
+        <w:rPr/>
         <w:br/>
-        <w:br/>
-        <w:t>@analyse_</w:t>
-      </w:r>
-      <w:r>
-        <w:rPr>
-          <w:lang w:val="fr-FR" w:eastAsia="en-US" w:bidi="ar-SA"/>
-        </w:rPr>
-        <w:t>3</w:t>
-      </w:r>
-      <w:r>
-        <w:rPr>
-          <w:lang w:val="fr-FR" w:eastAsia="en-US" w:bidi="ar-SA"/>
-        </w:rPr>
-        <w:t>.</w:t>
-      </w:r>
-      <w:r>
-        <w:rPr>
-          <w:lang w:val="fr-FR" w:eastAsia="en-US" w:bidi="ar-SA"/>
-        </w:rPr>
-        <w:t>3</w:t>
-      </w:r>
-      <w:r>
-        <w:rPr>
-          <w:lang w:val="fr-FR" w:eastAsia="en-US" w:bidi="ar-SA"/>
-        </w:rPr>
-        <w:t xml:space="preserve"> ………….. @</w:t>
-      </w:r>
-    </w:p>
-    <w:p>
-      <w:pPr>
-        <w:pStyle w:val="Heading2"/>
-        <w:numPr>
-          <w:ilvl w:val="1"/>
-          <w:numId w:val="9"/>
-        </w:numPr>
-        <w:rPr>
-          <w:lang w:val="fr-FR" w:eastAsia="en-US" w:bidi="ar-SA"/>
-        </w:rPr>
-      </w:pPr>
-      <w:bookmarkStart w:id="10" w:name="__RefHeading___Toc133_3859463407"/>
-      <w:bookmarkEnd w:id="10"/>
-      <w:r>
-        <w:rPr>
-          <w:lang w:val="fr-FR" w:eastAsia="en-US" w:bidi="ar-SA"/>
-        </w:rPr>
-        <w:t>Vie amoureuse et affective</w:t>
-      </w:r>
-    </w:p>
-    <w:p>
-      <w:pPr>
-        <w:pStyle w:val="Normal"/>
-        <w:ind w:hanging="0" w:start="0"/>
-        <w:rPr>
-          <w:lang w:val="fr-FR" w:eastAsia="en-US" w:bidi="ar-SA"/>
-        </w:rPr>
-      </w:pPr>
-      <w:r>
-        <w:rPr>
-          <w:i/>
-          <w:iCs/>
-          <w:lang w:val="fr-FR" w:eastAsia="en-US" w:bidi="ar-SA"/>
-        </w:rPr>
-        <w:t>@dires_</w:t>
-      </w:r>
-      <w:r>
-        <w:rPr>
-          <w:i/>
-          <w:iCs/>
-          <w:lang w:val="fr-FR" w:eastAsia="en-US" w:bidi="ar-SA"/>
-        </w:rPr>
-        <w:t>3</w:t>
-      </w:r>
-      <w:r>
-        <w:rPr>
-          <w:i/>
-          <w:iCs/>
-          <w:lang w:val="fr-FR" w:eastAsia="en-US" w:bidi="ar-SA"/>
-        </w:rPr>
-        <w:t>.</w:t>
-      </w:r>
-      <w:r>
-        <w:rPr>
-          <w:i/>
-          <w:iCs/>
-          <w:lang w:val="fr-FR" w:eastAsia="en-US" w:bidi="ar-SA"/>
-        </w:rPr>
-        <w:t>4</w:t>
-      </w:r>
-      <w:r>
-        <w:rPr>
-          <w:i/>
-          <w:iCs/>
-          <w:lang w:val="fr-FR" w:eastAsia="en-US" w:bidi="ar-SA"/>
-        </w:rPr>
-        <w:t xml:space="preserve">  ………….. @</w:t>
-      </w:r>
-      <w:r>
-        <w:rPr>
-          <w:lang w:val="fr-FR" w:eastAsia="en-US" w:bidi="ar-SA"/>
-        </w:rPr>
-        <w:br/>
-        <w:br/>
-        <w:t>@analyse_</w:t>
-      </w:r>
-      <w:r>
-        <w:rPr>
-          <w:lang w:val="fr-FR" w:eastAsia="en-US" w:bidi="ar-SA"/>
-        </w:rPr>
-        <w:t>3</w:t>
-      </w:r>
-      <w:r>
-        <w:rPr>
-          <w:lang w:val="fr-FR" w:eastAsia="en-US" w:bidi="ar-SA"/>
-        </w:rPr>
-        <w:t>.</w:t>
-      </w:r>
-      <w:r>
-        <w:rPr>
-          <w:lang w:val="fr-FR" w:eastAsia="en-US" w:bidi="ar-SA"/>
-        </w:rPr>
-        <w:t>4</w:t>
-      </w:r>
-      <w:r>
-        <w:rPr>
-          <w:lang w:val="fr-FR" w:eastAsia="en-US" w:bidi="ar-SA"/>
-        </w:rPr>
-        <w:t xml:space="preserve"> ………….. @</w:t>
-      </w:r>
-    </w:p>
-    <w:p>
-      <w:pPr>
-        <w:pStyle w:val="Heading2"/>
-        <w:numPr>
-          <w:ilvl w:val="1"/>
-          <w:numId w:val="9"/>
-        </w:numPr>
-        <w:rPr>
-          <w:lang w:val="fr-FR" w:eastAsia="en-US" w:bidi="ar-SA"/>
-        </w:rPr>
-      </w:pPr>
-      <w:bookmarkStart w:id="11" w:name="__RefHeading___Toc135_3859463407"/>
-      <w:bookmarkEnd w:id="11"/>
-      <w:r>
-        <w:rPr>
-          <w:lang w:val="fr-FR" w:eastAsia="en-US" w:bidi="ar-SA"/>
-        </w:rPr>
-        <w:t>Scolarité</w:t>
-      </w:r>
-    </w:p>
-    <w:p>
-      <w:pPr>
-        <w:pStyle w:val="Normal"/>
-        <w:ind w:hanging="0" w:start="0"/>
-        <w:rPr>
-          <w:lang w:val="fr-FR" w:eastAsia="en-US" w:bidi="ar-SA"/>
-        </w:rPr>
-      </w:pPr>
-      <w:r>
-        <w:rPr>
-          <w:i/>
-          <w:iCs/>
-          <w:lang w:val="fr-FR" w:eastAsia="en-US" w:bidi="ar-SA"/>
-        </w:rPr>
-        <w:t>@dires_</w:t>
-      </w:r>
-      <w:r>
-        <w:rPr>
-          <w:i/>
-          <w:iCs/>
-          <w:lang w:val="fr-FR" w:eastAsia="en-US" w:bidi="ar-SA"/>
-        </w:rPr>
-        <w:t>3</w:t>
-      </w:r>
-      <w:r>
-        <w:rPr>
-          <w:i/>
-          <w:iCs/>
-          <w:lang w:val="fr-FR" w:eastAsia="en-US" w:bidi="ar-SA"/>
-        </w:rPr>
-        <w:t>.</w:t>
-      </w:r>
-      <w:r>
-        <w:rPr>
-          <w:i/>
-          <w:iCs/>
-          <w:lang w:val="fr-FR" w:eastAsia="en-US" w:bidi="ar-SA"/>
-        </w:rPr>
-        <w:t>5</w:t>
-      </w:r>
-      <w:r>
-        <w:rPr>
-          <w:i/>
-          <w:iCs/>
-          <w:lang w:val="fr-FR" w:eastAsia="en-US" w:bidi="ar-SA"/>
-        </w:rPr>
-        <w:t xml:space="preserve">  ………….. @</w:t>
-      </w:r>
-      <w:r>
-        <w:rPr>
-          <w:lang w:val="fr-FR" w:eastAsia="en-US" w:bidi="ar-SA"/>
-        </w:rPr>
-        <w:br/>
-        <w:br/>
-        <w:t>@analyse_</w:t>
-      </w:r>
-      <w:r>
-        <w:rPr>
-          <w:lang w:val="fr-FR" w:eastAsia="en-US" w:bidi="ar-SA"/>
-        </w:rPr>
-        <w:t>3</w:t>
-      </w:r>
-      <w:r>
-        <w:rPr>
-          <w:lang w:val="fr-FR" w:eastAsia="en-US" w:bidi="ar-SA"/>
-        </w:rPr>
-        <w:t>.</w:t>
-      </w:r>
-      <w:r>
-        <w:rPr>
-          <w:lang w:val="fr-FR" w:eastAsia="en-US" w:bidi="ar-SA"/>
-        </w:rPr>
-        <w:t>5</w:t>
-      </w:r>
-      <w:r>
-        <w:rPr>
-          <w:lang w:val="fr-FR" w:eastAsia="en-US" w:bidi="ar-SA"/>
-        </w:rPr>
-        <w:t xml:space="preserve"> ………….. @</w:t>
-      </w:r>
-    </w:p>
-    <w:p>
-      <w:pPr>
-        <w:pStyle w:val="Heading2"/>
-        <w:numPr>
-          <w:ilvl w:val="1"/>
-          <w:numId w:val="9"/>
-        </w:numPr>
-        <w:rPr>
-          <w:lang w:val="fr-FR" w:eastAsia="en-US" w:bidi="ar-SA"/>
-        </w:rPr>
-      </w:pPr>
-      <w:bookmarkStart w:id="12" w:name="__RefHeading___Toc137_3859463407"/>
-      <w:bookmarkEnd w:id="12"/>
-      <w:r>
-        <w:rPr>
-          <w:lang w:val="fr-FR" w:eastAsia="en-US" w:bidi="ar-SA"/>
-        </w:rPr>
-        <w:t>Vie professionnelle</w:t>
-      </w:r>
-    </w:p>
-    <w:p>
-      <w:pPr>
-        <w:pStyle w:val="Normal"/>
-        <w:ind w:hanging="0" w:start="0"/>
-        <w:rPr>
-          <w:lang w:val="fr-FR" w:eastAsia="en-US" w:bidi="ar-SA"/>
-        </w:rPr>
-      </w:pPr>
-      <w:r>
-        <w:rPr>
-          <w:i/>
-          <w:iCs/>
-          <w:lang w:val="fr-FR" w:eastAsia="en-US" w:bidi="ar-SA"/>
-        </w:rPr>
-        <w:t>@dires_</w:t>
-      </w:r>
-      <w:r>
-        <w:rPr>
-          <w:i/>
-          <w:iCs/>
-          <w:lang w:val="fr-FR" w:eastAsia="en-US" w:bidi="ar-SA"/>
-        </w:rPr>
-        <w:t>3</w:t>
-      </w:r>
-      <w:r>
-        <w:rPr>
-          <w:i/>
-          <w:iCs/>
-          <w:lang w:val="fr-FR" w:eastAsia="en-US" w:bidi="ar-SA"/>
-        </w:rPr>
-        <w:t>.</w:t>
-      </w:r>
-      <w:r>
-        <w:rPr>
-          <w:i/>
-          <w:iCs/>
-          <w:lang w:val="fr-FR" w:eastAsia="en-US" w:bidi="ar-SA"/>
-        </w:rPr>
-        <w:t>6</w:t>
-      </w:r>
-      <w:r>
-        <w:rPr>
-          <w:i/>
-          <w:iCs/>
-          <w:lang w:val="fr-FR" w:eastAsia="en-US" w:bidi="ar-SA"/>
-        </w:rPr>
-        <w:t xml:space="preserve">  ………….. @</w:t>
-      </w:r>
-      <w:r>
-        <w:rPr>
-          <w:lang w:val="fr-FR" w:eastAsia="en-US" w:bidi="ar-SA"/>
-        </w:rPr>
-        <w:br/>
-        <w:br/>
-        <w:t>@analyse_</w:t>
-      </w:r>
-      <w:r>
-        <w:rPr>
-          <w:lang w:val="fr-FR" w:eastAsia="en-US" w:bidi="ar-SA"/>
-        </w:rPr>
-        <w:t>3</w:t>
-      </w:r>
-      <w:r>
-        <w:rPr>
-          <w:lang w:val="fr-FR" w:eastAsia="en-US" w:bidi="ar-SA"/>
-        </w:rPr>
-        <w:t>.</w:t>
-      </w:r>
-      <w:r>
-        <w:rPr>
-          <w:lang w:val="fr-FR" w:eastAsia="en-US" w:bidi="ar-SA"/>
-        </w:rPr>
-        <w:t>6</w:t>
-      </w:r>
-      <w:r>
-        <w:rPr>
-          <w:lang w:val="fr-FR" w:eastAsia="en-US" w:bidi="ar-SA"/>
-        </w:rPr>
-        <w:t xml:space="preserve"> ………….. @</w:t>
-      </w:r>
-    </w:p>
-    <w:p>
-      <w:pPr>
-        <w:pStyle w:val="Heading1"/>
-        <w:numPr>
-          <w:ilvl w:val="0"/>
-          <w:numId w:val="9"/>
-        </w:numPr>
-        <w:rPr>
-          <w:lang w:val="fr-FR" w:eastAsia="en-US" w:bidi="ar-SA"/>
-        </w:rPr>
-      </w:pPr>
-      <w:bookmarkStart w:id="13" w:name="__RefHeading___Toc139_3859463407"/>
-      <w:bookmarkEnd w:id="13"/>
-      <w:r>
-        <w:rPr>
-          <w:lang w:val="fr-FR" w:eastAsia="en-US" w:bidi="ar-SA"/>
-        </w:rPr>
-        <w:t>AU SUJET DES FAITS</w:t>
-      </w:r>
-    </w:p>
-    <w:p>
-      <w:pPr>
-        <w:pStyle w:val="Normal"/>
-        <w:ind w:hanging="0" w:start="0"/>
-        <w:rPr>
-          <w:lang w:val="fr-FR" w:eastAsia="en-US" w:bidi="ar-SA"/>
-        </w:rPr>
-      </w:pPr>
-      <w:r>
-        <w:rPr>
-          <w:i w:val="false"/>
-          <w:iCs w:val="false"/>
-          <w:lang w:val="fr-FR" w:eastAsia="en-US" w:bidi="ar-SA"/>
-        </w:rPr>
-        <w:t>D'après les dires recueilles auprès de &lt;&lt;mec_genre&gt;&gt; &lt;&lt;mec_prenom&gt;&gt; &lt;&lt;mec_nom&gt;&gt;,</w:t>
-      </w:r>
-    </w:p>
-    <w:p>
-      <w:pPr>
-        <w:pStyle w:val="Heading2"/>
-        <w:numPr>
-          <w:ilvl w:val="1"/>
-          <w:numId w:val="9"/>
-        </w:numPr>
-        <w:rPr>
-          <w:lang w:val="fr-FR" w:eastAsia="en-US" w:bidi="ar-SA"/>
-        </w:rPr>
-      </w:pPr>
-      <w:bookmarkStart w:id="14" w:name="__RefHeading___Toc141_3859463407"/>
-      <w:bookmarkEnd w:id="14"/>
-      <w:r>
-        <w:rPr>
-          <w:lang w:val="fr-FR" w:eastAsia="en-US" w:bidi="ar-SA"/>
-        </w:rPr>
-        <w:t>Avant les faits</w:t>
-      </w:r>
-    </w:p>
-    <w:p>
-      <w:pPr>
-        <w:pStyle w:val="Normal"/>
-        <w:ind w:hanging="0" w:start="0"/>
-        <w:rPr>
-          <w:lang w:val="fr-FR" w:eastAsia="en-US" w:bidi="ar-SA"/>
-        </w:rPr>
-      </w:pPr>
-      <w:r>
-        <w:rPr>
-          <w:i/>
-          <w:iCs/>
-          <w:lang w:val="fr-FR" w:eastAsia="en-US" w:bidi="ar-SA"/>
-        </w:rPr>
-        <w:t>@dires_</w:t>
-      </w:r>
-      <w:r>
-        <w:rPr>
-          <w:i/>
-          <w:iCs/>
-          <w:lang w:val="fr-FR" w:eastAsia="en-US" w:bidi="ar-SA"/>
-        </w:rPr>
-        <w:t>4</w:t>
-      </w:r>
-      <w:r>
-        <w:rPr>
-          <w:i/>
-          <w:iCs/>
-          <w:lang w:val="fr-FR" w:eastAsia="en-US" w:bidi="ar-SA"/>
-        </w:rPr>
-        <w:t>.1  ………….. @</w:t>
-      </w:r>
-      <w:r>
-        <w:rPr>
-          <w:lang w:val="fr-FR" w:eastAsia="en-US" w:bidi="ar-SA"/>
-        </w:rPr>
-        <w:br/>
-        <w:br/>
-        <w:t>@analyse_</w:t>
-      </w:r>
-      <w:r>
-        <w:rPr>
-          <w:lang w:val="fr-FR" w:eastAsia="en-US" w:bidi="ar-SA"/>
-        </w:rPr>
-        <w:t>4</w:t>
-      </w:r>
-      <w:r>
-        <w:rPr>
-          <w:lang w:val="fr-FR" w:eastAsia="en-US" w:bidi="ar-SA"/>
-        </w:rPr>
-        <w:t>.1 ………….. @</w:t>
-      </w:r>
-    </w:p>
-    <w:p>
-      <w:pPr>
-        <w:pStyle w:val="Heading2"/>
-        <w:numPr>
-          <w:ilvl w:val="1"/>
-          <w:numId w:val="9"/>
-        </w:numPr>
-        <w:rPr>
-          <w:lang w:val="fr-FR" w:eastAsia="en-US" w:bidi="ar-SA"/>
-        </w:rPr>
-      </w:pPr>
-      <w:bookmarkStart w:id="15" w:name="__RefHeading___Toc143_3859463407"/>
-      <w:bookmarkEnd w:id="15"/>
-      <w:r>
-        <w:rPr>
-          <w:lang w:val="fr-FR" w:eastAsia="en-US" w:bidi="ar-SA"/>
-        </w:rPr>
-        <w:t>Pendant les faits</w:t>
-      </w:r>
-    </w:p>
-    <w:p>
-      <w:pPr>
-        <w:pStyle w:val="Normal"/>
-        <w:ind w:hanging="0" w:start="0"/>
-        <w:rPr>
-          <w:lang w:val="fr-FR" w:eastAsia="en-US" w:bidi="ar-SA"/>
-        </w:rPr>
-      </w:pPr>
-      <w:r>
-        <w:rPr>
-          <w:i/>
-          <w:iCs/>
-          <w:lang w:val="fr-FR" w:eastAsia="en-US" w:bidi="ar-SA"/>
-        </w:rPr>
-        <w:t>@dires_</w:t>
-      </w:r>
-      <w:r>
-        <w:rPr>
-          <w:i/>
-          <w:iCs/>
-          <w:lang w:val="fr-FR" w:eastAsia="en-US" w:bidi="ar-SA"/>
-        </w:rPr>
-        <w:t>4</w:t>
-      </w:r>
-      <w:r>
-        <w:rPr>
-          <w:i/>
-          <w:iCs/>
-          <w:lang w:val="fr-FR" w:eastAsia="en-US" w:bidi="ar-SA"/>
-        </w:rPr>
-        <w:t>.2  ………….. @</w:t>
-        <w:br/>
-      </w:r>
-      <w:r>
-        <w:rPr>
-          <w:lang w:val="fr-FR" w:eastAsia="en-US" w:bidi="ar-SA"/>
-        </w:rPr>
-        <w:br/>
-        <w:t>@analyse_</w:t>
-      </w:r>
-      <w:r>
-        <w:rPr>
-          <w:lang w:val="fr-FR" w:eastAsia="en-US" w:bidi="ar-SA"/>
-        </w:rPr>
-        <w:t>4</w:t>
-      </w:r>
-      <w:r>
-        <w:rPr>
-          <w:lang w:val="fr-FR" w:eastAsia="en-US" w:bidi="ar-SA"/>
-        </w:rPr>
-        <w:t>.2 ………….. @</w:t>
-      </w:r>
-    </w:p>
-    <w:p>
-      <w:pPr>
-        <w:pStyle w:val="Heading2"/>
-        <w:numPr>
-          <w:ilvl w:val="1"/>
-          <w:numId w:val="9"/>
-        </w:numPr>
-        <w:rPr>
-          <w:lang w:val="fr-FR" w:eastAsia="en-US" w:bidi="ar-SA"/>
-        </w:rPr>
-      </w:pPr>
-      <w:bookmarkStart w:id="16" w:name="__RefHeading___Toc145_3859463407"/>
-      <w:bookmarkEnd w:id="16"/>
-      <w:r>
-        <w:rPr>
-          <w:lang w:val="fr-FR" w:eastAsia="en-US" w:bidi="ar-SA"/>
-        </w:rPr>
-        <w:t>Contexte de la révélation des faits</w:t>
-      </w:r>
-    </w:p>
-    <w:p>
-      <w:pPr>
-        <w:pStyle w:val="Normal"/>
-        <w:ind w:hanging="0" w:start="0"/>
-        <w:rPr>
-          <w:lang w:val="fr-FR" w:eastAsia="en-US" w:bidi="ar-SA"/>
-        </w:rPr>
-      </w:pPr>
-      <w:r>
-        <w:rPr>
-          <w:i/>
-          <w:iCs/>
-          <w:lang w:val="fr-FR" w:eastAsia="en-US" w:bidi="ar-SA"/>
-        </w:rPr>
-        <w:t>@dires_</w:t>
-      </w:r>
-      <w:r>
-        <w:rPr>
-          <w:i/>
-          <w:iCs/>
-          <w:lang w:val="fr-FR" w:eastAsia="en-US" w:bidi="ar-SA"/>
-        </w:rPr>
-        <w:t>4</w:t>
-      </w:r>
-      <w:r>
-        <w:rPr>
-          <w:i/>
-          <w:iCs/>
-          <w:lang w:val="fr-FR" w:eastAsia="en-US" w:bidi="ar-SA"/>
-        </w:rPr>
-        <w:t>.3  ………….. @</w:t>
-      </w:r>
-      <w:r>
-        <w:rPr>
-          <w:lang w:val="fr-FR" w:eastAsia="en-US" w:bidi="ar-SA"/>
-        </w:rPr>
-        <w:br/>
-        <w:br/>
-        <w:t>@analyse_</w:t>
-      </w:r>
-      <w:r>
-        <w:rPr>
-          <w:lang w:val="fr-FR" w:eastAsia="en-US" w:bidi="ar-SA"/>
-        </w:rPr>
-        <w:t>4</w:t>
-      </w:r>
-      <w:r>
-        <w:rPr>
-          <w:lang w:val="fr-FR" w:eastAsia="en-US" w:bidi="ar-SA"/>
-        </w:rPr>
-        <w:t>.3 ………….. @</w:t>
-      </w:r>
-    </w:p>
-    <w:p>
-      <w:pPr>
-        <w:pStyle w:val="Heading2"/>
-        <w:numPr>
-          <w:ilvl w:val="1"/>
-          <w:numId w:val="9"/>
-        </w:numPr>
-        <w:rPr>
-          <w:lang w:val="fr-FR" w:eastAsia="en-US" w:bidi="ar-SA"/>
-        </w:rPr>
-      </w:pPr>
-      <w:bookmarkStart w:id="17" w:name="__RefHeading___Toc147_3859463407"/>
-      <w:bookmarkEnd w:id="17"/>
-      <w:r>
-        <w:rPr>
-          <w:lang w:val="fr-FR" w:eastAsia="en-US" w:bidi="ar-SA"/>
-        </w:rPr>
-        <w:t>Après le dépôt de plainte</w:t>
-      </w:r>
-    </w:p>
-    <w:p>
-      <w:pPr>
-        <w:pStyle w:val="Normal"/>
-        <w:ind w:hanging="0" w:start="0"/>
-        <w:rPr>
-          <w:lang w:val="fr-FR" w:eastAsia="en-US" w:bidi="ar-SA"/>
-        </w:rPr>
-      </w:pPr>
-      <w:r>
-        <w:rPr>
-          <w:i/>
-          <w:iCs/>
-          <w:lang w:val="fr-FR" w:eastAsia="en-US" w:bidi="ar-SA"/>
-        </w:rPr>
-        <w:t>@dires_</w:t>
-      </w:r>
-      <w:r>
-        <w:rPr>
-          <w:i/>
-          <w:iCs/>
-          <w:lang w:val="fr-FR" w:eastAsia="en-US" w:bidi="ar-SA"/>
-        </w:rPr>
-        <w:t>4</w:t>
-      </w:r>
-      <w:r>
-        <w:rPr>
-          <w:i/>
-          <w:iCs/>
-          <w:lang w:val="fr-FR" w:eastAsia="en-US" w:bidi="ar-SA"/>
-        </w:rPr>
-        <w:t>.4 ………….. @</w:t>
-      </w:r>
-      <w:r>
-        <w:rPr>
-          <w:lang w:val="fr-FR" w:eastAsia="en-US" w:bidi="ar-SA"/>
-        </w:rPr>
-        <w:br/>
-        <w:br/>
-        <w:t>@analyse_</w:t>
-      </w:r>
-      <w:r>
-        <w:rPr>
-          <w:lang w:val="fr-FR" w:eastAsia="en-US" w:bidi="ar-SA"/>
-        </w:rPr>
-        <w:t>4</w:t>
-      </w:r>
-      <w:r>
-        <w:rPr>
-          <w:lang w:val="fr-FR" w:eastAsia="en-US" w:bidi="ar-SA"/>
-        </w:rPr>
-        <w:t>.4 ………….. @</w:t>
-      </w:r>
-    </w:p>
-    <w:p>
-      <w:pPr>
-        <w:pStyle w:val="Heading1"/>
-        <w:numPr>
-          <w:ilvl w:val="0"/>
-          <w:numId w:val="9"/>
-        </w:numPr>
-        <w:rPr>
-          <w:lang w:val="fr-FR" w:eastAsia="en-US" w:bidi="ar-SA"/>
-        </w:rPr>
-      </w:pPr>
-      <w:bookmarkStart w:id="18" w:name="__RefHeading___Toc149_3859463407"/>
-      <w:bookmarkEnd w:id="18"/>
-      <w:r>
-        <w:rPr>
-          <w:lang w:val="fr-FR" w:eastAsia="en-US" w:bidi="ar-SA"/>
-        </w:rPr>
-        <w:t>ÉTUDE DES PIÈCES</w:t>
-      </w:r>
-    </w:p>
-    <w:p>
-      <w:pPr>
-        <w:pStyle w:val="Normal"/>
-        <w:ind w:hanging="0" w:start="0"/>
-        <w:rPr>
-          <w:lang w:val="fr-FR" w:eastAsia="en-US" w:bidi="ar-SA"/>
-        </w:rPr>
-      </w:pPr>
-      <w:r>
-        <w:rPr>
-          <w:lang w:val="fr-FR" w:eastAsia="en-US" w:bidi="ar-SA"/>
-        </w:rPr>
-        <w:t>Les pièces fournies à l’expert on fait l‘objet d’un analyse préliminaire à l’entretien.</w:t>
-        <w:br/>
-        <w:t>@analyse</w:t>
-      </w:r>
-      <w:r>
-        <w:rPr>
-          <w:lang w:val="fr-FR" w:eastAsia="en-US" w:bidi="ar-SA"/>
-        </w:rPr>
-        <w:t xml:space="preserve">_5  </w:t>
-      </w:r>
-      <w:r>
-        <w:rPr>
-          <w:lang w:val="fr-FR" w:eastAsia="en-US" w:bidi="ar-SA"/>
-        </w:rPr>
-        <w:t xml:space="preserve">…………………………………….. </w:t>
-      </w:r>
-      <w:r>
-        <w:rPr>
-          <w:lang w:val="fr-FR" w:eastAsia="en-US" w:bidi="ar-SA"/>
-        </w:rPr>
-        <w:t>@</w:t>
-      </w:r>
-    </w:p>
-    <w:p>
-      <w:pPr>
-        <w:pStyle w:val="Heading1"/>
-        <w:numPr>
-          <w:ilvl w:val="0"/>
-          <w:numId w:val="9"/>
-        </w:numPr>
-        <w:rPr>
-          <w:lang w:val="fr-FR" w:eastAsia="en-US" w:bidi="ar-SA"/>
-        </w:rPr>
-      </w:pPr>
-      <w:bookmarkStart w:id="19" w:name="__RefHeading___Toc151_3859463407"/>
-      <w:bookmarkEnd w:id="19"/>
-      <w:r>
-        <w:rPr>
-          <w:lang w:val="fr-FR" w:eastAsia="en-US" w:bidi="ar-SA"/>
-        </w:rPr>
-        <w:t>EXAMEN PSYCHOLOGIQUE</w:t>
-      </w:r>
-    </w:p>
-    <w:p>
-      <w:pPr>
-        <w:pStyle w:val="Heading2"/>
-        <w:numPr>
-          <w:ilvl w:val="1"/>
-          <w:numId w:val="9"/>
-        </w:numPr>
-        <w:rPr>
-          <w:lang w:val="fr-FR" w:eastAsia="en-US" w:bidi="ar-SA"/>
-        </w:rPr>
-      </w:pPr>
-      <w:bookmarkStart w:id="20" w:name="__RefHeading___Toc153_3859463407"/>
-      <w:bookmarkEnd w:id="20"/>
-      <w:r>
-        <w:rPr>
-          <w:lang w:val="fr-FR" w:eastAsia="en-US" w:bidi="ar-SA"/>
-        </w:rPr>
-        <w:t>Relation au corps et à la santé</w:t>
-      </w:r>
-    </w:p>
-    <w:p>
-      <w:pPr>
-        <w:pStyle w:val="Normal"/>
-        <w:ind w:hanging="0" w:start="0"/>
-        <w:rPr>
-          <w:lang w:val="fr-FR" w:eastAsia="en-US" w:bidi="ar-SA"/>
-        </w:rPr>
-      </w:pPr>
-      <w:r>
-        <w:rPr>
-          <w:i/>
-          <w:iCs/>
-          <w:lang w:val="fr-FR" w:eastAsia="en-US" w:bidi="ar-SA"/>
-        </w:rPr>
-        <w:t>@dires_</w:t>
-      </w:r>
-      <w:r>
-        <w:rPr>
-          <w:i/>
-          <w:iCs/>
-          <w:lang w:val="fr-FR" w:eastAsia="en-US" w:bidi="ar-SA"/>
-        </w:rPr>
-        <w:t>6</w:t>
-      </w:r>
-      <w:r>
-        <w:rPr>
-          <w:i/>
-          <w:iCs/>
-          <w:lang w:val="fr-FR" w:eastAsia="en-US" w:bidi="ar-SA"/>
-        </w:rPr>
-        <w:t>.1 ………….. @</w:t>
-      </w:r>
-      <w:r>
-        <w:rPr>
-          <w:lang w:val="fr-FR" w:eastAsia="en-US" w:bidi="ar-SA"/>
-        </w:rPr>
-        <w:br/>
-        <w:br/>
-        <w:t>@analyse_</w:t>
-      </w:r>
-      <w:r>
-        <w:rPr>
-          <w:lang w:val="fr-FR" w:eastAsia="en-US" w:bidi="ar-SA"/>
-        </w:rPr>
-        <w:t>6</w:t>
-      </w:r>
-      <w:r>
-        <w:rPr>
-          <w:lang w:val="fr-FR" w:eastAsia="en-US" w:bidi="ar-SA"/>
-        </w:rPr>
-        <w:t>.1 ………….. @</w:t>
-      </w:r>
-    </w:p>
-    <w:p>
-      <w:pPr>
-        <w:pStyle w:val="Heading2"/>
-        <w:numPr>
-          <w:ilvl w:val="1"/>
-          <w:numId w:val="9"/>
-        </w:numPr>
-        <w:rPr>
-          <w:lang w:val="fr-FR" w:eastAsia="en-US" w:bidi="ar-SA"/>
-        </w:rPr>
-      </w:pPr>
-      <w:bookmarkStart w:id="21" w:name="__RefHeading___Toc155_3859463407"/>
-      <w:bookmarkEnd w:id="21"/>
-      <w:r>
-        <w:rPr>
-          <w:lang w:val="fr-FR" w:eastAsia="en-US" w:bidi="ar-SA"/>
-        </w:rPr>
-        <w:t>Éléments cognitifs</w:t>
-      </w:r>
-    </w:p>
-    <w:p>
-      <w:pPr>
-        <w:pStyle w:val="Normal"/>
-        <w:ind w:hanging="0" w:start="0"/>
-        <w:rPr>
-          <w:lang w:val="fr-FR" w:eastAsia="en-US" w:bidi="ar-SA"/>
-        </w:rPr>
-      </w:pPr>
-      <w:r>
-        <w:rPr>
-          <w:i/>
-          <w:iCs/>
-        </w:rPr>
-        <w:t>@dires_</w:t>
-      </w:r>
-      <w:r>
-        <w:rPr>
-          <w:i/>
-          <w:iCs/>
-        </w:rPr>
-        <w:t>6.2</w:t>
-      </w:r>
-      <w:r>
-        <w:rPr>
-          <w:i/>
-          <w:iCs/>
-        </w:rPr>
-        <w:t xml:space="preserve"> ………….. @</w:t>
-      </w:r>
-    </w:p>
-    <w:p>
-      <w:pPr>
-        <w:pStyle w:val="Normal"/>
-        <w:ind w:hanging="0" w:start="0"/>
-        <w:rPr>
-          <w:lang w:val="fr-FR" w:eastAsia="en-US" w:bidi="ar-SA"/>
-        </w:rPr>
-      </w:pPr>
-      <w:r>
-        <w:rPr>
-          <w:lang w:val="fr-FR" w:eastAsia="en-US" w:bidi="ar-SA"/>
-        </w:rPr>
-        <w:t>@analyse₆</w:t>
-      </w:r>
-      <w:r>
-        <w:rPr>
-          <w:lang w:val="fr-FR" w:eastAsia="en-US" w:bidi="ar-SA"/>
-        </w:rPr>
-        <w:t>.2</w:t>
-      </w:r>
-      <w:r>
-        <w:rPr>
-          <w:lang w:val="fr-FR" w:eastAsia="en-US" w:bidi="ar-SA"/>
-        </w:rPr>
-        <w:t xml:space="preserve"> ………….. @</w:t>
-      </w:r>
-    </w:p>
-    <w:p>
-      <w:pPr>
-        <w:pStyle w:val="Heading2"/>
-        <w:numPr>
-          <w:ilvl w:val="1"/>
-          <w:numId w:val="9"/>
-        </w:numPr>
-        <w:rPr>
-          <w:lang w:val="fr-FR" w:eastAsia="en-US" w:bidi="ar-SA"/>
-        </w:rPr>
-      </w:pPr>
-      <w:bookmarkStart w:id="22" w:name="__RefHeading___Toc157_3859463407"/>
-      <w:bookmarkEnd w:id="22"/>
-      <w:r>
-        <w:rPr>
-          <w:lang w:val="fr-FR" w:eastAsia="en-US" w:bidi="ar-SA"/>
-        </w:rPr>
-        <w:t>Éléments de personnalité</w:t>
-      </w:r>
-    </w:p>
-    <w:p>
-      <w:pPr>
-        <w:pStyle w:val="Normal"/>
-        <w:ind w:hanging="0" w:start="0"/>
-        <w:rPr>
-          <w:lang w:val="fr-FR" w:eastAsia="en-US" w:bidi="ar-SA"/>
-        </w:rPr>
-      </w:pPr>
-      <w:r>
-        <w:rPr>
-          <w:i/>
-          <w:iCs/>
-          <w:lang w:val="fr-FR" w:eastAsia="en-US" w:bidi="ar-SA"/>
-        </w:rPr>
-        <w:t>@dires_</w:t>
-      </w:r>
-      <w:r>
-        <w:rPr>
-          <w:i/>
-          <w:iCs/>
-          <w:lang w:val="fr-FR" w:eastAsia="en-US" w:bidi="ar-SA"/>
-        </w:rPr>
-        <w:t>6</w:t>
-      </w:r>
-      <w:r>
-        <w:rPr>
-          <w:i/>
-          <w:iCs/>
-          <w:lang w:val="fr-FR" w:eastAsia="en-US" w:bidi="ar-SA"/>
-        </w:rPr>
-        <w:t>.3 ………….. @</w:t>
-      </w:r>
-      <w:r>
-        <w:rPr>
-          <w:lang w:val="fr-FR" w:eastAsia="en-US" w:bidi="ar-SA"/>
-        </w:rPr>
-        <w:br/>
-        <w:br/>
-        <w:t>@analyse_</w:t>
-      </w:r>
-      <w:r>
-        <w:rPr>
-          <w:lang w:val="fr-FR" w:eastAsia="en-US" w:bidi="ar-SA"/>
-        </w:rPr>
-        <w:t>6</w:t>
-      </w:r>
-      <w:r>
-        <w:rPr>
-          <w:lang w:val="fr-FR" w:eastAsia="en-US" w:bidi="ar-SA"/>
-        </w:rPr>
-        <w:t>.3 ………….. @</w:t>
-      </w:r>
-    </w:p>
-    <w:p>
-      <w:pPr>
-        <w:pStyle w:val="Heading2"/>
-        <w:numPr>
-          <w:ilvl w:val="1"/>
-          <w:numId w:val="9"/>
-        </w:numPr>
-        <w:rPr>
-          <w:lang w:val="fr-FR" w:eastAsia="en-US" w:bidi="ar-SA"/>
-        </w:rPr>
-      </w:pPr>
-      <w:bookmarkStart w:id="23" w:name="__RefHeading___Toc159_3859463407"/>
-      <w:bookmarkEnd w:id="23"/>
-      <w:r>
-        <w:rPr>
-          <w:lang w:val="fr-FR" w:eastAsia="en-US" w:bidi="ar-SA"/>
-        </w:rPr>
-        <w:t>Analyse de la personne pendant l'entretien</w:t>
-      </w:r>
-    </w:p>
-    <w:p>
-      <w:pPr>
-        <w:pStyle w:val="Normal"/>
-        <w:ind w:hanging="0" w:start="0"/>
-        <w:rPr>
-          <w:lang w:val="fr-FR" w:eastAsia="en-US" w:bidi="ar-SA"/>
-        </w:rPr>
-      </w:pPr>
-      <w:r>
-        <w:rPr>
-          <w:lang w:val="fr-FR" w:eastAsia="en-US" w:bidi="ar-SA"/>
-        </w:rPr>
-        <w:t>@</w:t>
-      </w:r>
-      <w:r>
-        <w:rPr>
-          <w:lang w:val="fr-FR" w:eastAsia="en-US" w:bidi="ar-SA"/>
-        </w:rPr>
-        <w:t>dires</w:t>
-      </w:r>
-      <w:r>
-        <w:rPr>
-          <w:lang w:val="fr-FR" w:eastAsia="en-US" w:bidi="ar-SA"/>
-        </w:rPr>
-        <w:t>_</w:t>
-      </w:r>
-      <w:r>
-        <w:rPr>
-          <w:lang w:val="fr-FR" w:eastAsia="en-US" w:bidi="ar-SA"/>
-        </w:rPr>
-        <w:t>6</w:t>
-      </w:r>
-      <w:r>
-        <w:rPr>
-          <w:lang w:val="fr-FR" w:eastAsia="en-US" w:bidi="ar-SA"/>
-        </w:rPr>
-        <w:t>.4 ………….. @</w:t>
-      </w:r>
-    </w:p>
-    <w:p>
-      <w:pPr>
-        <w:pStyle w:val="Normal"/>
-        <w:ind w:hanging="0" w:start="0"/>
-        <w:rPr>
-          <w:lang w:val="fr-FR" w:eastAsia="en-US" w:bidi="ar-SA"/>
-        </w:rPr>
-      </w:pPr>
-      <w:r>
-        <w:rPr/>
-        <w:t>@analyse_</w:t>
-      </w:r>
-      <w:r>
-        <w:rPr/>
-        <w:t>6</w:t>
-      </w:r>
-      <w:r>
-        <w:rPr/>
-        <w:t>.4 ………….. @</w:t>
-      </w:r>
-    </w:p>
-    <w:p>
-      <w:pPr>
-        <w:pStyle w:val="Heading1"/>
-        <w:numPr>
-          <w:ilvl w:val="0"/>
-          <w:numId w:val="9"/>
-        </w:numPr>
-        <w:rPr>
-          <w:lang w:val="fr-FR" w:eastAsia="en-US" w:bidi="ar-SA"/>
-        </w:rPr>
-      </w:pPr>
-      <w:bookmarkStart w:id="24" w:name="__RefHeading___Toc161_3859463407"/>
-      <w:bookmarkEnd w:id="24"/>
-      <w:r>
-        <w:rPr>
-          <w:lang w:val="fr-FR" w:eastAsia="en-US" w:bidi="ar-SA"/>
-        </w:rPr>
-        <w:t>ÉVALUATION DU RETENTISSEMENT PSYCHOLOGIQUE DES FAITS ALLÉGUÉS</w:t>
-      </w:r>
-    </w:p>
-    <w:p>
-      <w:pPr>
-        <w:pStyle w:val="Heading2"/>
-        <w:numPr>
-          <w:ilvl w:val="1"/>
-          <w:numId w:val="9"/>
-        </w:numPr>
-        <w:rPr>
-          <w:lang w:val="fr-FR" w:eastAsia="en-US" w:bidi="ar-SA"/>
-        </w:rPr>
-      </w:pPr>
-      <w:bookmarkStart w:id="25" w:name="__RefHeading___Toc163_3859463407"/>
-      <w:bookmarkEnd w:id="25"/>
-      <w:r>
-        <w:rPr>
-          <w:lang w:val="fr-FR" w:eastAsia="en-US" w:bidi="ar-SA"/>
-        </w:rPr>
-        <w:t>Rapport à la sexualité</w:t>
-      </w:r>
-    </w:p>
-    <w:p>
-      <w:pPr>
-        <w:pStyle w:val="Normal"/>
-        <w:ind w:hanging="0" w:start="0"/>
-        <w:rPr>
-          <w:lang w:val="fr-FR" w:eastAsia="en-US" w:bidi="ar-SA"/>
-        </w:rPr>
-      </w:pPr>
-      <w:r>
-        <w:rPr/>
-        <w:t>@</w:t>
-      </w:r>
-      <w:r>
-        <w:rPr/>
-        <w:t>dires</w:t>
-      </w:r>
-      <w:r>
-        <w:rPr/>
-        <w:t>_</w:t>
-      </w:r>
-      <w:r>
-        <w:rPr/>
-        <w:t>7</w:t>
-      </w:r>
-      <w:r>
-        <w:rPr/>
-        <w:t>.1 ………….. @</w:t>
-      </w:r>
-    </w:p>
-    <w:p>
-      <w:pPr>
-        <w:pStyle w:val="Normal"/>
-        <w:ind w:hanging="0" w:start="0"/>
-        <w:rPr>
-          <w:lang w:val="fr-FR" w:eastAsia="en-US" w:bidi="ar-SA"/>
-        </w:rPr>
-      </w:pPr>
-      <w:r>
-        <w:rPr>
-          <w:lang w:val="fr-FR" w:eastAsia="en-US" w:bidi="ar-SA"/>
-        </w:rPr>
-        <w:t>@analyse_</w:t>
-      </w:r>
-      <w:r>
-        <w:rPr>
-          <w:lang w:val="fr-FR" w:eastAsia="en-US" w:bidi="ar-SA"/>
-        </w:rPr>
-        <w:t>7</w:t>
-      </w:r>
-      <w:r>
-        <w:rPr>
-          <w:lang w:val="fr-FR" w:eastAsia="en-US" w:bidi="ar-SA"/>
-        </w:rPr>
-        <w:t>.1 ………….. @</w:t>
-      </w:r>
-    </w:p>
-    <w:p>
-      <w:pPr>
-        <w:pStyle w:val="Heading2"/>
-        <w:numPr>
-          <w:ilvl w:val="1"/>
-          <w:numId w:val="9"/>
-        </w:numPr>
-        <w:rPr>
-          <w:lang w:val="fr-FR" w:eastAsia="en-US" w:bidi="ar-SA"/>
-        </w:rPr>
-      </w:pPr>
-      <w:bookmarkStart w:id="26" w:name="__RefHeading___Toc165_3859463407"/>
-      <w:bookmarkEnd w:id="26"/>
-      <w:r>
-        <w:rPr>
-          <w:lang w:val="fr-FR" w:eastAsia="en-US" w:bidi="ar-SA"/>
-        </w:rPr>
-        <w:t>Évaluation des symptômes psychotraumatiques</w:t>
-      </w:r>
-    </w:p>
-    <w:p>
-      <w:pPr>
-        <w:pStyle w:val="Normal"/>
-        <w:ind w:hanging="0" w:start="0"/>
-        <w:rPr>
-          <w:lang w:val="fr-FR" w:eastAsia="en-US" w:bidi="ar-SA"/>
-        </w:rPr>
-      </w:pPr>
-      <w:r>
-        <w:rPr>
-          <w:b/>
-          <w:lang w:val="fr-FR" w:eastAsia="en-US" w:bidi="ar-SA"/>
-        </w:rPr>
-        <w:t xml:space="preserve">Analyse échelle :  </w:t>
-      </w:r>
-      <w:r>
-        <w:rPr>
-          <w:b w:val="false"/>
-          <w:bCs w:val="false"/>
-          <w:lang w:val="fr-FR" w:eastAsia="en-US" w:bidi="ar-SA"/>
-        </w:rPr>
-        <w:t>@remplir libre :  …………...@</w:t>
-      </w:r>
-    </w:p>
-    <w:p>
-      <w:pPr>
-        <w:pStyle w:val="Normal"/>
-        <w:ind w:hanging="0" w:start="0"/>
-        <w:rPr>
-          <w:lang w:val="fr-FR" w:eastAsia="en-US" w:bidi="ar-SA"/>
-        </w:rPr>
-      </w:pPr>
-      <w:r>
-        <w:rPr>
-          <w:lang w:val="fr-FR" w:eastAsia="en-US" w:bidi="ar-SA"/>
-        </w:rPr>
-        <w:t>De manière plus détaillée, &lt;&lt;mec_genre&gt;&gt; &lt;&lt;mec_prenom&gt;&gt; &lt;&lt;mec_nom&gt;&gt; rapporte l'apparition de symptômes.</w:t>
-      </w:r>
-    </w:p>
-    <w:p>
-      <w:pPr>
-        <w:pStyle w:val="Normal"/>
-        <w:ind w:hanging="0" w:start="0"/>
-        <w:rPr>
-          <w:lang w:val="fr-FR" w:eastAsia="en-US" w:bidi="ar-SA"/>
-        </w:rPr>
-      </w:pPr>
-      <w:r>
-        <w:rPr>
-          <w:lang w:val="fr-FR" w:eastAsia="en-US" w:bidi="ar-SA"/>
-        </w:rPr>
-        <w:t>@</w:t>
-      </w:r>
-      <w:r>
-        <w:rPr>
-          <w:lang w:val="fr-FR" w:eastAsia="en-US" w:bidi="ar-SA"/>
-        </w:rPr>
-        <w:t xml:space="preserve">dires₇.2 </w:t>
-      </w:r>
-      <w:r>
-        <w:rPr>
-          <w:lang w:val="fr-FR" w:eastAsia="en-US" w:bidi="ar-SA"/>
-        </w:rPr>
-        <w:t>………….. @</w:t>
-      </w:r>
-    </w:p>
-    <w:p>
-      <w:pPr>
-        <w:pStyle w:val="Heading3"/>
-        <w:numPr>
-          <w:ilvl w:val="2"/>
-          <w:numId w:val="9"/>
-        </w:numPr>
-        <w:rPr>
-          <w:lang w:val="fr-FR" w:eastAsia="en-US" w:bidi="ar-SA"/>
-        </w:rPr>
-      </w:pPr>
-      <w:bookmarkStart w:id="27" w:name="__RefHeading___Toc167_3859463407"/>
-      <w:bookmarkEnd w:id="27"/>
-      <w:r>
-        <w:rPr>
-          <w:lang w:val="fr-FR" w:eastAsia="en-US" w:bidi="ar-SA"/>
-        </w:rPr>
-        <w:t>Symptômes d'intrusion</w:t>
-      </w:r>
-    </w:p>
-    <w:p>
-      <w:pPr>
-        <w:pStyle w:val="Normal"/>
-        <w:ind w:hanging="0" w:start="0"/>
-        <w:rPr>
-          <w:lang w:val="fr-FR" w:eastAsia="en-US" w:bidi="ar-SA"/>
-        </w:rPr>
-      </w:pPr>
-      <w:r>
-        <w:rPr>
-          <w:b w:val="false"/>
-          <w:bCs w:val="false"/>
-          <w:lang w:val="fr-FR" w:eastAsia="en-US" w:bidi="ar-SA"/>
-        </w:rPr>
-        <w:t>@</w:t>
-      </w:r>
-      <w:r>
-        <w:rPr>
-          <w:b w:val="false"/>
-          <w:bCs w:val="false"/>
-          <w:lang w:val="fr-FR" w:eastAsia="en-US" w:bidi="ar-SA"/>
-        </w:rPr>
-        <w:t>dires_7.2.1</w:t>
-      </w:r>
-      <w:r>
-        <w:rPr>
-          <w:b w:val="false"/>
-          <w:bCs w:val="false"/>
-          <w:lang w:val="fr-FR" w:eastAsia="en-US" w:bidi="ar-SA"/>
-        </w:rPr>
-        <w:t xml:space="preserve">  …………...@</w:t>
-      </w:r>
-    </w:p>
-    <w:p>
-      <w:pPr>
-        <w:pStyle w:val="Heading3"/>
-        <w:numPr>
-          <w:ilvl w:val="2"/>
-          <w:numId w:val="9"/>
-        </w:numPr>
-        <w:rPr>
-          <w:lang w:val="fr-FR" w:eastAsia="en-US" w:bidi="ar-SA"/>
-        </w:rPr>
-      </w:pPr>
-      <w:bookmarkStart w:id="28" w:name="__RefHeading___Toc169_3859463407"/>
-      <w:bookmarkEnd w:id="28"/>
-      <w:r>
-        <w:rPr>
-          <w:lang w:val="fr-FR" w:eastAsia="en-US" w:bidi="ar-SA"/>
-        </w:rPr>
-        <w:t>Symptômes d'évitement</w:t>
-      </w:r>
-    </w:p>
-    <w:p>
-      <w:pPr>
-        <w:pStyle w:val="Normal"/>
-        <w:ind w:hanging="0" w:start="0"/>
-        <w:rPr>
-          <w:lang w:val="fr-FR" w:eastAsia="en-US" w:bidi="ar-SA"/>
-        </w:rPr>
-      </w:pPr>
-      <w:r>
-        <w:rPr>
-          <w:b w:val="false"/>
-          <w:bCs w:val="false"/>
-          <w:lang w:val="fr-FR" w:eastAsia="en-US" w:bidi="ar-SA"/>
-        </w:rPr>
-        <w:t>@</w:t>
-      </w:r>
-      <w:r>
-        <w:rPr>
-          <w:b w:val="false"/>
-          <w:bCs w:val="false"/>
-          <w:lang w:val="fr-FR" w:eastAsia="en-US" w:bidi="ar-SA"/>
-        </w:rPr>
-        <w:t>dires_7.2.2</w:t>
-      </w:r>
-      <w:r>
-        <w:rPr>
-          <w:b w:val="false"/>
-          <w:bCs w:val="false"/>
-          <w:lang w:val="fr-FR" w:eastAsia="en-US" w:bidi="ar-SA"/>
-        </w:rPr>
-        <w:t xml:space="preserve"> …………...@</w:t>
-      </w:r>
-    </w:p>
-    <w:p>
-      <w:pPr>
-        <w:pStyle w:val="Heading3"/>
-        <w:numPr>
-          <w:ilvl w:val="2"/>
-          <w:numId w:val="9"/>
-        </w:numPr>
-        <w:rPr>
-          <w:lang w:val="fr-FR" w:eastAsia="en-US" w:bidi="ar-SA"/>
-        </w:rPr>
-      </w:pPr>
-      <w:bookmarkStart w:id="29" w:name="__RefHeading___Toc171_3859463407"/>
-      <w:bookmarkEnd w:id="29"/>
-      <w:r>
-        <w:rPr>
-          <w:lang w:val="fr-FR" w:eastAsia="en-US" w:bidi="ar-SA"/>
-        </w:rPr>
-        <w:t>Symptômes d'altération des cognitions et de l'humeur</w:t>
-      </w:r>
-    </w:p>
-    <w:p>
-      <w:pPr>
-        <w:pStyle w:val="Normal"/>
-        <w:ind w:hanging="0" w:start="0"/>
-        <w:rPr>
-          <w:lang w:val="fr-FR" w:eastAsia="en-US" w:bidi="ar-SA"/>
-        </w:rPr>
-      </w:pPr>
-      <w:r>
-        <w:rPr>
-          <w:b w:val="false"/>
-          <w:bCs w:val="false"/>
-          <w:lang w:val="fr-FR" w:eastAsia="en-US" w:bidi="ar-SA"/>
-        </w:rPr>
-        <w:t>@remplir libre :  …………...@</w:t>
-      </w:r>
-    </w:p>
-    <w:p>
-      <w:pPr>
-        <w:pStyle w:val="Heading3"/>
-        <w:numPr>
-          <w:ilvl w:val="2"/>
-          <w:numId w:val="9"/>
-        </w:numPr>
-        <w:rPr>
-          <w:lang w:val="fr-FR" w:eastAsia="en-US" w:bidi="ar-SA"/>
-        </w:rPr>
-      </w:pPr>
-      <w:bookmarkStart w:id="30" w:name="__RefHeading___Toc173_3859463407"/>
-      <w:bookmarkEnd w:id="30"/>
-      <w:r>
-        <w:rPr>
-          <w:lang w:val="fr-FR" w:eastAsia="en-US" w:bidi="ar-SA"/>
-        </w:rPr>
-        <w:t>Symptômes d'éveil et de réactivité</w:t>
-      </w:r>
-    </w:p>
-    <w:p>
-      <w:pPr>
-        <w:pStyle w:val="Normal"/>
-        <w:ind w:hanging="0" w:start="0"/>
-        <w:rPr>
-          <w:lang w:val="fr-FR" w:eastAsia="en-US" w:bidi="ar-SA"/>
-        </w:rPr>
-      </w:pPr>
-      <w:r>
-        <w:rPr>
-          <w:b w:val="false"/>
-          <w:bCs w:val="false"/>
-          <w:lang w:val="fr-FR" w:eastAsia="en-US" w:bidi="ar-SA"/>
-        </w:rPr>
-        <w:t>@remplir libre :  …………...@</w:t>
-      </w:r>
-    </w:p>
-    <w:p>
-      <w:pPr>
-        <w:pStyle w:val="Heading3"/>
-        <w:numPr>
-          <w:ilvl w:val="2"/>
-          <w:numId w:val="9"/>
-        </w:numPr>
-        <w:rPr>
-          <w:lang w:val="fr-FR" w:eastAsia="en-US" w:bidi="ar-SA"/>
-        </w:rPr>
-      </w:pPr>
-      <w:bookmarkStart w:id="31" w:name="__RefHeading___Toc175_3859463407"/>
-      <w:bookmarkEnd w:id="31"/>
-      <w:r>
-        <w:rPr>
-          <w:lang w:val="fr-FR" w:eastAsia="en-US" w:bidi="ar-SA"/>
-        </w:rPr>
-        <w:t>Symptômes dissociatifs</w:t>
-      </w:r>
-    </w:p>
-    <w:p>
-      <w:pPr>
-        <w:pStyle w:val="Normal"/>
-        <w:ind w:hanging="0" w:start="0"/>
-        <w:rPr>
-          <w:lang w:val="fr-FR" w:eastAsia="en-US" w:bidi="ar-SA"/>
-        </w:rPr>
-      </w:pPr>
-      <w:r>
-        <w:rPr>
-          <w:b w:val="false"/>
-          <w:bCs w:val="false"/>
-          <w:lang w:val="fr-FR" w:eastAsia="en-US" w:bidi="ar-SA"/>
-        </w:rPr>
-        <w:t>@remplir libre :  …………...@</w:t>
-      </w:r>
-    </w:p>
-    <w:p>
-      <w:pPr>
-        <w:pStyle w:val="Normal"/>
-        <w:ind w:hanging="0" w:start="0"/>
-        <w:rPr>
-          <w:lang w:val="fr-FR" w:eastAsia="en-US" w:bidi="ar-SA"/>
-        </w:rPr>
-      </w:pPr>
-      <w:r>
-        <w:rPr>
-          <w:b/>
-          <w:lang w:val="fr-FR" w:eastAsia="en-US" w:bidi="ar-SA"/>
-        </w:rPr>
-        <w:t xml:space="preserve">Analyse : </w:t>
-      </w:r>
-      <w:r>
-        <w:rPr>
-          <w:b w:val="false"/>
-          <w:bCs w:val="false"/>
-          <w:lang w:val="fr-FR" w:eastAsia="en-US" w:bidi="ar-SA"/>
-        </w:rPr>
-        <w:t>@remplir libre :  …………...@</w:t>
-      </w:r>
-    </w:p>
-    <w:p>
-      <w:pPr>
-        <w:pStyle w:val="Heading1"/>
-        <w:numPr>
-          <w:ilvl w:val="0"/>
-          <w:numId w:val="9"/>
-        </w:numPr>
-        <w:rPr>
-          <w:lang w:val="fr-FR" w:eastAsia="en-US" w:bidi="ar-SA"/>
-        </w:rPr>
-      </w:pPr>
-      <w:bookmarkStart w:id="32" w:name="__RefHeading___Toc177_3859463407"/>
-      <w:bookmarkEnd w:id="32"/>
-      <w:r>
-        <w:rPr>
-          <w:lang w:val="fr-FR" w:eastAsia="en-US" w:bidi="ar-SA"/>
-        </w:rPr>
-        <w:t>CONCLUSION</w:t>
-      </w:r>
-    </w:p>
-    <w:p>
-      <w:pPr>
-        <w:pStyle w:val="Normal"/>
-        <w:ind w:hanging="0" w:start="0"/>
-        <w:rPr>
-          <w:lang w:val="fr-FR" w:eastAsia="en-US" w:bidi="ar-SA"/>
-        </w:rPr>
-      </w:pPr>
-      <w:r>
-        <w:rPr>
-          <w:lang w:val="fr-FR" w:eastAsia="en-US" w:bidi="ar-SA"/>
-        </w:rPr>
-      </w:r>
-    </w:p>
-    <w:p>
-      <w:pPr>
-        <w:pStyle w:val="Normal"/>
-        <w:ind w:hanging="0" w:start="0"/>
-        <w:rPr>
-          <w:lang w:val="fr-FR" w:eastAsia="en-US" w:bidi="ar-SA"/>
-        </w:rPr>
-      </w:pPr>
-      <w:r>
-        <w:rPr>
-          <w:lang w:val="fr-FR" w:eastAsia="en-US" w:bidi="ar-SA"/>
-        </w:rPr>
       </w:r>
     </w:p>
     <w:p>
@@ -4684,6 +5560,143 @@
     </w:lvl>
   </w:abstractNum>
   <w:abstractNum w:abstractNumId="12">
+    <w:lvl w:ilvl="0">
+      <w:start w:val="1"/>
+      <w:numFmt w:val="bullet"/>
+      <w:lvlText w:val=""/>
+      <w:lvlJc w:val="start"/>
+      <w:pPr>
+        <w:tabs>
+          <w:tab w:val="num" w:pos="720"/>
+        </w:tabs>
+        <w:ind w:start="720" w:hanging="360"/>
+      </w:pPr>
+      <w:rPr>
+        <w:rFonts w:ascii="Symbol" w:hAnsi="Symbol" w:cs="Symbol" w:hint="default"/>
+      </w:rPr>
+    </w:lvl>
+    <w:lvl w:ilvl="1">
+      <w:start w:val="1"/>
+      <w:numFmt w:val="bullet"/>
+      <w:lvlText w:val="◦"/>
+      <w:lvlJc w:val="start"/>
+      <w:pPr>
+        <w:tabs>
+          <w:tab w:val="num" w:pos="1080"/>
+        </w:tabs>
+        <w:ind w:start="1080" w:hanging="360"/>
+      </w:pPr>
+      <w:rPr>
+        <w:rFonts w:ascii="OpenSymbol" w:hAnsi="OpenSymbol" w:cs="OpenSymbol" w:hint="default"/>
+      </w:rPr>
+    </w:lvl>
+    <w:lvl w:ilvl="2">
+      <w:start w:val="1"/>
+      <w:numFmt w:val="bullet"/>
+      <w:lvlText w:val="▪"/>
+      <w:lvlJc w:val="start"/>
+      <w:pPr>
+        <w:tabs>
+          <w:tab w:val="num" w:pos="1440"/>
+        </w:tabs>
+        <w:ind w:start="1440" w:hanging="360"/>
+      </w:pPr>
+      <w:rPr>
+        <w:rFonts w:ascii="OpenSymbol" w:hAnsi="OpenSymbol" w:cs="OpenSymbol" w:hint="default"/>
+      </w:rPr>
+    </w:lvl>
+    <w:lvl w:ilvl="3">
+      <w:start w:val="1"/>
+      <w:numFmt w:val="bullet"/>
+      <w:lvlText w:val=""/>
+      <w:lvlJc w:val="start"/>
+      <w:pPr>
+        <w:tabs>
+          <w:tab w:val="num" w:pos="1800"/>
+        </w:tabs>
+        <w:ind w:start="1800" w:hanging="360"/>
+      </w:pPr>
+      <w:rPr>
+        <w:rFonts w:ascii="Symbol" w:hAnsi="Symbol" w:cs="Symbol" w:hint="default"/>
+      </w:rPr>
+    </w:lvl>
+    <w:lvl w:ilvl="4">
+      <w:start w:val="1"/>
+      <w:numFmt w:val="bullet"/>
+      <w:lvlText w:val="◦"/>
+      <w:lvlJc w:val="start"/>
+      <w:pPr>
+        <w:tabs>
+          <w:tab w:val="num" w:pos="2160"/>
+        </w:tabs>
+        <w:ind w:start="2160" w:hanging="360"/>
+      </w:pPr>
+      <w:rPr>
+        <w:rFonts w:ascii="OpenSymbol" w:hAnsi="OpenSymbol" w:cs="OpenSymbol" w:hint="default"/>
+      </w:rPr>
+    </w:lvl>
+    <w:lvl w:ilvl="5">
+      <w:start w:val="1"/>
+      <w:numFmt w:val="bullet"/>
+      <w:lvlText w:val="▪"/>
+      <w:lvlJc w:val="start"/>
+      <w:pPr>
+        <w:tabs>
+          <w:tab w:val="num" w:pos="2520"/>
+        </w:tabs>
+        <w:ind w:start="2520" w:hanging="360"/>
+      </w:pPr>
+      <w:rPr>
+        <w:rFonts w:ascii="OpenSymbol" w:hAnsi="OpenSymbol" w:cs="OpenSymbol" w:hint="default"/>
+      </w:rPr>
+    </w:lvl>
+    <w:lvl w:ilvl="6">
+      <w:start w:val="1"/>
+      <w:numFmt w:val="bullet"/>
+      <w:lvlText w:val=""/>
+      <w:lvlJc w:val="start"/>
+      <w:pPr>
+        <w:tabs>
+          <w:tab w:val="num" w:pos="2880"/>
+        </w:tabs>
+        <w:ind w:start="2880" w:hanging="360"/>
+      </w:pPr>
+      <w:rPr>
+        <w:rFonts w:ascii="Symbol" w:hAnsi="Symbol" w:cs="Symbol" w:hint="default"/>
+      </w:rPr>
+    </w:lvl>
+    <w:lvl w:ilvl="7">
+      <w:start w:val="1"/>
+      <w:numFmt w:val="bullet"/>
+      <w:lvlText w:val="◦"/>
+      <w:lvlJc w:val="start"/>
+      <w:pPr>
+        <w:tabs>
+          <w:tab w:val="num" w:pos="3240"/>
+        </w:tabs>
+        <w:ind w:start="3240" w:hanging="360"/>
+      </w:pPr>
+      <w:rPr>
+        <w:rFonts w:ascii="OpenSymbol" w:hAnsi="OpenSymbol" w:cs="OpenSymbol" w:hint="default"/>
+      </w:rPr>
+    </w:lvl>
+    <w:lvl w:ilvl="8">
+      <w:start w:val="1"/>
+      <w:numFmt w:val="bullet"/>
+      <w:lvlText w:val="▪"/>
+      <w:lvlJc w:val="start"/>
+      <w:pPr>
+        <w:tabs>
+          <w:tab w:val="num" w:pos="3600"/>
+        </w:tabs>
+        <w:ind w:start="3600" w:hanging="360"/>
+      </w:pPr>
+      <w:rPr>
+        <w:rFonts w:ascii="OpenSymbol" w:hAnsi="OpenSymbol" w:cs="OpenSymbol" w:hint="default"/>
+      </w:rPr>
+    </w:lvl>
+  </w:abstractNum>
+  <w:abstractNum w:abstractNumId="13">
     <w:lvl w:ilvl="0">
       <w:start w:val="1"/>
       <w:numFmt w:val="bullet"/>
@@ -4855,6 +5868,9 @@
   </w:num>
   <w:num w:numId="12">
     <w:abstractNumId w:val="12"/>
+  </w:num>
+  <w:num w:numId="13">
+    <w:abstractNumId w:val="13"/>
   </w:num>
 </w:numbering>
 </file>
@@ -5633,10 +6649,17 @@
       <w:u w:val="single"/>
     </w:rPr>
   </w:style>
-  <w:style w:type="character" w:styleId="Sautdindex">
-    <w:name w:val="Saut d'index"/>
+  <w:style w:type="character" w:styleId="Sautdindexuser">
+    <w:name w:val="Saut d'index (user)"/>
     <w:qFormat/>
     <w:rPr/>
+  </w:style>
+  <w:style w:type="character" w:styleId="Puces">
+    <w:name w:val="Puces"/>
+    <w:qFormat/>
+    <w:rPr>
+      <w:rFonts w:ascii="OpenSymbol" w:hAnsi="OpenSymbol" w:eastAsia="OpenSymbol" w:cs="OpenSymbol"/>
+    </w:rPr>
   </w:style>
   <w:style w:type="character" w:styleId="Pucesuser">
     <w:name w:val="Puces (user)"/>
@@ -5645,12 +6668,10 @@
       <w:rFonts w:ascii="OpenSymbol" w:hAnsi="OpenSymbol" w:eastAsia="OpenSymbol" w:cs="OpenSymbol"/>
     </w:rPr>
   </w:style>
-  <w:style w:type="character" w:styleId="Puces">
-    <w:name w:val="Puces"/>
+  <w:style w:type="character" w:styleId="Sautdindex">
+    <w:name w:val="Saut d'index"/>
     <w:qFormat/>
-    <w:rPr>
-      <w:rFonts w:ascii="OpenSymbol" w:hAnsi="OpenSymbol" w:eastAsia="OpenSymbol" w:cs="OpenSymbol"/>
-    </w:rPr>
+    <w:rPr/>
   </w:style>
   <w:style w:type="paragraph" w:styleId="Titre">
     <w:name w:val="Titre"/>
@@ -5737,15 +6758,15 @@
       <w:szCs w:val="28"/>
     </w:rPr>
   </w:style>
-  <w:style w:type="paragraph" w:styleId="En-tteetpieddepage">
-    <w:name w:val="En-tête et pied de page"/>
+  <w:style w:type="paragraph" w:styleId="En-tteetpieddepageuser">
+    <w:name w:val="En-tête et pied de page (user)"/>
     <w:basedOn w:val="Normal"/>
     <w:qFormat/>
     <w:pPr/>
     <w:rPr/>
   </w:style>
-  <w:style w:type="paragraph" w:styleId="En-tteetpieddepageuser">
-    <w:name w:val="En-tête et pied de page (user)"/>
+  <w:style w:type="paragraph" w:styleId="En-tteetpieddepage">
+    <w:name w:val="En-tête et pied de page"/>
     <w:basedOn w:val="Normal"/>
     <w:qFormat/>
     <w:pPr/>
@@ -6120,7 +7141,7 @@
   </w:style>
   <w:style w:type="paragraph" w:styleId="IndexHeading">
     <w:name w:val="index heading"/>
-    <w:basedOn w:val="Titre"/>
+    <w:basedOn w:val="Titreuser"/>
     <w:pPr/>
     <w:rPr/>
   </w:style>
@@ -6196,8 +7217,27 @@
     <w:pPr/>
     <w:rPr/>
   </w:style>
-  <w:style w:type="numbering" w:styleId="Pasdeliste" w:default="1">
-    <w:name w:val="Pas de liste"/>
+  <w:style w:type="paragraph" w:styleId="normal1">
+    <w:name w:val="normal1"/>
+    <w:qFormat/>
+    <w:pPr>
+      <w:widowControl/>
+      <w:suppressAutoHyphens w:val="true"/>
+      <w:bidi w:val="0"/>
+      <w:spacing w:lineRule="auto" w:line="259" w:before="0" w:after="160"/>
+      <w:jc w:val="start"/>
+    </w:pPr>
+    <w:rPr>
+      <w:rFonts w:ascii="Cambria" w:hAnsi="Cambria" w:eastAsia="" w:cs="" w:asciiTheme="minorHAnsi" w:cstheme="minorBidi" w:eastAsiaTheme="minorEastAsia" w:hAnsiTheme="minorHAnsi"/>
+      <w:color w:val="auto"/>
+      <w:kern w:val="0"/>
+      <w:sz w:val="22"/>
+      <w:szCs w:val="22"/>
+      <w:lang w:val="en-US" w:eastAsia="en-US" w:bidi="ar-SA"/>
+    </w:rPr>
+  </w:style>
+  <w:style w:type="numbering" w:styleId="Pasdelisteuser" w:default="1">
+    <w:name w:val="Pas de liste (user)"/>
     <w:uiPriority w:val="99"/>
     <w:semiHidden/>
     <w:unhideWhenUsed/>
